--- a/Report/2aa4de9e-c8f9-4ae4-b81c-2377e38a68d8-TFf0336339-45a6-4a3e-812f-7918ef210f4f_wac.docx
+++ b/Report/2aa4de9e-c8f9-4ae4-b81c-2377e38a68d8-TFf0336339-45a6-4a3e-812f-7918ef210f4f_wac.docx
@@ -2651,6 +2651,451 @@
         </w:rPr>
         <w:t>”.Let’s code it together.</w:t>
       </w:r>
+    </w:p>
+    <w:p>
+      <w:pPr>
+        <w:numPr>
+          <w:ilvl w:val="0"/>
+          <w:numId w:val="11"/>
+        </w:numPr>
+        <w:tabs>
+          <w:tab w:val="clear" w:pos="420"/>
+        </w:tabs>
+        <w:spacing w:before="160" w:after="80" w:line="240" w:lineRule="auto"/>
+        <w:ind w:left="420" w:leftChars="0" w:hanging="420" w:firstLineChars="0"/>
+        <w:jc w:val="center"/>
+        <w:rPr>
+          <w:rFonts w:hint="default" w:ascii="Cambria" w:hAnsi="Cambria" w:cs="Cambria"/>
+          <w:sz w:val="32"/>
+          <w:szCs w:val="32"/>
+          <w:lang w:val="en-CA"/>
+        </w:rPr>
+      </w:pPr>
+      <w:r>
+        <w:drawing>
+          <wp:inline distT="0" distB="0" distL="114300" distR="114300">
+            <wp:extent cx="6237605" cy="4846955"/>
+            <wp:effectExtent l="0" t="0" r="10795" b="14605"/>
+            <wp:docPr id="8" name="Picture 8"/>
+            <wp:cNvGraphicFramePr>
+              <a:graphicFrameLocks xmlns:a="http://schemas.openxmlformats.org/drawingml/2006/main" noChangeAspect="1"/>
+            </wp:cNvGraphicFramePr>
+            <a:graphic xmlns:a="http://schemas.openxmlformats.org/drawingml/2006/main">
+              <a:graphicData uri="http://schemas.openxmlformats.org/drawingml/2006/picture">
+                <pic:pic xmlns:pic="http://schemas.openxmlformats.org/drawingml/2006/picture">
+                  <pic:nvPicPr>
+                    <pic:cNvPr id="8" name="Picture 8"/>
+                    <pic:cNvPicPr>
+                      <a:picLocks noChangeAspect="1"/>
+                    </pic:cNvPicPr>
+                  </pic:nvPicPr>
+                  <pic:blipFill>
+                    <a:blip r:embed="rId12"/>
+                    <a:stretch>
+                      <a:fillRect/>
+                    </a:stretch>
+                  </pic:blipFill>
+                  <pic:spPr>
+                    <a:xfrm>
+                      <a:off x="0" y="0"/>
+                      <a:ext cx="6237605" cy="4846955"/>
+                    </a:xfrm>
+                    <a:prstGeom prst="rect">
+                      <a:avLst/>
+                    </a:prstGeom>
+                    <a:noFill/>
+                    <a:ln>
+                      <a:noFill/>
+                    </a:ln>
+                  </pic:spPr>
+                </pic:pic>
+              </a:graphicData>
+            </a:graphic>
+          </wp:inline>
+        </w:drawing>
+      </w:r>
+    </w:p>
+    <w:p>
+      <w:pPr>
+        <w:numPr>
+          <w:numId w:val="0"/>
+        </w:numPr>
+        <w:spacing w:before="160" w:after="80" w:line="240" w:lineRule="auto"/>
+        <w:jc w:val="left"/>
+        <w:rPr>
+          <w:rFonts w:hint="default" w:ascii="Cambria" w:hAnsi="Cambria" w:cs="Cambria"/>
+          <w:sz w:val="32"/>
+          <w:szCs w:val="32"/>
+          <w:lang w:val="en-CA"/>
+        </w:rPr>
+      </w:pPr>
+      <w:r>
+        <w:drawing>
+          <wp:inline distT="0" distB="0" distL="114300" distR="114300">
+            <wp:extent cx="5942965" cy="635000"/>
+            <wp:effectExtent l="0" t="0" r="635" b="5080"/>
+            <wp:docPr id="9" name="Picture 9"/>
+            <wp:cNvGraphicFramePr>
+              <a:graphicFrameLocks xmlns:a="http://schemas.openxmlformats.org/drawingml/2006/main" noChangeAspect="1"/>
+            </wp:cNvGraphicFramePr>
+            <a:graphic xmlns:a="http://schemas.openxmlformats.org/drawingml/2006/main">
+              <a:graphicData uri="http://schemas.openxmlformats.org/drawingml/2006/picture">
+                <pic:pic xmlns:pic="http://schemas.openxmlformats.org/drawingml/2006/picture">
+                  <pic:nvPicPr>
+                    <pic:cNvPr id="9" name="Picture 9"/>
+                    <pic:cNvPicPr>
+                      <a:picLocks noChangeAspect="1"/>
+                    </pic:cNvPicPr>
+                  </pic:nvPicPr>
+                  <pic:blipFill>
+                    <a:blip r:embed="rId13"/>
+                    <a:stretch>
+                      <a:fillRect/>
+                    </a:stretch>
+                  </pic:blipFill>
+                  <pic:spPr>
+                    <a:xfrm>
+                      <a:off x="0" y="0"/>
+                      <a:ext cx="5942965" cy="635000"/>
+                    </a:xfrm>
+                    <a:prstGeom prst="rect">
+                      <a:avLst/>
+                    </a:prstGeom>
+                    <a:noFill/>
+                    <a:ln>
+                      <a:noFill/>
+                    </a:ln>
+                  </pic:spPr>
+                </pic:pic>
+              </a:graphicData>
+            </a:graphic>
+          </wp:inline>
+        </w:drawing>
+      </w:r>
+    </w:p>
+    <w:p>
+      <w:pPr>
+        <w:numPr>
+          <w:ilvl w:val="0"/>
+          <w:numId w:val="11"/>
+        </w:numPr>
+        <w:tabs>
+          <w:tab w:val="clear" w:pos="420"/>
+        </w:tabs>
+        <w:spacing w:before="160" w:after="80" w:line="240" w:lineRule="auto"/>
+        <w:ind w:left="420" w:leftChars="0" w:hanging="420" w:firstLineChars="0"/>
+        <w:jc w:val="left"/>
+        <w:rPr>
+          <w:rFonts w:hint="default" w:ascii="Cambria" w:hAnsi="Cambria" w:cs="Cambria"/>
+          <w:sz w:val="32"/>
+          <w:szCs w:val="32"/>
+          <w:lang w:val="en-CA"/>
+        </w:rPr>
+      </w:pPr>
+      <w:r>
+        <w:rPr>
+          <w:rFonts w:hint="default" w:ascii="Cambria" w:hAnsi="Cambria" w:cs="Cambria"/>
+          <w:sz w:val="32"/>
+          <w:szCs w:val="32"/>
+          <w:lang w:val="en-CA"/>
+        </w:rPr>
+        <w:t>In our code , we have added kind of technquies such as SPMD .</w:t>
+      </w:r>
+    </w:p>
+    <w:p>
+      <w:pPr>
+        <w:numPr>
+          <w:numId w:val="0"/>
+        </w:numPr>
+        <w:spacing w:before="160" w:after="80" w:line="240" w:lineRule="auto"/>
+        <w:ind w:leftChars="0"/>
+        <w:jc w:val="left"/>
+        <w:rPr>
+          <w:rFonts w:hint="default" w:ascii="Cambria" w:hAnsi="Cambria" w:cs="Cambria"/>
+          <w:sz w:val="32"/>
+          <w:szCs w:val="32"/>
+          <w:lang w:val="en-CA"/>
+        </w:rPr>
+      </w:pPr>
+      <w:r>
+        <w:rPr>
+          <w:rFonts w:hint="default" w:ascii="Cambria" w:hAnsi="Cambria" w:cs="Cambria"/>
+          <w:sz w:val="32"/>
+          <w:szCs w:val="32"/>
+          <w:lang w:val="en-CA"/>
+        </w:rPr>
+        <w:t>In our code , we created an array to store each cacluation of id related to our thread cyclic distribution.Also we have avoided our race condtion that leads to wrong answers!.</w:t>
+      </w:r>
+    </w:p>
+    <w:p>
+      <w:pPr>
+        <w:numPr>
+          <w:numId w:val="0"/>
+        </w:numPr>
+        <w:spacing w:before="160" w:after="80" w:line="240" w:lineRule="auto"/>
+        <w:ind w:leftChars="0"/>
+        <w:jc w:val="left"/>
+        <w:rPr>
+          <w:rFonts w:hint="default" w:ascii="Cambria" w:hAnsi="Cambria" w:cs="Cambria"/>
+          <w:sz w:val="32"/>
+          <w:szCs w:val="32"/>
+          <w:lang w:val="en-CA"/>
+        </w:rPr>
+      </w:pPr>
+    </w:p>
+    <w:p>
+      <w:pPr>
+        <w:numPr>
+          <w:ilvl w:val="0"/>
+          <w:numId w:val="11"/>
+        </w:numPr>
+        <w:tabs>
+          <w:tab w:val="clear" w:pos="420"/>
+        </w:tabs>
+        <w:spacing w:before="160" w:after="80" w:line="240" w:lineRule="auto"/>
+        <w:ind w:left="420" w:leftChars="0" w:hanging="420" w:firstLineChars="0"/>
+        <w:jc w:val="left"/>
+        <w:rPr>
+          <w:rFonts w:hint="default" w:ascii="Cambria" w:hAnsi="Cambria" w:cs="Cambria"/>
+          <w:sz w:val="32"/>
+          <w:szCs w:val="32"/>
+          <w:lang w:val="en-CA"/>
+        </w:rPr>
+      </w:pPr>
+      <w:r>
+        <w:rPr>
+          <w:rFonts w:hint="default" w:ascii="Cambria" w:hAnsi="Cambria" w:cs="Cambria"/>
+          <w:sz w:val="32"/>
+          <w:szCs w:val="32"/>
+          <w:lang w:val="en-CA"/>
+        </w:rPr>
+        <w:t>Although we achieved the target purpose , the optimal execution has not been found yet . That because of that concept of false sharing</w:t>
+      </w:r>
+    </w:p>
+    <w:p>
+      <w:pPr>
+        <w:numPr>
+          <w:ilvl w:val="0"/>
+          <w:numId w:val="12"/>
+        </w:numPr>
+        <w:spacing w:before="160" w:after="80" w:line="240" w:lineRule="auto"/>
+        <w:ind w:left="432" w:leftChars="0" w:hanging="432" w:firstLineChars="0"/>
+        <w:jc w:val="center"/>
+        <w:rPr>
+          <w:rFonts w:hint="default" w:ascii="Cambria" w:hAnsi="Cambria" w:cs="Cambria"/>
+          <w:sz w:val="44"/>
+          <w:szCs w:val="44"/>
+          <w:lang w:val="en-CA"/>
+        </w:rPr>
+      </w:pPr>
+      <w:r>
+        <w:rPr>
+          <w:rFonts w:hint="default" w:ascii="Cambria" w:hAnsi="Cambria" w:cs="Cambria"/>
+          <w:sz w:val="44"/>
+          <w:szCs w:val="44"/>
+          <w:lang w:val="en-CA"/>
+        </w:rPr>
+        <w:t>(ChallengingwithFalsesharing,Lecture2Slide56)</w:t>
+      </w:r>
+    </w:p>
+    <w:p>
+      <w:pPr>
+        <w:numPr>
+          <w:numId w:val="0"/>
+        </w:numPr>
+        <w:spacing w:before="160" w:after="80" w:line="240" w:lineRule="auto"/>
+        <w:jc w:val="left"/>
+        <w:rPr>
+          <w:rFonts w:hint="default" w:ascii="Cambria" w:hAnsi="Cambria" w:cs="Cambria"/>
+          <w:sz w:val="44"/>
+          <w:szCs w:val="44"/>
+          <w:lang w:val="en-CA"/>
+        </w:rPr>
+      </w:pPr>
+    </w:p>
+    <w:p>
+      <w:pPr>
+        <w:numPr>
+          <w:ilvl w:val="0"/>
+          <w:numId w:val="13"/>
+        </w:numPr>
+        <w:tabs>
+          <w:tab w:val="clear" w:pos="420"/>
+        </w:tabs>
+        <w:spacing w:before="160" w:after="80" w:line="240" w:lineRule="auto"/>
+        <w:ind w:left="420" w:leftChars="0" w:hanging="420" w:firstLineChars="0"/>
+        <w:jc w:val="left"/>
+        <w:rPr>
+          <w:rFonts w:hint="default" w:ascii="Cambria" w:hAnsi="Cambria" w:cs="Cambria"/>
+          <w:sz w:val="32"/>
+          <w:szCs w:val="32"/>
+          <w:lang w:val="en-CA"/>
+        </w:rPr>
+      </w:pPr>
+      <w:r>
+        <w:rPr>
+          <w:rFonts w:hint="default" w:ascii="Cambria" w:hAnsi="Cambria" w:cs="Cambria"/>
+          <w:sz w:val="32"/>
+          <w:szCs w:val="32"/>
+          <w:lang w:val="en-CA"/>
+        </w:rPr>
+        <w:t>Now after see the problem of caching , going to random access memory forward and backward and lack of time execution, We need to store most of information in cache in order to fast retrieval info.</w:t>
+      </w:r>
+    </w:p>
+    <w:p>
+      <w:pPr>
+        <w:numPr>
+          <w:ilvl w:val="0"/>
+          <w:numId w:val="13"/>
+        </w:numPr>
+        <w:tabs>
+          <w:tab w:val="clear" w:pos="420"/>
+        </w:tabs>
+        <w:spacing w:before="160" w:after="80" w:line="240" w:lineRule="auto"/>
+        <w:ind w:left="420" w:leftChars="0" w:hanging="420" w:firstLineChars="0"/>
+        <w:jc w:val="left"/>
+        <w:rPr>
+          <w:rFonts w:hint="default" w:ascii="Cambria" w:hAnsi="Cambria" w:cs="Cambria"/>
+          <w:sz w:val="32"/>
+          <w:szCs w:val="32"/>
+          <w:lang w:val="en-CA"/>
+        </w:rPr>
+      </w:pPr>
+      <w:r>
+        <w:rPr>
+          <w:rFonts w:hint="default" w:ascii="Cambria" w:hAnsi="Cambria" w:cs="Cambria"/>
+          <w:sz w:val="32"/>
+          <w:szCs w:val="32"/>
+          <w:lang w:val="en-CA"/>
+        </w:rPr>
+        <w:t xml:space="preserve">Let’s see our picture to understand </w:t>
+      </w:r>
+    </w:p>
+    <w:p>
+      <w:pPr>
+        <w:numPr>
+          <w:ilvl w:val="0"/>
+          <w:numId w:val="13"/>
+        </w:numPr>
+        <w:tabs>
+          <w:tab w:val="clear" w:pos="420"/>
+        </w:tabs>
+        <w:spacing w:before="160" w:after="80" w:line="240" w:lineRule="auto"/>
+        <w:ind w:left="420" w:leftChars="0" w:hanging="420" w:firstLineChars="0"/>
+        <w:jc w:val="left"/>
+        <w:rPr>
+          <w:rFonts w:hint="default" w:ascii="Cambria" w:hAnsi="Cambria" w:cs="Cambria"/>
+          <w:sz w:val="32"/>
+          <w:szCs w:val="32"/>
+          <w:lang w:val="en-CA"/>
+        </w:rPr>
+      </w:pPr>
+      <w:r>
+        <w:drawing>
+          <wp:inline distT="0" distB="0" distL="114300" distR="114300">
+            <wp:extent cx="5942330" cy="5501005"/>
+            <wp:effectExtent l="0" t="0" r="1270" b="635"/>
+            <wp:docPr id="10" name="Picture 10"/>
+            <wp:cNvGraphicFramePr>
+              <a:graphicFrameLocks xmlns:a="http://schemas.openxmlformats.org/drawingml/2006/main" noChangeAspect="1"/>
+            </wp:cNvGraphicFramePr>
+            <a:graphic xmlns:a="http://schemas.openxmlformats.org/drawingml/2006/main">
+              <a:graphicData uri="http://schemas.openxmlformats.org/drawingml/2006/picture">
+                <pic:pic xmlns:pic="http://schemas.openxmlformats.org/drawingml/2006/picture">
+                  <pic:nvPicPr>
+                    <pic:cNvPr id="10" name="Picture 10"/>
+                    <pic:cNvPicPr>
+                      <a:picLocks noChangeAspect="1"/>
+                    </pic:cNvPicPr>
+                  </pic:nvPicPr>
+                  <pic:blipFill>
+                    <a:blip r:embed="rId14"/>
+                    <a:stretch>
+                      <a:fillRect/>
+                    </a:stretch>
+                  </pic:blipFill>
+                  <pic:spPr>
+                    <a:xfrm>
+                      <a:off x="0" y="0"/>
+                      <a:ext cx="5942330" cy="5501005"/>
+                    </a:xfrm>
+                    <a:prstGeom prst="rect">
+                      <a:avLst/>
+                    </a:prstGeom>
+                    <a:noFill/>
+                    <a:ln>
+                      <a:noFill/>
+                    </a:ln>
+                  </pic:spPr>
+                </pic:pic>
+              </a:graphicData>
+            </a:graphic>
+          </wp:inline>
+        </w:drawing>
+      </w:r>
+    </w:p>
+    <w:p>
+      <w:pPr>
+        <w:numPr>
+          <w:ilvl w:val="0"/>
+          <w:numId w:val="13"/>
+        </w:numPr>
+        <w:tabs>
+          <w:tab w:val="clear" w:pos="420"/>
+        </w:tabs>
+        <w:spacing w:before="160" w:after="80" w:line="240" w:lineRule="auto"/>
+        <w:ind w:left="420" w:leftChars="0" w:hanging="420" w:firstLineChars="0"/>
+        <w:jc w:val="left"/>
+        <w:rPr>
+          <w:rFonts w:hint="default" w:ascii="Cambria" w:hAnsi="Cambria" w:cs="Cambria"/>
+          <w:sz w:val="32"/>
+          <w:szCs w:val="32"/>
+          <w:lang w:val="en-CA"/>
+        </w:rPr>
+      </w:pPr>
+      <w:r>
+        <w:drawing>
+          <wp:inline distT="0" distB="0" distL="114300" distR="114300">
+            <wp:extent cx="5942330" cy="747395"/>
+            <wp:effectExtent l="0" t="0" r="1270" b="14605"/>
+            <wp:docPr id="12" name="Picture 12"/>
+            <wp:cNvGraphicFramePr>
+              <a:graphicFrameLocks xmlns:a="http://schemas.openxmlformats.org/drawingml/2006/main" noChangeAspect="1"/>
+            </wp:cNvGraphicFramePr>
+            <a:graphic xmlns:a="http://schemas.openxmlformats.org/drawingml/2006/main">
+              <a:graphicData uri="http://schemas.openxmlformats.org/drawingml/2006/picture">
+                <pic:pic xmlns:pic="http://schemas.openxmlformats.org/drawingml/2006/picture">
+                  <pic:nvPicPr>
+                    <pic:cNvPr id="12" name="Picture 12"/>
+                    <pic:cNvPicPr>
+                      <a:picLocks noChangeAspect="1"/>
+                    </pic:cNvPicPr>
+                  </pic:nvPicPr>
+                  <pic:blipFill>
+                    <a:blip r:embed="rId15"/>
+                    <a:stretch>
+                      <a:fillRect/>
+                    </a:stretch>
+                  </pic:blipFill>
+                  <pic:spPr>
+                    <a:xfrm>
+                      <a:off x="0" y="0"/>
+                      <a:ext cx="5942330" cy="747395"/>
+                    </a:xfrm>
+                    <a:prstGeom prst="rect">
+                      <a:avLst/>
+                    </a:prstGeom>
+                    <a:noFill/>
+                    <a:ln>
+                      <a:noFill/>
+                    </a:ln>
+                  </pic:spPr>
+                </pic:pic>
+              </a:graphicData>
+            </a:graphic>
+          </wp:inline>
+        </w:drawing>
+      </w:r>
       <w:bookmarkStart w:id="0" w:name="_GoBack"/>
       <w:bookmarkEnd w:id="0"/>
     </w:p>
@@ -2773,115 +3218,7 @@
         <w:pStyle w:val="2"/>
       </w:pPr>
     </w:p>
-    <w:p>
-      <w:pPr>
-        <w:pStyle w:val="2"/>
-      </w:pPr>
-      <w:r>
-        <w:t>Executive summary</w:t>
-      </w:r>
-    </w:p>
-    <w:p>
-      <w:r>
-        <w:t>Consolidated Messenger closed Q1 2025 with record-breaking revenue growth, driven by expanded e-commerce partnerships and streamlined delivery operations. Revenue increased by 12% quarter-over-quarter, reaching $45 million. Operational efficiency improvements resulted in a 15% reduction in delivery times, enhancing customer satisfaction.</w:t>
-      </w:r>
-      <w:r>
-        <w:br w:type="textWrapping"/>
-      </w:r>
-    </w:p>
-    <w:p>
-      <w:pPr>
-        <w:pStyle w:val="2"/>
-      </w:pPr>
-      <w:r>
-        <w:t>Financial overview</w:t>
-      </w:r>
-    </w:p>
-    <w:p>
-      <w:r>
-        <w:t>Q1 revenue totaled $45 million, a 12% increase from the previous quarter. Net profit margins rose to 18%, attributed to cost optimization initiatives and increased delivery volume. Operating expenses were effectively managed, ensuring sustainable growth.</w:t>
-      </w:r>
-      <w:r>
-        <w:br w:type="textWrapping"/>
-      </w:r>
-    </w:p>
-    <w:p>
-      <w:pPr>
-        <w:pStyle w:val="2"/>
-      </w:pPr>
-      <w:r>
-        <w:t>Operational performance</w:t>
-      </w:r>
-    </w:p>
-    <w:p>
-      <w:r>
-        <w:t>Consolidated Messenger achieved a 15% reduction in delivery times by optimizing route planning and expanding its network of regional fulfillment centers. Customer satisfaction scores improved by 10%, reflecting the positive impact of these operational changes.</w:t>
-      </w:r>
-      <w:r>
-        <w:br w:type="textWrapping"/>
-      </w:r>
-    </w:p>
-    <w:p>
-      <w:pPr>
-        <w:pStyle w:val="2"/>
-      </w:pPr>
-      <w:r>
-        <w:t>Market analysis</w:t>
-      </w:r>
-    </w:p>
-    <w:p>
-      <w:r>
-        <w:t>The e-commerce industry experienced continued growth, with increased demand for last-mile delivery services. Competitors such as Express Shippers Ltd. and Platoterra Container Shipping expanded their footprints, but Consolidated Messenger maintained its market leadership by offering superior delivery speed and reliability.</w:t>
-      </w:r>
-      <w:r>
-        <w:br w:type="textWrapping"/>
-      </w:r>
-    </w:p>
-    <w:p>
-      <w:pPr>
-        <w:pStyle w:val="2"/>
-      </w:pPr>
-      <w:r>
-        <w:t>Challenges and risks</w:t>
-      </w:r>
-    </w:p>
-    <w:p>
-      <w:r>
-        <w:t>Rising fuel costs posed a potential challenge to maintaining profitability. However, the implementation of fleet optimization measures helped mitigate these costs. Labor shortages also presented a risk, but an enhanced recruitment strategy ensured operational continuity.</w:t>
-      </w:r>
-      <w:r>
-        <w:br w:type="textWrapping"/>
-      </w:r>
-    </w:p>
-    <w:p>
-      <w:pPr>
-        <w:pStyle w:val="2"/>
-      </w:pPr>
-      <w:r>
-        <w:t>Strategic initiatives and progress</w:t>
-      </w:r>
-    </w:p>
-    <w:p>
-      <w:r>
-        <w:t>Key initiatives included the deployment of AI-powered route optimization and the expansion of same-day delivery services. These initiatives contributed to the company’s improved operational efficiency and customer satisfaction.</w:t>
-      </w:r>
-      <w:r>
-        <w:br w:type="textWrapping"/>
-      </w:r>
-    </w:p>
-    <w:p>
-      <w:pPr>
-        <w:pStyle w:val="2"/>
-      </w:pPr>
-      <w:r>
-        <w:t>Recommendations and action plan</w:t>
-      </w:r>
-    </w:p>
-    <w:p>
-      <w:r>
-        <w:t>To sustain growth in the next quarter, Consolidated Messenger plans to invest in further automation of delivery processes. Additionally, strengthening partnerships with e-commerce platforms will expand the customer base and revenue streams.</w:t>
-      </w:r>
-    </w:p>
+    <w:p/>
     <w:sectPr>
       <w:pgSz w:w="12240" w:h="15840"/>
       <w:pgMar w:top="1440" w:right="1440" w:bottom="360" w:left="1440" w:header="720" w:footer="360" w:gutter="0"/>
@@ -3692,6 +4029,26 @@
     </w:lvl>
   </w:abstractNum>
   <w:abstractNum w:abstractNumId="10">
+    <w:nsid w:val="6962CE74"/>
+    <w:multiLevelType w:val="singleLevel"/>
+    <w:tmpl w:val="6962CE74"/>
+    <w:lvl w:ilvl="0" w:tentative="0">
+      <w:start w:val="1"/>
+      <w:numFmt w:val="bullet"/>
+      <w:lvlText w:val=""/>
+      <w:lvlJc w:val="left"/>
+      <w:pPr>
+        <w:tabs>
+          <w:tab w:val="left" w:pos="420"/>
+        </w:tabs>
+        <w:ind w:left="420" w:leftChars="0" w:hanging="420" w:firstLineChars="0"/>
+      </w:pPr>
+      <w:rPr>
+        <w:rFonts w:hint="default" w:ascii="Wingdings" w:hAnsi="Wingdings"/>
+      </w:rPr>
+    </w:lvl>
+  </w:abstractNum>
+  <w:abstractNum w:abstractNumId="11">
     <w:nsid w:val="6CC9D2AC"/>
     <w:multiLevelType w:val="multilevel"/>
     <w:tmpl w:val="6CC9D2AC"/>
@@ -3777,11 +4134,31 @@
       </w:pPr>
     </w:lvl>
   </w:abstractNum>
+  <w:abstractNum w:abstractNumId="12">
+    <w:nsid w:val="7579365C"/>
+    <w:multiLevelType w:val="singleLevel"/>
+    <w:tmpl w:val="7579365C"/>
+    <w:lvl w:ilvl="0" w:tentative="0">
+      <w:start w:val="4"/>
+      <w:numFmt w:val="decimal"/>
+      <w:lvlText w:val="%1."/>
+      <w:lvlJc w:val="left"/>
+      <w:pPr>
+        <w:tabs>
+          <w:tab w:val="left" w:pos="432"/>
+        </w:tabs>
+        <w:ind w:left="432" w:leftChars="0" w:hanging="432" w:firstLineChars="0"/>
+      </w:pPr>
+      <w:rPr>
+        <w:rFonts w:hint="default"/>
+      </w:rPr>
+    </w:lvl>
+  </w:abstractNum>
   <w:num w:numId="1">
     <w:abstractNumId w:val="9"/>
   </w:num>
   <w:num w:numId="2">
-    <w:abstractNumId w:val="10"/>
+    <w:abstractNumId w:val="11"/>
   </w:num>
   <w:num w:numId="3">
     <w:abstractNumId w:val="2"/>
@@ -3809,6 +4186,12 @@
   </w:num>
   <w:num w:numId="11">
     <w:abstractNumId w:val="6"/>
+  </w:num>
+  <w:num w:numId="12">
+    <w:abstractNumId w:val="12"/>
+  </w:num>
+  <w:num w:numId="13">
+    <w:abstractNumId w:val="10"/>
   </w:num>
 </w:numbering>
 </file>

--- a/Report/2aa4de9e-c8f9-4ae4-b81c-2377e38a68d8-TFf0336339-45a6-4a3e-812f-7918ef210f4f_wac.docx
+++ b/Report/2aa4de9e-c8f9-4ae4-b81c-2377e38a68d8-TFf0336339-45a6-4a3e-812f-7918ef210f4f_wac.docx
@@ -3,162 +3,6 @@
 <w:document xmlns:wpc="http://schemas.microsoft.com/office/word/2010/wordprocessingCanvas" xmlns:mc="http://schemas.openxmlformats.org/markup-compatibility/2006" xmlns:o="urn:schemas-microsoft-com:office:office" xmlns:r="http://schemas.openxmlformats.org/officeDocument/2006/relationships" xmlns:m="http://schemas.openxmlformats.org/officeDocument/2006/math" xmlns:v="urn:schemas-microsoft-com:vml" xmlns:wp14="http://schemas.microsoft.com/office/word/2010/wordprocessingDrawing" xmlns:wp="http://schemas.openxmlformats.org/drawingml/2006/wordprocessingDrawing" xmlns:w="http://schemas.openxmlformats.org/wordprocessingml/2006/main" xmlns:w14="http://schemas.microsoft.com/office/word/2010/wordml" xmlns:w10="urn:schemas-microsoft-com:office:word" xmlns:w15="http://schemas.microsoft.com/office/word/2012/wordml" xmlns:wpg="http://schemas.microsoft.com/office/word/2010/wordprocessingGroup" xmlns:wpi="http://schemas.microsoft.com/office/word/2010/wordprocessingInk" xmlns:wne="http://schemas.microsoft.com/office/word/2006/wordml" xmlns:wps="http://schemas.microsoft.com/office/word/2010/wordprocessingShape" xmlns:wpsCustomData="http://www.wps.cn/officeDocument/2013/wpsCustomData" mc:Ignorable="w14 w15 wp14">
   <w:background w:color="EEF6FF" w:themeColor="accent5"/>
   <w:body>
-    <w:p>
-      <w:pPr>
-        <w:pStyle w:val="43"/>
-      </w:pPr>
-      <w:r>
-        <mc:AlternateContent>
-          <mc:Choice Requires="wps">
-            <w:drawing>
-              <wp:anchor distT="0" distB="0" distL="114300" distR="114300" simplePos="0" relativeHeight="251659264" behindDoc="1" locked="1" layoutInCell="1" allowOverlap="1">
-                <wp:simplePos x="0" y="0"/>
-                <wp:positionH relativeFrom="column">
-                  <wp:posOffset>-914400</wp:posOffset>
-                </wp:positionH>
-                <wp:positionV relativeFrom="paragraph">
-                  <wp:posOffset>-914400</wp:posOffset>
-                </wp:positionV>
-                <wp:extent cx="7772400" cy="2533015"/>
-                <wp:effectExtent l="0" t="0" r="0" b="1270"/>
-                <wp:wrapNone/>
-                <wp:docPr id="11237545" name="Rectangle 2"/>
-                <wp:cNvGraphicFramePr/>
-                <a:graphic xmlns:a="http://schemas.openxmlformats.org/drawingml/2006/main">
-                  <a:graphicData uri="http://schemas.microsoft.com/office/word/2010/wordprocessingShape">
-                    <wps:wsp>
-                      <wps:cNvSpPr/>
-                      <wps:spPr>
-                        <a:xfrm>
-                          <a:off x="0" y="0"/>
-                          <a:ext cx="7772400" cy="2532888"/>
-                        </a:xfrm>
-                        <a:prstGeom prst="rect">
-                          <a:avLst/>
-                        </a:prstGeom>
-                        <a:solidFill>
-                          <a:schemeClr val="bg1"/>
-                        </a:solidFill>
-                        <a:ln>
-                          <a:noFill/>
-                        </a:ln>
-                      </wps:spPr>
-                      <wps:style>
-                        <a:lnRef idx="2">
-                          <a:schemeClr val="accent1">
-                            <a:shade val="15000"/>
-                          </a:schemeClr>
-                        </a:lnRef>
-                        <a:fillRef idx="1">
-                          <a:schemeClr val="accent1"/>
-                        </a:fillRef>
-                        <a:effectRef idx="0">
-                          <a:schemeClr val="accent1"/>
-                        </a:effectRef>
-                        <a:fontRef idx="minor">
-                          <a:schemeClr val="lt1"/>
-                        </a:fontRef>
-                      </wps:style>
-                      <wps:bodyPr rot="0" spcFirstLastPara="0" vertOverflow="overflow" horzOverflow="overflow" vert="horz" wrap="square" lIns="91440" tIns="45720" rIns="91440" bIns="45720" numCol="1" spcCol="0" rtlCol="0" fromWordArt="0" anchor="ctr" anchorCtr="0" forceAA="0" compatLnSpc="1">
-                        <a:noAutofit/>
-                      </wps:bodyPr>
-                    </wps:wsp>
-                  </a:graphicData>
-                </a:graphic>
-              </wp:anchor>
-            </w:drawing>
-          </mc:Choice>
-          <mc:Fallback>
-            <w:pict>
-              <v:rect id="Rectangle 2" o:spid="_x0000_s1026" o:spt="1" style="position:absolute;left:0pt;margin-left:-72pt;margin-top:-72pt;height:199.45pt;width:612pt;z-index:-251657216;v-text-anchor:middle;mso-width-relative:page;mso-height-relative:page;" fillcolor="#FFFFFF [3212]" filled="t" stroked="f" coordsize="21600,21600" o:gfxdata="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">
-                <v:fill on="t" focussize="0,0"/>
-                <v:stroke on="f" weight="1pt" miterlimit="8" joinstyle="miter"/>
-                <v:imagedata o:title=""/>
-                <o:lock v:ext="edit" aspectratio="f"/>
-                <w10:anchorlock/>
-              </v:rect>
-            </w:pict>
-          </mc:Fallback>
-        </mc:AlternateContent>
-      </w:r>
-    </w:p>
-    <w:p>
-      <w:pPr>
-        <w:pStyle w:val="41"/>
-      </w:pPr>
-      <w:r>
-        <w:t>Prepared by Noa Vidal</w:t>
-      </w:r>
-      <w:r>
-        <w:tab/>
-      </w:r>
-      <w:r>
-        <w:t>April 4, 20XX</w:t>
-      </w:r>
-    </w:p>
-    <w:p>
-      <w:pPr>
-        <w:pStyle w:val="42"/>
-      </w:pPr>
-      <w:r>
-        <w:t>Q1</w:t>
-      </w:r>
-    </w:p>
-    <w:p>
-      <w:pPr>
-        <w:pStyle w:val="18"/>
-      </w:pPr>
-      <w:r>
-        <w:t xml:space="preserve">Performance </w:t>
-      </w:r>
-      <w:r>
-        <w:br w:type="textWrapping"/>
-      </w:r>
-      <w:r>
-        <w:t>Report</w:t>
-      </w:r>
-    </w:p>
-    <w:p>
-      <w:pPr>
-        <w:pStyle w:val="16"/>
-      </w:pPr>
-      <w:r>
-        <w:t>Consolidated Messenger</w:t>
-      </w:r>
-    </w:p>
-    <w:p>
-      <w:pPr>
-        <w:pStyle w:val="3"/>
-        <w:spacing w:before="4440"/>
-      </w:pPr>
-      <w:r>
-        <w:t>www.consolidatedmessenger.com</w:t>
-      </w:r>
-      <w:r>
-        <w:tab/>
-      </w:r>
-      <w:r>
-        <w:t>918-555-0133</w:t>
-      </w:r>
-      <w:r>
-        <w:tab/>
-      </w:r>
-      <w:r>
-        <w:t>noa@consolidatedmessenger.com</w:t>
-      </w:r>
-    </w:p>
-    <w:p/>
-    <w:p>
-      <w:pPr>
-        <w:sectPr>
-          <w:pgSz w:w="12240" w:h="15840"/>
-          <w:pgMar w:top="1440" w:right="1440" w:bottom="360" w:left="1440" w:header="720" w:footer="360" w:gutter="0"/>
-          <w:cols w:space="720" w:num="1"/>
-          <w:titlePg/>
-          <w:docGrid w:linePitch="360" w:charSpace="0"/>
-        </w:sectPr>
-      </w:pPr>
-    </w:p>
     <w:p>
       <w:pPr>
         <w:pStyle w:val="2"/>
@@ -416,6 +260,7 @@
       <w:pPr>
         <w:pStyle w:val="44"/>
         <w:numPr>
+          <w:ilvl w:val="0"/>
           <w:numId w:val="0"/>
         </w:numPr>
         <w:suppressLineNumbers w:val="0"/>
@@ -473,6 +318,7 @@
       <w:pPr>
         <w:pStyle w:val="44"/>
         <w:numPr>
+          <w:ilvl w:val="0"/>
           <w:numId w:val="0"/>
         </w:numPr>
         <w:suppressLineNumbers w:val="0"/>
@@ -502,12 +348,12 @@
         <w:pStyle w:val="44"/>
         <w:numPr>
           <w:ilvl w:val="0"/>
-          <w:numId w:val="1"/>
+          <w:numId w:val="0"/>
         </w:numPr>
         <w:suppressLineNumbers w:val="0"/>
         <w:bidi w:val="0"/>
         <w:spacing w:before="160" w:beforeAutospacing="0" w:after="80" w:afterAutospacing="0" w:line="240" w:lineRule="auto"/>
-        <w:ind w:right="0"/>
+        <w:ind w:left="360" w:leftChars="0" w:right="0" w:rightChars="0"/>
         <w:jc w:val="left"/>
         <w:rPr>
           <w:b/>
@@ -721,6 +567,8 @@
           <w:lang w:val="en-US"/>
         </w:rPr>
       </w:pPr>
+      <w:bookmarkStart w:id="0" w:name="_GoBack"/>
+      <w:bookmarkEnd w:id="0"/>
       <w:r>
         <w:rPr>
           <w:rFonts w:ascii="Cambria" w:hAnsi="Cambria" w:eastAsia="Cambria" w:cs="Cambria"/>
@@ -728,7 +576,7 @@
           <w:szCs w:val="40"/>
           <w:lang w:val="en-US"/>
         </w:rPr>
-        <w:t>(Using an atomic section to remove the impact of false sharing,Lecture2Slide72)</w:t>
+        <w:t>(Basic loop worksharing constructs,Lecture2Slide74)</w:t>
       </w:r>
     </w:p>
     <w:p>
@@ -757,7 +605,7 @@
           <w:szCs w:val="40"/>
           <w:lang w:val="en-US"/>
         </w:rPr>
-        <w:t>(Basic loop worksharing constructs,Lecture2Slide74)</w:t>
+        <w:t>(Applying most important methods of schedule clause,Lecture2Slide76)</w:t>
       </w:r>
     </w:p>
     <w:p>
@@ -786,7 +634,7 @@
           <w:szCs w:val="40"/>
           <w:lang w:val="en-US"/>
         </w:rPr>
-        <w:t>(Applying most important methods of schedule clause,Lecture2Slide76)</w:t>
+        <w:t>(Working nestedloops,Lecture2Slide81)</w:t>
       </w:r>
     </w:p>
     <w:p>
@@ -815,7 +663,7 @@
           <w:szCs w:val="40"/>
           <w:lang w:val="en-US"/>
         </w:rPr>
-        <w:t>(Working nestedloops,Lecture2Slide81)</w:t>
+        <w:t>(Reduction,Lecture2Slide82)</w:t>
       </w:r>
     </w:p>
     <w:p>
@@ -844,7 +692,7 @@
           <w:szCs w:val="40"/>
           <w:lang w:val="en-US"/>
         </w:rPr>
-        <w:t>(Reduction,Lecture2Slide82)</w:t>
+        <w:t>(Introductiontompi,Lecture3Slide90)</w:t>
       </w:r>
     </w:p>
     <w:p>
@@ -873,7 +721,7 @@
           <w:szCs w:val="40"/>
           <w:lang w:val="en-US"/>
         </w:rPr>
-        <w:t>(Introductiontompi,Lecture3Slide90)</w:t>
+        <w:t>(Dealingwithmpidatatypes,Lecture3Slide93)</w:t>
       </w:r>
     </w:p>
     <w:p>
@@ -902,35 +750,6 @@
           <w:szCs w:val="40"/>
           <w:lang w:val="en-US"/>
         </w:rPr>
-        <w:t>(Dealingwithmpidatatypes,Lecture3Slide93)</w:t>
-      </w:r>
-    </w:p>
-    <w:p>
-      <w:pPr>
-        <w:pStyle w:val="44"/>
-        <w:numPr>
-          <w:ilvl w:val="0"/>
-          <w:numId w:val="1"/>
-        </w:numPr>
-        <w:suppressLineNumbers w:val="0"/>
-        <w:bidi w:val="0"/>
-        <w:spacing w:before="160" w:beforeAutospacing="0" w:after="80" w:afterAutospacing="0" w:line="240" w:lineRule="auto"/>
-        <w:ind w:right="0"/>
-        <w:jc w:val="left"/>
-        <w:rPr>
-          <w:rFonts w:ascii="Cambria" w:hAnsi="Cambria" w:eastAsia="Cambria" w:cs="Cambria"/>
-          <w:sz w:val="40"/>
-          <w:szCs w:val="40"/>
-          <w:lang w:val="en-US"/>
-        </w:rPr>
-      </w:pPr>
-      <w:r>
-        <w:rPr>
-          <w:rFonts w:ascii="Cambria" w:hAnsi="Cambria" w:eastAsia="Cambria" w:cs="Cambria"/>
-          <w:sz w:val="40"/>
-          <w:szCs w:val="40"/>
-          <w:lang w:val="en-US"/>
-        </w:rPr>
         <w:t>(BasicMPIoperations,Lecture3Slide255toSlide264)</w:t>
       </w:r>
     </w:p>
@@ -1463,6 +1282,7 @@
       <w:pPr>
         <w:pStyle w:val="44"/>
         <w:numPr>
+          <w:ilvl w:val="0"/>
           <w:numId w:val="0"/>
         </w:numPr>
         <w:suppressLineNumbers w:val="0"/>
@@ -1570,6 +1390,7 @@
     <w:p>
       <w:pPr>
         <w:numPr>
+          <w:ilvl w:val="0"/>
           <w:numId w:val="0"/>
         </w:numPr>
         <w:ind w:leftChars="0"/>
@@ -1669,6 +1490,7 @@
     <w:p>
       <w:pPr>
         <w:numPr>
+          <w:ilvl w:val="0"/>
           <w:numId w:val="0"/>
         </w:numPr>
         <w:spacing w:before="160" w:after="80" w:line="240" w:lineRule="auto"/>
@@ -1677,6 +1499,7 @@
     <w:p>
       <w:pPr>
         <w:numPr>
+          <w:ilvl w:val="0"/>
           <w:numId w:val="0"/>
         </w:numPr>
         <w:spacing w:before="160" w:after="80" w:line="240" w:lineRule="auto"/>
@@ -1688,6 +1511,7 @@
     <w:p>
       <w:pPr>
         <w:numPr>
+          <w:ilvl w:val="0"/>
           <w:numId w:val="0"/>
         </w:numPr>
         <w:spacing w:before="160" w:after="80" w:line="240" w:lineRule="auto"/>
@@ -1699,6 +1523,7 @@
     <w:p>
       <w:pPr>
         <w:numPr>
+          <w:ilvl w:val="0"/>
           <w:numId w:val="0"/>
         </w:numPr>
         <w:spacing w:before="160" w:after="80" w:line="240" w:lineRule="auto"/>
@@ -1734,6 +1559,7 @@
     <w:p>
       <w:pPr>
         <w:numPr>
+          <w:ilvl w:val="0"/>
           <w:numId w:val="0"/>
         </w:numPr>
         <w:tabs>
@@ -1997,6 +1823,7 @@
     <w:p>
       <w:pPr>
         <w:numPr>
+          <w:ilvl w:val="0"/>
           <w:numId w:val="0"/>
         </w:numPr>
         <w:tabs>
@@ -2025,6 +1852,7 @@
     <w:p>
       <w:pPr>
         <w:numPr>
+          <w:ilvl w:val="0"/>
           <w:numId w:val="0"/>
         </w:numPr>
         <w:tabs>
@@ -2087,6 +1915,7 @@
     <w:p>
       <w:pPr>
         <w:numPr>
+          <w:ilvl w:val="0"/>
           <w:numId w:val="0"/>
         </w:numPr>
         <w:tabs>
@@ -2105,6 +1934,7 @@
     <w:p>
       <w:pPr>
         <w:numPr>
+          <w:ilvl w:val="0"/>
           <w:numId w:val="0"/>
         </w:numPr>
         <w:tabs>
@@ -2166,6 +1996,7 @@
     <w:p>
       <w:pPr>
         <w:numPr>
+          <w:ilvl w:val="0"/>
           <w:numId w:val="0"/>
         </w:numPr>
         <w:tabs>
@@ -2213,6 +2044,7 @@
     <w:p>
       <w:pPr>
         <w:numPr>
+          <w:ilvl w:val="0"/>
           <w:numId w:val="0"/>
         </w:numPr>
         <w:tabs>
@@ -2231,6 +2063,7 @@
     <w:p>
       <w:pPr>
         <w:numPr>
+          <w:ilvl w:val="0"/>
           <w:numId w:val="0"/>
         </w:numPr>
         <w:tabs>
@@ -2249,6 +2082,7 @@
     <w:p>
       <w:pPr>
         <w:numPr>
+          <w:ilvl w:val="0"/>
           <w:numId w:val="0"/>
         </w:numPr>
         <w:tabs>
@@ -2267,6 +2101,7 @@
     <w:p>
       <w:pPr>
         <w:numPr>
+          <w:ilvl w:val="0"/>
           <w:numId w:val="0"/>
         </w:numPr>
         <w:tabs>
@@ -2285,6 +2120,7 @@
     <w:p>
       <w:pPr>
         <w:numPr>
+          <w:ilvl w:val="0"/>
           <w:numId w:val="0"/>
         </w:numPr>
         <w:tabs>
@@ -2329,6 +2165,7 @@
     <w:p>
       <w:pPr>
         <w:numPr>
+          <w:ilvl w:val="0"/>
           <w:numId w:val="0"/>
         </w:numPr>
         <w:spacing w:before="160" w:after="80" w:line="240" w:lineRule="auto"/>
@@ -2718,10 +2555,11 @@
     <w:p>
       <w:pPr>
         <w:numPr>
+          <w:ilvl w:val="0"/>
           <w:numId w:val="0"/>
         </w:numPr>
         <w:spacing w:before="160" w:after="80" w:line="240" w:lineRule="auto"/>
-        <w:jc w:val="left"/>
+        <w:jc w:val="center"/>
         <w:rPr>
           <w:rFonts w:hint="default" w:ascii="Cambria" w:hAnsi="Cambria" w:cs="Cambria"/>
           <w:sz w:val="32"/>
@@ -2732,8 +2570,8 @@
       <w:r>
         <w:drawing>
           <wp:inline distT="0" distB="0" distL="114300" distR="114300">
-            <wp:extent cx="5942965" cy="635000"/>
-            <wp:effectExtent l="0" t="0" r="635" b="5080"/>
+            <wp:extent cx="6499225" cy="635000"/>
+            <wp:effectExtent l="0" t="0" r="8255" b="5080"/>
             <wp:docPr id="9" name="Picture 9"/>
             <wp:cNvGraphicFramePr>
               <a:graphicFrameLocks xmlns:a="http://schemas.openxmlformats.org/drawingml/2006/main" noChangeAspect="1"/>
@@ -2756,7 +2594,7 @@
                   <pic:spPr>
                     <a:xfrm>
                       <a:off x="0" y="0"/>
-                      <a:ext cx="5942965" cy="635000"/>
+                      <a:ext cx="6499225" cy="635000"/>
                     </a:xfrm>
                     <a:prstGeom prst="rect">
                       <a:avLst/>
@@ -2805,6 +2643,7 @@
     <w:p>
       <w:pPr>
         <w:numPr>
+          <w:ilvl w:val="0"/>
           <w:numId w:val="0"/>
         </w:numPr>
         <w:spacing w:before="160" w:after="80" w:line="240" w:lineRule="auto"/>
@@ -2830,6 +2669,7 @@
     <w:p>
       <w:pPr>
         <w:numPr>
+          <w:ilvl w:val="0"/>
           <w:numId w:val="0"/>
         </w:numPr>
         <w:spacing w:before="160" w:after="80" w:line="240" w:lineRule="auto"/>
@@ -2901,6 +2741,7 @@
     <w:p>
       <w:pPr>
         <w:numPr>
+          <w:ilvl w:val="0"/>
           <w:numId w:val="0"/>
         </w:numPr>
         <w:spacing w:before="160" w:after="80" w:line="240" w:lineRule="auto"/>
@@ -3096,17 +2937,1042 @@
           </wp:inline>
         </w:drawing>
       </w:r>
-      <w:bookmarkStart w:id="0" w:name="_GoBack"/>
-      <w:bookmarkEnd w:id="0"/>
+    </w:p>
+    <w:p>
+      <w:pPr>
+        <w:numPr>
+          <w:ilvl w:val="0"/>
+          <w:numId w:val="14"/>
+        </w:numPr>
+        <w:spacing w:before="160" w:after="80" w:line="240" w:lineRule="auto"/>
+        <w:ind w:left="432" w:leftChars="0" w:hanging="432" w:firstLineChars="0"/>
+        <w:jc w:val="center"/>
+        <w:rPr>
+          <w:rFonts w:hint="default" w:ascii="Cambria" w:hAnsi="Cambria" w:cs="Cambria"/>
+          <w:sz w:val="44"/>
+          <w:szCs w:val="44"/>
+          <w:lang w:val="en-CA"/>
+        </w:rPr>
+      </w:pPr>
+      <w:r>
+        <w:rPr>
+          <w:rFonts w:hint="default" w:ascii="Cambria" w:hAnsi="Cambria" w:cs="Cambria"/>
+          <w:sz w:val="44"/>
+          <w:szCs w:val="44"/>
+          <w:lang w:val="en-CA"/>
+        </w:rPr>
+        <w:t>(ApplyingbasicSync,Lecture2Slide60)</w:t>
+      </w:r>
+    </w:p>
+    <w:p>
+      <w:pPr>
+        <w:numPr>
+          <w:ilvl w:val="0"/>
+          <w:numId w:val="0"/>
+        </w:numPr>
+        <w:tabs>
+          <w:tab w:val="left" w:pos="432"/>
+        </w:tabs>
+        <w:spacing w:before="160" w:after="80" w:line="240" w:lineRule="auto"/>
+        <w:jc w:val="both"/>
+        <w:rPr>
+          <w:rFonts w:hint="default" w:ascii="Cambria" w:hAnsi="Cambria" w:cs="Cambria"/>
+          <w:sz w:val="44"/>
+          <w:szCs w:val="44"/>
+          <w:lang w:val="en-CA"/>
+        </w:rPr>
+      </w:pPr>
+    </w:p>
+    <w:p>
+      <w:pPr>
+        <w:numPr>
+          <w:ilvl w:val="0"/>
+          <w:numId w:val="15"/>
+        </w:numPr>
+        <w:tabs>
+          <w:tab w:val="left" w:pos="432"/>
+          <w:tab w:val="clear" w:pos="420"/>
+        </w:tabs>
+        <w:spacing w:before="160" w:after="80" w:line="240" w:lineRule="auto"/>
+        <w:ind w:left="420" w:leftChars="0" w:hanging="420" w:firstLineChars="0"/>
+        <w:jc w:val="both"/>
+        <w:rPr>
+          <w:rFonts w:hint="default" w:ascii="Cambria" w:hAnsi="Cambria" w:cs="Cambria"/>
+          <w:sz w:val="32"/>
+          <w:szCs w:val="32"/>
+          <w:lang w:val="en-CA"/>
+        </w:rPr>
+      </w:pPr>
+      <w:r>
+        <w:rPr>
+          <w:rFonts w:hint="default" w:ascii="Cambria" w:hAnsi="Cambria" w:cs="Cambria"/>
+          <w:sz w:val="32"/>
+          <w:szCs w:val="32"/>
+          <w:lang w:val="en-CA"/>
+        </w:rPr>
+        <w:t>We aim to create a multiparallel program to speed up our time .However our time’s equation is NOT linear. So if you care only about speed, you have to face a lot of problems , ONE OF THEM is how to synchronize your data with your problem.</w:t>
+      </w:r>
+    </w:p>
+    <w:p>
+      <w:pPr>
+        <w:numPr>
+          <w:ilvl w:val="0"/>
+          <w:numId w:val="15"/>
+        </w:numPr>
+        <w:tabs>
+          <w:tab w:val="left" w:pos="432"/>
+          <w:tab w:val="clear" w:pos="420"/>
+        </w:tabs>
+        <w:spacing w:before="160" w:after="80" w:line="240" w:lineRule="auto"/>
+        <w:ind w:left="420" w:leftChars="0" w:hanging="420" w:firstLineChars="0"/>
+        <w:jc w:val="both"/>
+        <w:rPr>
+          <w:rFonts w:hint="default" w:ascii="Cambria" w:hAnsi="Cambria" w:cs="Cambria"/>
+          <w:sz w:val="32"/>
+          <w:szCs w:val="32"/>
+          <w:lang w:val="en-CA"/>
+        </w:rPr>
+      </w:pPr>
+      <w:r>
+        <w:rPr>
+          <w:rFonts w:hint="default" w:ascii="Cambria" w:hAnsi="Cambria" w:cs="Cambria"/>
+          <w:sz w:val="32"/>
+          <w:szCs w:val="32"/>
+          <w:lang w:val="en-CA"/>
+        </w:rPr>
+        <w:t>Synchronization: bringing one or more threads to a well defined and known point in their execution.We will deal up with the most common types of synchronization.</w:t>
+      </w:r>
+    </w:p>
+    <w:p>
+      <w:pPr>
+        <w:numPr>
+          <w:ilvl w:val="0"/>
+          <w:numId w:val="16"/>
+        </w:numPr>
+        <w:tabs>
+          <w:tab w:val="left" w:pos="432"/>
+          <w:tab w:val="clear" w:pos="420"/>
+        </w:tabs>
+        <w:spacing w:before="160" w:after="80" w:line="240" w:lineRule="auto"/>
+        <w:ind w:left="420" w:leftChars="0" w:hanging="420" w:firstLineChars="0"/>
+        <w:jc w:val="both"/>
+        <w:rPr>
+          <w:rFonts w:hint="default" w:ascii="Cambria" w:hAnsi="Cambria" w:cs="Cambria"/>
+          <w:sz w:val="32"/>
+          <w:szCs w:val="32"/>
+          <w:lang w:val="en-CA"/>
+        </w:rPr>
+      </w:pPr>
+      <w:r>
+        <w:rPr>
+          <w:rFonts w:hint="default" w:ascii="Cambria" w:hAnsi="Cambria" w:cs="Cambria"/>
+          <w:sz w:val="32"/>
+          <w:szCs w:val="32"/>
+          <w:lang w:val="en-CA"/>
+        </w:rPr>
+        <w:t>Barrier : let’s see how does it works.</w:t>
+      </w:r>
+    </w:p>
+    <w:p>
+      <w:pPr>
+        <w:numPr>
+          <w:ilvl w:val="0"/>
+          <w:numId w:val="0"/>
+        </w:numPr>
+        <w:tabs>
+          <w:tab w:val="left" w:pos="432"/>
+        </w:tabs>
+        <w:spacing w:before="160" w:after="80" w:line="240" w:lineRule="auto"/>
+        <w:ind w:left="420" w:leftChars="0"/>
+        <w:jc w:val="both"/>
+        <w:rPr>
+          <w:rFonts w:hint="default" w:ascii="Cambria" w:hAnsi="Cambria" w:cs="Cambria"/>
+          <w:sz w:val="32"/>
+          <w:szCs w:val="32"/>
+          <w:lang w:val="en-CA"/>
+        </w:rPr>
+      </w:pPr>
+      <w:r>
+        <w:rPr>
+          <w:rFonts w:hint="default"/>
+          <w:lang w:val="en-CA"/>
+        </w:rPr>
+        <w:tab/>
+      </w:r>
+      <w:r>
+        <w:rPr>
+          <w:rFonts w:hint="default"/>
+          <w:lang w:val="en-CA"/>
+        </w:rPr>
+        <w:tab/>
+      </w:r>
+      <w:r>
+        <w:drawing>
+          <wp:inline distT="0" distB="0" distL="114300" distR="114300">
+            <wp:extent cx="5931535" cy="2386965"/>
+            <wp:effectExtent l="0" t="0" r="12065" b="5715"/>
+            <wp:docPr id="13" name="Picture 3"/>
+            <wp:cNvGraphicFramePr>
+              <a:graphicFrameLocks xmlns:a="http://schemas.openxmlformats.org/drawingml/2006/main" noChangeAspect="1"/>
+            </wp:cNvGraphicFramePr>
+            <a:graphic xmlns:a="http://schemas.openxmlformats.org/drawingml/2006/main">
+              <a:graphicData uri="http://schemas.openxmlformats.org/drawingml/2006/picture">
+                <pic:pic xmlns:pic="http://schemas.openxmlformats.org/drawingml/2006/picture">
+                  <pic:nvPicPr>
+                    <pic:cNvPr id="13" name="Picture 3"/>
+                    <pic:cNvPicPr>
+                      <a:picLocks noChangeAspect="1"/>
+                    </pic:cNvPicPr>
+                  </pic:nvPicPr>
+                  <pic:blipFill>
+                    <a:blip r:embed="rId16"/>
+                    <a:stretch>
+                      <a:fillRect/>
+                    </a:stretch>
+                  </pic:blipFill>
+                  <pic:spPr>
+                    <a:xfrm>
+                      <a:off x="0" y="0"/>
+                      <a:ext cx="5931535" cy="2386965"/>
+                    </a:xfrm>
+                    <a:prstGeom prst="rect">
+                      <a:avLst/>
+                    </a:prstGeom>
+                    <a:noFill/>
+                    <a:ln>
+                      <a:noFill/>
+                    </a:ln>
+                  </pic:spPr>
+                </pic:pic>
+              </a:graphicData>
+            </a:graphic>
+          </wp:inline>
+        </w:drawing>
+      </w:r>
+    </w:p>
+    <w:p>
+      <w:pPr>
+        <w:numPr>
+          <w:ilvl w:val="0"/>
+          <w:numId w:val="0"/>
+        </w:numPr>
+        <w:tabs>
+          <w:tab w:val="left" w:pos="432"/>
+        </w:tabs>
+        <w:spacing w:before="160" w:after="80" w:line="240" w:lineRule="auto"/>
+        <w:ind w:left="420" w:leftChars="0"/>
+        <w:jc w:val="both"/>
+        <w:rPr>
+          <w:rFonts w:hint="default" w:ascii="Cambria" w:hAnsi="Cambria" w:cs="Cambria"/>
+          <w:sz w:val="32"/>
+          <w:szCs w:val="32"/>
+          <w:lang w:val="en-CA"/>
+        </w:rPr>
+      </w:pPr>
+      <w:r>
+        <w:drawing>
+          <wp:inline distT="0" distB="0" distL="114300" distR="114300">
+            <wp:extent cx="5937250" cy="1934210"/>
+            <wp:effectExtent l="0" t="0" r="6350" b="1270"/>
+            <wp:docPr id="14" name="Picture 4"/>
+            <wp:cNvGraphicFramePr>
+              <a:graphicFrameLocks xmlns:a="http://schemas.openxmlformats.org/drawingml/2006/main" noChangeAspect="1"/>
+            </wp:cNvGraphicFramePr>
+            <a:graphic xmlns:a="http://schemas.openxmlformats.org/drawingml/2006/main">
+              <a:graphicData uri="http://schemas.openxmlformats.org/drawingml/2006/picture">
+                <pic:pic xmlns:pic="http://schemas.openxmlformats.org/drawingml/2006/picture">
+                  <pic:nvPicPr>
+                    <pic:cNvPr id="14" name="Picture 4"/>
+                    <pic:cNvPicPr>
+                      <a:picLocks noChangeAspect="1"/>
+                    </pic:cNvPicPr>
+                  </pic:nvPicPr>
+                  <pic:blipFill>
+                    <a:blip r:embed="rId17"/>
+                    <a:stretch>
+                      <a:fillRect/>
+                    </a:stretch>
+                  </pic:blipFill>
+                  <pic:spPr>
+                    <a:xfrm>
+                      <a:off x="0" y="0"/>
+                      <a:ext cx="5937250" cy="1934210"/>
+                    </a:xfrm>
+                    <a:prstGeom prst="rect">
+                      <a:avLst/>
+                    </a:prstGeom>
+                    <a:noFill/>
+                    <a:ln>
+                      <a:noFill/>
+                    </a:ln>
+                  </pic:spPr>
+                </pic:pic>
+              </a:graphicData>
+            </a:graphic>
+          </wp:inline>
+        </w:drawing>
+      </w:r>
+    </w:p>
+    <w:p>
+      <w:pPr>
+        <w:numPr>
+          <w:ilvl w:val="1"/>
+          <w:numId w:val="15"/>
+        </w:numPr>
+        <w:tabs>
+          <w:tab w:val="left" w:pos="432"/>
+          <w:tab w:val="clear" w:pos="840"/>
+        </w:tabs>
+        <w:spacing w:before="160" w:after="80" w:line="240" w:lineRule="auto"/>
+        <w:ind w:left="840" w:leftChars="0" w:hanging="420" w:firstLineChars="0"/>
+        <w:jc w:val="both"/>
+        <w:rPr>
+          <w:rFonts w:hint="default" w:ascii="Cambria" w:hAnsi="Cambria" w:cs="Cambria"/>
+          <w:sz w:val="32"/>
+          <w:szCs w:val="32"/>
+          <w:lang w:val="en-CA"/>
+        </w:rPr>
+      </w:pPr>
+      <w:r>
+        <w:rPr>
+          <w:rFonts w:hint="default" w:ascii="Cambria" w:hAnsi="Cambria" w:cs="Cambria"/>
+          <w:sz w:val="32"/>
+          <w:szCs w:val="32"/>
+          <w:lang w:val="en-CA"/>
+        </w:rPr>
+        <w:t>As we see , This is a simple parallel program which make every thread calculate its formula ax+b where a=3 , b=2 and x=id of thread.After calculation , we see that all threads waiting each other at this line #pragma omp barrier</w:t>
+      </w:r>
+    </w:p>
+    <w:p>
+      <w:pPr>
+        <w:numPr>
+          <w:ilvl w:val="1"/>
+          <w:numId w:val="15"/>
+        </w:numPr>
+        <w:tabs>
+          <w:tab w:val="left" w:pos="432"/>
+          <w:tab w:val="clear" w:pos="840"/>
+        </w:tabs>
+        <w:spacing w:before="160" w:after="80" w:line="240" w:lineRule="auto"/>
+        <w:ind w:left="840" w:leftChars="0" w:hanging="420" w:firstLineChars="0"/>
+        <w:jc w:val="both"/>
+        <w:rPr>
+          <w:rFonts w:hint="default" w:ascii="Cambria" w:hAnsi="Cambria" w:cs="Cambria"/>
+          <w:sz w:val="32"/>
+          <w:szCs w:val="32"/>
+          <w:lang w:val="en-CA"/>
+        </w:rPr>
+      </w:pPr>
+      <w:r>
+        <w:rPr>
+          <w:rFonts w:hint="default" w:ascii="Cambria" w:hAnsi="Cambria" w:cs="Cambria"/>
+          <w:sz w:val="32"/>
+          <w:szCs w:val="32"/>
+          <w:lang w:val="en-CA"/>
+        </w:rPr>
+        <w:t>To guarantee that if the fastest thread has finished its job to wait his other threads.</w:t>
+      </w:r>
+    </w:p>
+    <w:p>
+      <w:pPr>
+        <w:numPr>
+          <w:ilvl w:val="0"/>
+          <w:numId w:val="17"/>
+        </w:numPr>
+        <w:tabs>
+          <w:tab w:val="left" w:pos="432"/>
+          <w:tab w:val="clear" w:pos="420"/>
+        </w:tabs>
+        <w:spacing w:before="160" w:after="80" w:line="240" w:lineRule="auto"/>
+        <w:ind w:left="420" w:leftChars="0" w:hanging="420" w:firstLineChars="0"/>
+        <w:jc w:val="both"/>
+        <w:rPr>
+          <w:rFonts w:hint="default" w:ascii="Cambria" w:hAnsi="Cambria" w:cs="Cambria"/>
+          <w:sz w:val="32"/>
+          <w:szCs w:val="32"/>
+          <w:lang w:val="en-CA"/>
+        </w:rPr>
+      </w:pPr>
+      <w:r>
+        <w:rPr>
+          <w:rFonts w:hint="default" w:ascii="Cambria" w:hAnsi="Cambria" w:cs="Cambria"/>
+          <w:sz w:val="32"/>
+          <w:szCs w:val="32"/>
+          <w:lang w:val="en-CA"/>
+        </w:rPr>
+        <w:t>Critical : before see what is critical let’s see the concept of Mutual  exclusion</w:t>
+      </w:r>
+    </w:p>
+    <w:p>
+      <w:pPr>
+        <w:numPr>
+          <w:ilvl w:val="0"/>
+          <w:numId w:val="0"/>
+        </w:numPr>
+        <w:tabs>
+          <w:tab w:val="left" w:pos="432"/>
+        </w:tabs>
+        <w:spacing w:before="160" w:after="80" w:line="240" w:lineRule="auto"/>
+        <w:ind w:leftChars="0"/>
+        <w:jc w:val="both"/>
+        <w:rPr>
+          <w:rFonts w:hint="default" w:ascii="Cambria" w:hAnsi="Cambria" w:cs="Cambria"/>
+          <w:b/>
+          <w:bCs/>
+          <w:sz w:val="32"/>
+          <w:szCs w:val="32"/>
+          <w:u w:val="single"/>
+          <w:lang w:val="en-CA"/>
+        </w:rPr>
+      </w:pPr>
+      <w:r>
+        <w:rPr>
+          <w:rFonts w:hint="default" w:ascii="Cambria" w:hAnsi="Cambria" w:cs="Cambria"/>
+          <w:b/>
+          <w:bCs/>
+          <w:sz w:val="32"/>
+          <w:szCs w:val="32"/>
+          <w:u w:val="single"/>
+          <w:lang w:val="en-CA"/>
+        </w:rPr>
+        <w:t>Only one thread at a time can enter a critical region.</w:t>
+      </w:r>
+    </w:p>
+    <w:p>
+      <w:pPr>
+        <w:numPr>
+          <w:ilvl w:val="0"/>
+          <w:numId w:val="0"/>
+        </w:numPr>
+        <w:tabs>
+          <w:tab w:val="left" w:pos="432"/>
+        </w:tabs>
+        <w:spacing w:before="160" w:after="80" w:line="240" w:lineRule="auto"/>
+        <w:ind w:leftChars="0"/>
+        <w:jc w:val="both"/>
+        <w:rPr>
+          <w:rFonts w:hint="default" w:ascii="Cambria" w:hAnsi="Cambria" w:cs="Cambria"/>
+          <w:b w:val="0"/>
+          <w:bCs w:val="0"/>
+          <w:sz w:val="32"/>
+          <w:szCs w:val="32"/>
+          <w:u w:val="none"/>
+          <w:lang w:val="en-CA"/>
+        </w:rPr>
+      </w:pPr>
+      <w:r>
+        <w:rPr>
+          <w:rFonts w:hint="default" w:ascii="Cambria" w:hAnsi="Cambria" w:cs="Cambria"/>
+          <w:b w:val="0"/>
+          <w:bCs w:val="0"/>
+          <w:sz w:val="32"/>
+          <w:szCs w:val="32"/>
+          <w:u w:val="none"/>
+          <w:lang w:val="en-CA"/>
+        </w:rPr>
+        <w:t>So our critical adapts its principle . let’s get an example to illustrate the idea:</w:t>
+      </w:r>
+    </w:p>
+    <w:p>
+      <w:pPr>
+        <w:numPr>
+          <w:ilvl w:val="0"/>
+          <w:numId w:val="0"/>
+        </w:numPr>
+        <w:tabs>
+          <w:tab w:val="left" w:pos="432"/>
+        </w:tabs>
+        <w:spacing w:before="160" w:after="80" w:line="240" w:lineRule="auto"/>
+        <w:ind w:leftChars="0"/>
+        <w:jc w:val="both"/>
+      </w:pPr>
+      <w:r>
+        <w:drawing>
+          <wp:inline distT="0" distB="0" distL="114300" distR="114300">
+            <wp:extent cx="8053705" cy="4379595"/>
+            <wp:effectExtent l="0" t="0" r="8255" b="9525"/>
+            <wp:docPr id="15" name="Picture 5"/>
+            <wp:cNvGraphicFramePr>
+              <a:graphicFrameLocks xmlns:a="http://schemas.openxmlformats.org/drawingml/2006/main" noChangeAspect="1"/>
+            </wp:cNvGraphicFramePr>
+            <a:graphic xmlns:a="http://schemas.openxmlformats.org/drawingml/2006/main">
+              <a:graphicData uri="http://schemas.openxmlformats.org/drawingml/2006/picture">
+                <pic:pic xmlns:pic="http://schemas.openxmlformats.org/drawingml/2006/picture">
+                  <pic:nvPicPr>
+                    <pic:cNvPr id="15" name="Picture 5"/>
+                    <pic:cNvPicPr>
+                      <a:picLocks noChangeAspect="1"/>
+                    </pic:cNvPicPr>
+                  </pic:nvPicPr>
+                  <pic:blipFill>
+                    <a:blip r:embed="rId18"/>
+                    <a:stretch>
+                      <a:fillRect/>
+                    </a:stretch>
+                  </pic:blipFill>
+                  <pic:spPr>
+                    <a:xfrm>
+                      <a:off x="0" y="0"/>
+                      <a:ext cx="8053705" cy="4379595"/>
+                    </a:xfrm>
+                    <a:prstGeom prst="rect">
+                      <a:avLst/>
+                    </a:prstGeom>
+                    <a:noFill/>
+                    <a:ln>
+                      <a:noFill/>
+                    </a:ln>
+                  </pic:spPr>
+                </pic:pic>
+              </a:graphicData>
+            </a:graphic>
+          </wp:inline>
+        </w:drawing>
+      </w:r>
+      <w:r>
+        <w:drawing>
+          <wp:inline distT="0" distB="0" distL="114300" distR="114300">
+            <wp:extent cx="6844665" cy="483870"/>
+            <wp:effectExtent l="0" t="0" r="13335" b="3810"/>
+            <wp:docPr id="16" name="Picture 6"/>
+            <wp:cNvGraphicFramePr>
+              <a:graphicFrameLocks xmlns:a="http://schemas.openxmlformats.org/drawingml/2006/main" noChangeAspect="1"/>
+            </wp:cNvGraphicFramePr>
+            <a:graphic xmlns:a="http://schemas.openxmlformats.org/drawingml/2006/main">
+              <a:graphicData uri="http://schemas.openxmlformats.org/drawingml/2006/picture">
+                <pic:pic xmlns:pic="http://schemas.openxmlformats.org/drawingml/2006/picture">
+                  <pic:nvPicPr>
+                    <pic:cNvPr id="16" name="Picture 6"/>
+                    <pic:cNvPicPr>
+                      <a:picLocks noChangeAspect="1"/>
+                    </pic:cNvPicPr>
+                  </pic:nvPicPr>
+                  <pic:blipFill>
+                    <a:blip r:embed="rId19"/>
+                    <a:stretch>
+                      <a:fillRect/>
+                    </a:stretch>
+                  </pic:blipFill>
+                  <pic:spPr>
+                    <a:xfrm>
+                      <a:off x="0" y="0"/>
+                      <a:ext cx="6844665" cy="483870"/>
+                    </a:xfrm>
+                    <a:prstGeom prst="rect">
+                      <a:avLst/>
+                    </a:prstGeom>
+                    <a:noFill/>
+                    <a:ln>
+                      <a:noFill/>
+                    </a:ln>
+                  </pic:spPr>
+                </pic:pic>
+              </a:graphicData>
+            </a:graphic>
+          </wp:inline>
+        </w:drawing>
+      </w:r>
+    </w:p>
+    <w:p>
+      <w:pPr>
+        <w:numPr>
+          <w:ilvl w:val="1"/>
+          <w:numId w:val="17"/>
+        </w:numPr>
+        <w:tabs>
+          <w:tab w:val="left" w:pos="432"/>
+          <w:tab w:val="clear" w:pos="840"/>
+        </w:tabs>
+        <w:spacing w:before="160" w:after="80" w:line="240" w:lineRule="auto"/>
+        <w:ind w:left="840" w:leftChars="0" w:hanging="420" w:firstLineChars="0"/>
+        <w:jc w:val="both"/>
+        <w:rPr>
+          <w:rFonts w:hint="default" w:cs="Times New Roman"/>
+          <w:lang w:val="en-US" w:bidi="ar-EG"/>
+        </w:rPr>
+      </w:pPr>
+      <w:r>
+        <w:rPr>
+          <w:rFonts w:hint="default" w:ascii="Cambria" w:hAnsi="Cambria" w:cs="Cambria"/>
+          <w:sz w:val="32"/>
+          <w:szCs w:val="32"/>
+          <w:lang w:val="en-CA" w:bidi="ar-EG"/>
+        </w:rPr>
+        <w:t>Our problem is : if you have a credit cards to same account , you have the amount of money of each employee such that everyone do an operation of  withdraw.Simulate it and clarify each operation is accepted or failed.</w:t>
+      </w:r>
+    </w:p>
+    <w:p>
+      <w:pPr>
+        <w:numPr>
+          <w:ilvl w:val="1"/>
+          <w:numId w:val="17"/>
+        </w:numPr>
+        <w:tabs>
+          <w:tab w:val="left" w:pos="432"/>
+          <w:tab w:val="clear" w:pos="840"/>
+        </w:tabs>
+        <w:spacing w:before="160" w:after="80" w:line="240" w:lineRule="auto"/>
+        <w:ind w:left="840" w:leftChars="0" w:hanging="420" w:firstLineChars="0"/>
+        <w:jc w:val="both"/>
+        <w:rPr>
+          <w:rFonts w:hint="default" w:cs="Times New Roman"/>
+          <w:lang w:val="en-US" w:bidi="ar-EG"/>
+        </w:rPr>
+      </w:pPr>
+      <w:r>
+        <w:rPr>
+          <w:rFonts w:hint="default" w:ascii="Cambria" w:hAnsi="Cambria" w:cs="Cambria"/>
+          <w:sz w:val="32"/>
+          <w:szCs w:val="32"/>
+          <w:lang w:val="en-CA" w:bidi="ar-EG"/>
+        </w:rPr>
+        <w:t>The solution is basically easy with critical because if someone is doing his process , NOONE can do anything until he finised his operation.</w:t>
+      </w:r>
+    </w:p>
+    <w:p>
+      <w:pPr>
+        <w:numPr>
+          <w:ilvl w:val="0"/>
+          <w:numId w:val="18"/>
+        </w:numPr>
+        <w:tabs>
+          <w:tab w:val="left" w:pos="432"/>
+          <w:tab w:val="clear" w:pos="420"/>
+        </w:tabs>
+        <w:spacing w:before="160" w:after="80" w:line="240" w:lineRule="auto"/>
+        <w:ind w:left="420" w:leftChars="0" w:hanging="420" w:firstLineChars="0"/>
+        <w:jc w:val="both"/>
+      </w:pPr>
+      <w:r>
+        <w:rPr>
+          <w:rFonts w:hint="default" w:ascii="Cambria" w:hAnsi="Cambria" w:cs="Cambria"/>
+          <w:sz w:val="32"/>
+          <w:szCs w:val="32"/>
+          <w:lang w:val="en-CA" w:bidi="ar-EG"/>
+        </w:rPr>
+        <w:t>Atomic :provides mutual exclusion but only applies to the update of a memory location.Also atomic is faster than critical .However atomic is less functionality than critical.Let’s see our code to understand</w:t>
+      </w:r>
+      <w:r>
+        <w:rPr>
+          <w:rFonts w:hint="default" w:cs="Times New Roman"/>
+          <w:lang w:val="en-CA" w:bidi="ar-EG"/>
+        </w:rPr>
+        <w:tab/>
+      </w:r>
+      <w:r>
+        <w:drawing>
+          <wp:inline distT="0" distB="0" distL="114300" distR="114300">
+            <wp:extent cx="5937885" cy="6986270"/>
+            <wp:effectExtent l="0" t="0" r="5715" b="8890"/>
+            <wp:docPr id="17" name="Picture 7"/>
+            <wp:cNvGraphicFramePr>
+              <a:graphicFrameLocks xmlns:a="http://schemas.openxmlformats.org/drawingml/2006/main" noChangeAspect="1"/>
+            </wp:cNvGraphicFramePr>
+            <a:graphic xmlns:a="http://schemas.openxmlformats.org/drawingml/2006/main">
+              <a:graphicData uri="http://schemas.openxmlformats.org/drawingml/2006/picture">
+                <pic:pic xmlns:pic="http://schemas.openxmlformats.org/drawingml/2006/picture">
+                  <pic:nvPicPr>
+                    <pic:cNvPr id="17" name="Picture 7"/>
+                    <pic:cNvPicPr>
+                      <a:picLocks noChangeAspect="1"/>
+                    </pic:cNvPicPr>
+                  </pic:nvPicPr>
+                  <pic:blipFill>
+                    <a:blip r:embed="rId20"/>
+                    <a:stretch>
+                      <a:fillRect/>
+                    </a:stretch>
+                  </pic:blipFill>
+                  <pic:spPr>
+                    <a:xfrm>
+                      <a:off x="0" y="0"/>
+                      <a:ext cx="5937885" cy="6986270"/>
+                    </a:xfrm>
+                    <a:prstGeom prst="rect">
+                      <a:avLst/>
+                    </a:prstGeom>
+                    <a:noFill/>
+                    <a:ln>
+                      <a:noFill/>
+                    </a:ln>
+                  </pic:spPr>
+                </pic:pic>
+              </a:graphicData>
+            </a:graphic>
+          </wp:inline>
+        </w:drawing>
+      </w:r>
+    </w:p>
+    <w:p>
+      <w:pPr>
+        <w:numPr>
+          <w:ilvl w:val="0"/>
+          <w:numId w:val="0"/>
+        </w:numPr>
+        <w:tabs>
+          <w:tab w:val="left" w:pos="432"/>
+        </w:tabs>
+        <w:spacing w:before="160" w:after="80" w:line="240" w:lineRule="auto"/>
+        <w:ind w:leftChars="0"/>
+        <w:jc w:val="both"/>
+      </w:pPr>
+      <w:r>
+        <w:drawing>
+          <wp:inline distT="0" distB="0" distL="114300" distR="114300">
+            <wp:extent cx="5937885" cy="513715"/>
+            <wp:effectExtent l="0" t="0" r="5715" b="4445"/>
+            <wp:docPr id="18" name="Picture 8"/>
+            <wp:cNvGraphicFramePr>
+              <a:graphicFrameLocks xmlns:a="http://schemas.openxmlformats.org/drawingml/2006/main" noChangeAspect="1"/>
+            </wp:cNvGraphicFramePr>
+            <a:graphic xmlns:a="http://schemas.openxmlformats.org/drawingml/2006/main">
+              <a:graphicData uri="http://schemas.openxmlformats.org/drawingml/2006/picture">
+                <pic:pic xmlns:pic="http://schemas.openxmlformats.org/drawingml/2006/picture">
+                  <pic:nvPicPr>
+                    <pic:cNvPr id="18" name="Picture 8"/>
+                    <pic:cNvPicPr>
+                      <a:picLocks noChangeAspect="1"/>
+                    </pic:cNvPicPr>
+                  </pic:nvPicPr>
+                  <pic:blipFill>
+                    <a:blip r:embed="rId21"/>
+                    <a:stretch>
+                      <a:fillRect/>
+                    </a:stretch>
+                  </pic:blipFill>
+                  <pic:spPr>
+                    <a:xfrm>
+                      <a:off x="0" y="0"/>
+                      <a:ext cx="5937885" cy="513715"/>
+                    </a:xfrm>
+                    <a:prstGeom prst="rect">
+                      <a:avLst/>
+                    </a:prstGeom>
+                    <a:noFill/>
+                    <a:ln>
+                      <a:noFill/>
+                    </a:ln>
+                  </pic:spPr>
+                </pic:pic>
+              </a:graphicData>
+            </a:graphic>
+          </wp:inline>
+        </w:drawing>
+      </w:r>
+    </w:p>
+    <w:p>
+      <w:pPr>
+        <w:numPr>
+          <w:ilvl w:val="0"/>
+          <w:numId w:val="18"/>
+        </w:numPr>
+        <w:tabs>
+          <w:tab w:val="left" w:pos="432"/>
+          <w:tab w:val="clear" w:pos="420"/>
+        </w:tabs>
+        <w:spacing w:before="160" w:after="80" w:line="240" w:lineRule="auto"/>
+        <w:ind w:left="420" w:leftChars="0" w:hanging="420" w:firstLineChars="0"/>
+        <w:jc w:val="both"/>
+        <w:rPr>
+          <w:rFonts w:hint="default"/>
+          <w:lang w:val="en-CA"/>
+        </w:rPr>
+      </w:pPr>
+      <w:r>
+        <w:rPr>
+          <w:rFonts w:hint="default" w:ascii="Cambria" w:hAnsi="Cambria" w:cs="Cambria"/>
+          <w:sz w:val="32"/>
+          <w:szCs w:val="32"/>
+          <w:lang w:val="en-CA"/>
+        </w:rPr>
+        <w:t>It’s similer to the previous problem . how can we apply a game which each thread has its job to increase or decrease by atomic.</w:t>
+      </w:r>
+    </w:p>
+    <w:p>
+      <w:pPr>
+        <w:numPr>
+          <w:ilvl w:val="0"/>
+          <w:numId w:val="18"/>
+        </w:numPr>
+        <w:tabs>
+          <w:tab w:val="left" w:pos="432"/>
+          <w:tab w:val="clear" w:pos="420"/>
+        </w:tabs>
+        <w:spacing w:before="160" w:after="80" w:line="240" w:lineRule="auto"/>
+        <w:ind w:left="420" w:leftChars="0" w:hanging="420" w:firstLineChars="0"/>
+        <w:jc w:val="both"/>
+        <w:rPr>
+          <w:rFonts w:hint="default"/>
+          <w:lang w:val="en-CA"/>
+        </w:rPr>
+      </w:pPr>
     </w:p>
     <w:p>
       <w:pPr>
         <w:pStyle w:val="2"/>
+        <w:numPr>
+          <w:ilvl w:val="0"/>
+          <w:numId w:val="19"/>
+        </w:numPr>
+        <w:ind w:left="432" w:leftChars="0" w:hanging="432" w:firstLineChars="0"/>
+        <w:jc w:val="center"/>
+        <w:rPr>
+          <w:rFonts w:hint="default" w:ascii="Calibri" w:hAnsi="Calibri" w:cs="Calibri"/>
+          <w:sz w:val="44"/>
+          <w:szCs w:val="44"/>
+          <w:lang w:val="en-CA" w:bidi="ar-EG"/>
+        </w:rPr>
+      </w:pPr>
+      <w:r>
+        <w:rPr>
+          <w:rFonts w:hint="default" w:ascii="Calibri" w:hAnsi="Calibri" w:cs="Calibri"/>
+          <w:sz w:val="44"/>
+          <w:szCs w:val="44"/>
+          <w:lang w:val="en-CA" w:bidi="ar-EG"/>
+        </w:rPr>
+        <w:t>(Using a critical section to remove the impact of false sharing,Lecture2Slide69)</w:t>
+      </w:r>
+    </w:p>
+    <w:p>
+      <w:pPr>
+        <w:numPr>
+          <w:numId w:val="0"/>
+        </w:numPr>
+        <w:spacing w:before="160" w:after="80" w:line="240" w:lineRule="auto"/>
         <w:rPr>
           <w:rFonts w:hint="default"/>
-          <w:lang w:val="en-CA"/>
-        </w:rPr>
-      </w:pPr>
+          <w:sz w:val="32"/>
+          <w:szCs w:val="32"/>
+          <w:lang w:val="en-CA"/>
+        </w:rPr>
+      </w:pPr>
+    </w:p>
+    <w:p>
+      <w:pPr>
+        <w:numPr>
+          <w:ilvl w:val="0"/>
+          <w:numId w:val="20"/>
+        </w:numPr>
+        <w:spacing w:before="160" w:after="80" w:line="240" w:lineRule="auto"/>
+        <w:ind w:left="420" w:leftChars="0" w:hanging="420" w:firstLineChars="0"/>
+        <w:rPr>
+          <w:rFonts w:hint="default"/>
+          <w:sz w:val="32"/>
+          <w:szCs w:val="32"/>
+          <w:lang w:val="en-CA"/>
+        </w:rPr>
+      </w:pPr>
+      <w:r>
+        <w:rPr>
+          <w:rFonts w:hint="default"/>
+          <w:sz w:val="32"/>
+          <w:szCs w:val="32"/>
+          <w:lang w:val="en-CA"/>
+        </w:rPr>
+        <w:t>Here, we will implement all we have learnt about syncronization in addition to remove all problems such as (race condition - false sharing).As seen in the following pictures:</w:t>
+      </w:r>
+    </w:p>
+    <w:p>
+      <w:pPr>
+        <w:numPr>
+          <w:ilvl w:val="0"/>
+          <w:numId w:val="20"/>
+        </w:numPr>
+        <w:spacing w:before="160" w:after="80" w:line="240" w:lineRule="auto"/>
+        <w:ind w:left="420" w:leftChars="0" w:hanging="420" w:firstLineChars="0"/>
+        <w:rPr>
+          <w:rFonts w:hint="default"/>
+          <w:sz w:val="32"/>
+          <w:szCs w:val="32"/>
+          <w:lang w:val="en-CA"/>
+        </w:rPr>
+      </w:pPr>
+      <w:r>
+        <w:drawing>
+          <wp:inline distT="0" distB="0" distL="114300" distR="114300">
+            <wp:extent cx="5941060" cy="2664460"/>
+            <wp:effectExtent l="0" t="0" r="2540" b="2540"/>
+            <wp:docPr id="11" name="Picture 2"/>
+            <wp:cNvGraphicFramePr>
+              <a:graphicFrameLocks xmlns:a="http://schemas.openxmlformats.org/drawingml/2006/main" noChangeAspect="1"/>
+            </wp:cNvGraphicFramePr>
+            <a:graphic xmlns:a="http://schemas.openxmlformats.org/drawingml/2006/main">
+              <a:graphicData uri="http://schemas.openxmlformats.org/drawingml/2006/picture">
+                <pic:pic xmlns:pic="http://schemas.openxmlformats.org/drawingml/2006/picture">
+                  <pic:nvPicPr>
+                    <pic:cNvPr id="11" name="Picture 2"/>
+                    <pic:cNvPicPr>
+                      <a:picLocks noChangeAspect="1"/>
+                    </pic:cNvPicPr>
+                  </pic:nvPicPr>
+                  <pic:blipFill>
+                    <a:blip r:embed="rId22"/>
+                    <a:stretch>
+                      <a:fillRect/>
+                    </a:stretch>
+                  </pic:blipFill>
+                  <pic:spPr>
+                    <a:xfrm>
+                      <a:off x="0" y="0"/>
+                      <a:ext cx="5941060" cy="2664460"/>
+                    </a:xfrm>
+                    <a:prstGeom prst="rect">
+                      <a:avLst/>
+                    </a:prstGeom>
+                    <a:noFill/>
+                    <a:ln>
+                      <a:noFill/>
+                    </a:ln>
+                  </pic:spPr>
+                </pic:pic>
+              </a:graphicData>
+            </a:graphic>
+          </wp:inline>
+        </w:drawing>
+      </w:r>
+    </w:p>
+    <w:p>
+      <w:pPr>
+        <w:numPr>
+          <w:ilvl w:val="0"/>
+          <w:numId w:val="20"/>
+        </w:numPr>
+        <w:spacing w:before="160" w:after="80" w:line="240" w:lineRule="auto"/>
+        <w:ind w:left="420" w:leftChars="0" w:hanging="420" w:firstLineChars="0"/>
+        <w:rPr>
+          <w:rFonts w:hint="default"/>
+          <w:sz w:val="32"/>
+          <w:szCs w:val="32"/>
+          <w:lang w:val="en-CA"/>
+        </w:rPr>
+      </w:pPr>
+      <w:r>
+        <w:drawing>
+          <wp:inline distT="0" distB="0" distL="114300" distR="114300">
+            <wp:extent cx="5934075" cy="1655445"/>
+            <wp:effectExtent l="0" t="0" r="9525" b="5715"/>
+            <wp:docPr id="19" name="Picture 3"/>
+            <wp:cNvGraphicFramePr>
+              <a:graphicFrameLocks xmlns:a="http://schemas.openxmlformats.org/drawingml/2006/main" noChangeAspect="1"/>
+            </wp:cNvGraphicFramePr>
+            <a:graphic xmlns:a="http://schemas.openxmlformats.org/drawingml/2006/main">
+              <a:graphicData uri="http://schemas.openxmlformats.org/drawingml/2006/picture">
+                <pic:pic xmlns:pic="http://schemas.openxmlformats.org/drawingml/2006/picture">
+                  <pic:nvPicPr>
+                    <pic:cNvPr id="19" name="Picture 3"/>
+                    <pic:cNvPicPr>
+                      <a:picLocks noChangeAspect="1"/>
+                    </pic:cNvPicPr>
+                  </pic:nvPicPr>
+                  <pic:blipFill>
+                    <a:blip r:embed="rId23"/>
+                    <a:stretch>
+                      <a:fillRect/>
+                    </a:stretch>
+                  </pic:blipFill>
+                  <pic:spPr>
+                    <a:xfrm>
+                      <a:off x="0" y="0"/>
+                      <a:ext cx="5934075" cy="1655445"/>
+                    </a:xfrm>
+                    <a:prstGeom prst="rect">
+                      <a:avLst/>
+                    </a:prstGeom>
+                    <a:noFill/>
+                    <a:ln>
+                      <a:noFill/>
+                    </a:ln>
+                  </pic:spPr>
+                </pic:pic>
+              </a:graphicData>
+            </a:graphic>
+          </wp:inline>
+        </w:drawing>
+      </w:r>
+    </w:p>
+    <w:p>
+      <w:pPr>
+        <w:numPr>
+          <w:ilvl w:val="0"/>
+          <w:numId w:val="20"/>
+        </w:numPr>
+        <w:spacing w:before="160" w:after="80" w:line="240" w:lineRule="auto"/>
+        <w:ind w:left="420" w:leftChars="0" w:hanging="420" w:firstLineChars="0"/>
+        <w:rPr>
+          <w:rFonts w:hint="default"/>
+          <w:sz w:val="32"/>
+          <w:szCs w:val="32"/>
+          <w:lang w:val="en-CA"/>
+        </w:rPr>
+      </w:pPr>
+      <w:r>
+        <w:drawing>
+          <wp:inline distT="0" distB="0" distL="114300" distR="114300">
+            <wp:extent cx="5941060" cy="1276985"/>
+            <wp:effectExtent l="0" t="0" r="2540" b="3175"/>
+            <wp:docPr id="2" name="Picture 1"/>
+            <wp:cNvGraphicFramePr>
+              <a:graphicFrameLocks xmlns:a="http://schemas.openxmlformats.org/drawingml/2006/main" noChangeAspect="1"/>
+            </wp:cNvGraphicFramePr>
+            <a:graphic xmlns:a="http://schemas.openxmlformats.org/drawingml/2006/main">
+              <a:graphicData uri="http://schemas.openxmlformats.org/drawingml/2006/picture">
+                <pic:pic xmlns:pic="http://schemas.openxmlformats.org/drawingml/2006/picture">
+                  <pic:nvPicPr>
+                    <pic:cNvPr id="2" name="Picture 1"/>
+                    <pic:cNvPicPr>
+                      <a:picLocks noChangeAspect="1"/>
+                    </pic:cNvPicPr>
+                  </pic:nvPicPr>
+                  <pic:blipFill>
+                    <a:blip r:embed="rId24"/>
+                    <a:stretch>
+                      <a:fillRect/>
+                    </a:stretch>
+                  </pic:blipFill>
+                  <pic:spPr>
+                    <a:xfrm>
+                      <a:off x="0" y="0"/>
+                      <a:ext cx="5941060" cy="1276985"/>
+                    </a:xfrm>
+                    <a:prstGeom prst="rect">
+                      <a:avLst/>
+                    </a:prstGeom>
+                    <a:noFill/>
+                    <a:ln>
+                      <a:noFill/>
+                    </a:ln>
+                  </pic:spPr>
+                </pic:pic>
+              </a:graphicData>
+            </a:graphic>
+          </wp:inline>
+        </w:drawing>
+      </w:r>
+    </w:p>
+    <w:p>
+      <w:pPr>
+        <w:numPr>
+          <w:ilvl w:val="0"/>
+          <w:numId w:val="20"/>
+        </w:numPr>
+        <w:spacing w:before="160" w:after="80" w:line="240" w:lineRule="auto"/>
+        <w:ind w:left="420" w:leftChars="0" w:hanging="420" w:firstLineChars="0"/>
+        <w:rPr>
+          <w:rFonts w:hint="default"/>
+          <w:sz w:val="32"/>
+          <w:szCs w:val="32"/>
+          <w:lang w:val="en-CA"/>
+        </w:rPr>
+      </w:pPr>
+      <w:r>
+        <w:rPr>
+          <w:rFonts w:hint="default"/>
+          <w:sz w:val="32"/>
+          <w:szCs w:val="32"/>
+          <w:lang w:val="en-CA"/>
+        </w:rPr>
+        <w:t xml:space="preserve">As we seen we finally killed most problems of parallizm by using syncronization critical </w:t>
+      </w:r>
     </w:p>
     <w:p>
       <w:pPr>
@@ -3423,6 +4289,186 @@
     </w:lvl>
   </w:abstractNum>
   <w:abstractNum w:abstractNumId="1">
+    <w:nsid w:val="81D12A60"/>
+    <w:multiLevelType w:val="multilevel"/>
+    <w:tmpl w:val="81D12A60"/>
+    <w:lvl w:ilvl="0" w:tentative="0">
+      <w:start w:val="1"/>
+      <w:numFmt w:val="bullet"/>
+      <w:lvlText w:val=""/>
+      <w:lvlJc w:val="left"/>
+      <w:pPr>
+        <w:tabs>
+          <w:tab w:val="left" w:pos="420"/>
+        </w:tabs>
+        <w:ind w:left="420" w:leftChars="0" w:hanging="420" w:firstLineChars="0"/>
+      </w:pPr>
+      <w:rPr>
+        <w:rFonts w:hint="default" w:ascii="Wingdings" w:hAnsi="Wingdings"/>
+      </w:rPr>
+    </w:lvl>
+    <w:lvl w:ilvl="1" w:tentative="0">
+      <w:start w:val="1"/>
+      <w:numFmt w:val="bullet"/>
+      <w:lvlText w:val=""/>
+      <w:lvlJc w:val="left"/>
+      <w:pPr>
+        <w:tabs>
+          <w:tab w:val="left" w:pos="840"/>
+        </w:tabs>
+        <w:ind w:left="840" w:leftChars="0" w:hanging="420" w:firstLineChars="0"/>
+      </w:pPr>
+      <w:rPr>
+        <w:rFonts w:hint="default" w:ascii="Wingdings" w:hAnsi="Wingdings"/>
+      </w:rPr>
+    </w:lvl>
+    <w:lvl w:ilvl="2" w:tentative="0">
+      <w:start w:val="1"/>
+      <w:numFmt w:val="bullet"/>
+      <w:lvlText w:val=""/>
+      <w:lvlJc w:val="left"/>
+      <w:pPr>
+        <w:tabs>
+          <w:tab w:val="left" w:pos="1260"/>
+        </w:tabs>
+        <w:ind w:left="1260" w:leftChars="0" w:hanging="420" w:firstLineChars="0"/>
+      </w:pPr>
+      <w:rPr>
+        <w:rFonts w:hint="default" w:ascii="Wingdings" w:hAnsi="Wingdings"/>
+      </w:rPr>
+    </w:lvl>
+    <w:lvl w:ilvl="3" w:tentative="0">
+      <w:start w:val="1"/>
+      <w:numFmt w:val="bullet"/>
+      <w:lvlText w:val=""/>
+      <w:lvlJc w:val="left"/>
+      <w:pPr>
+        <w:tabs>
+          <w:tab w:val="left" w:pos="1680"/>
+        </w:tabs>
+        <w:ind w:left="1680" w:leftChars="0" w:hanging="420" w:firstLineChars="0"/>
+      </w:pPr>
+      <w:rPr>
+        <w:rFonts w:hint="default" w:ascii="Wingdings" w:hAnsi="Wingdings"/>
+      </w:rPr>
+    </w:lvl>
+    <w:lvl w:ilvl="4" w:tentative="0">
+      <w:start w:val="1"/>
+      <w:numFmt w:val="bullet"/>
+      <w:lvlText w:val=""/>
+      <w:lvlJc w:val="left"/>
+      <w:pPr>
+        <w:tabs>
+          <w:tab w:val="left" w:pos="2100"/>
+        </w:tabs>
+        <w:ind w:left="2100" w:leftChars="0" w:hanging="420" w:firstLineChars="0"/>
+      </w:pPr>
+      <w:rPr>
+        <w:rFonts w:hint="default" w:ascii="Wingdings" w:hAnsi="Wingdings"/>
+      </w:rPr>
+    </w:lvl>
+    <w:lvl w:ilvl="5" w:tentative="0">
+      <w:start w:val="1"/>
+      <w:numFmt w:val="bullet"/>
+      <w:lvlText w:val=""/>
+      <w:lvlJc w:val="left"/>
+      <w:pPr>
+        <w:tabs>
+          <w:tab w:val="left" w:pos="2520"/>
+        </w:tabs>
+        <w:ind w:left="2520" w:leftChars="0" w:hanging="420" w:firstLineChars="0"/>
+      </w:pPr>
+      <w:rPr>
+        <w:rFonts w:hint="default" w:ascii="Wingdings" w:hAnsi="Wingdings"/>
+      </w:rPr>
+    </w:lvl>
+    <w:lvl w:ilvl="6" w:tentative="0">
+      <w:start w:val="1"/>
+      <w:numFmt w:val="bullet"/>
+      <w:lvlText w:val=""/>
+      <w:lvlJc w:val="left"/>
+      <w:pPr>
+        <w:tabs>
+          <w:tab w:val="left" w:pos="2940"/>
+        </w:tabs>
+        <w:ind w:left="2940" w:leftChars="0" w:hanging="420" w:firstLineChars="0"/>
+      </w:pPr>
+      <w:rPr>
+        <w:rFonts w:hint="default" w:ascii="Wingdings" w:hAnsi="Wingdings"/>
+      </w:rPr>
+    </w:lvl>
+    <w:lvl w:ilvl="7" w:tentative="0">
+      <w:start w:val="1"/>
+      <w:numFmt w:val="bullet"/>
+      <w:lvlText w:val=""/>
+      <w:lvlJc w:val="left"/>
+      <w:pPr>
+        <w:tabs>
+          <w:tab w:val="left" w:pos="3360"/>
+        </w:tabs>
+        <w:ind w:left="3360" w:leftChars="0" w:hanging="420" w:firstLineChars="0"/>
+      </w:pPr>
+      <w:rPr>
+        <w:rFonts w:hint="default" w:ascii="Wingdings" w:hAnsi="Wingdings"/>
+      </w:rPr>
+    </w:lvl>
+    <w:lvl w:ilvl="8" w:tentative="0">
+      <w:start w:val="1"/>
+      <w:numFmt w:val="bullet"/>
+      <w:lvlText w:val=""/>
+      <w:lvlJc w:val="left"/>
+      <w:pPr>
+        <w:tabs>
+          <w:tab w:val="left" w:pos="3780"/>
+        </w:tabs>
+        <w:ind w:left="3780" w:leftChars="0" w:hanging="420" w:firstLineChars="0"/>
+      </w:pPr>
+      <w:rPr>
+        <w:rFonts w:hint="default" w:ascii="Wingdings" w:hAnsi="Wingdings"/>
+      </w:rPr>
+    </w:lvl>
+  </w:abstractNum>
+  <w:abstractNum w:abstractNumId="2">
+    <w:nsid w:val="84693311"/>
+    <w:multiLevelType w:val="singleLevel"/>
+    <w:tmpl w:val="84693311"/>
+    <w:lvl w:ilvl="0" w:tentative="0">
+      <w:start w:val="6"/>
+      <w:numFmt w:val="decimal"/>
+      <w:lvlText w:val="%1."/>
+      <w:lvlJc w:val="left"/>
+      <w:pPr>
+        <w:tabs>
+          <w:tab w:val="left" w:pos="432"/>
+        </w:tabs>
+        <w:ind w:left="432" w:leftChars="0" w:hanging="432" w:firstLineChars="0"/>
+      </w:pPr>
+      <w:rPr>
+        <w:rFonts w:hint="default"/>
+      </w:rPr>
+    </w:lvl>
+  </w:abstractNum>
+  <w:abstractNum w:abstractNumId="3">
+    <w:nsid w:val="8852646D"/>
+    <w:multiLevelType w:val="singleLevel"/>
+    <w:tmpl w:val="8852646D"/>
+    <w:lvl w:ilvl="0" w:tentative="0">
+      <w:start w:val="1"/>
+      <w:numFmt w:val="bullet"/>
+      <w:lvlText w:val=""/>
+      <w:lvlJc w:val="left"/>
+      <w:pPr>
+        <w:tabs>
+          <w:tab w:val="left" w:pos="420"/>
+        </w:tabs>
+        <w:ind w:left="420" w:leftChars="0" w:hanging="420" w:firstLineChars="0"/>
+      </w:pPr>
+      <w:rPr>
+        <w:rFonts w:hint="default" w:ascii="Wingdings" w:hAnsi="Wingdings"/>
+      </w:rPr>
+    </w:lvl>
+  </w:abstractNum>
+  <w:abstractNum w:abstractNumId="4">
     <w:nsid w:val="A4F21280"/>
     <w:multiLevelType w:val="singleLevel"/>
     <w:tmpl w:val="A4F21280"/>
@@ -3442,7 +4488,7 @@
       </w:rPr>
     </w:lvl>
   </w:abstractNum>
-  <w:abstractNum w:abstractNumId="2">
+  <w:abstractNum w:abstractNumId="5">
     <w:nsid w:val="AB531DE3"/>
     <w:multiLevelType w:val="multilevel"/>
     <w:tmpl w:val="AB531DE3"/>
@@ -3582,7 +4628,7 @@
       </w:rPr>
     </w:lvl>
   </w:abstractNum>
-  <w:abstractNum w:abstractNumId="3">
+  <w:abstractNum w:abstractNumId="6">
     <w:nsid w:val="BCC47A12"/>
     <w:multiLevelType w:val="singleLevel"/>
     <w:tmpl w:val="BCC47A12"/>
@@ -3602,7 +4648,7 @@
       </w:rPr>
     </w:lvl>
   </w:abstractNum>
-  <w:abstractNum w:abstractNumId="4">
+  <w:abstractNum w:abstractNumId="7">
     <w:nsid w:val="C72154F8"/>
     <w:multiLevelType w:val="singleLevel"/>
     <w:tmpl w:val="C72154F8"/>
@@ -3622,7 +4668,27 @@
       </w:rPr>
     </w:lvl>
   </w:abstractNum>
-  <w:abstractNum w:abstractNumId="5">
+  <w:abstractNum w:abstractNumId="8">
+    <w:nsid w:val="D1797C0C"/>
+    <w:multiLevelType w:val="singleLevel"/>
+    <w:tmpl w:val="D1797C0C"/>
+    <w:lvl w:ilvl="0" w:tentative="0">
+      <w:start w:val="1"/>
+      <w:numFmt w:val="bullet"/>
+      <w:lvlText w:val=""/>
+      <w:lvlJc w:val="left"/>
+      <w:pPr>
+        <w:tabs>
+          <w:tab w:val="left" w:pos="420"/>
+        </w:tabs>
+        <w:ind w:left="420" w:leftChars="0" w:hanging="420" w:firstLineChars="0"/>
+      </w:pPr>
+      <w:rPr>
+        <w:rFonts w:hint="default" w:ascii="Wingdings" w:hAnsi="Wingdings"/>
+      </w:rPr>
+    </w:lvl>
+  </w:abstractNum>
+  <w:abstractNum w:abstractNumId="9">
     <w:nsid w:val="D1A00078"/>
     <w:multiLevelType w:val="multilevel"/>
     <w:tmpl w:val="D1A00078"/>
@@ -3762,7 +4828,27 @@
       </w:rPr>
     </w:lvl>
   </w:abstractNum>
-  <w:abstractNum w:abstractNumId="6">
+  <w:abstractNum w:abstractNumId="10">
+    <w:nsid w:val="DB936096"/>
+    <w:multiLevelType w:val="singleLevel"/>
+    <w:tmpl w:val="DB936096"/>
+    <w:lvl w:ilvl="0" w:tentative="0">
+      <w:start w:val="5"/>
+      <w:numFmt w:val="decimal"/>
+      <w:lvlText w:val="%1."/>
+      <w:lvlJc w:val="left"/>
+      <w:pPr>
+        <w:tabs>
+          <w:tab w:val="left" w:pos="432"/>
+        </w:tabs>
+        <w:ind w:left="432" w:leftChars="0" w:hanging="432" w:firstLineChars="0"/>
+      </w:pPr>
+      <w:rPr>
+        <w:rFonts w:hint="default"/>
+      </w:rPr>
+    </w:lvl>
+  </w:abstractNum>
+  <w:abstractNum w:abstractNumId="11">
     <w:nsid w:val="F12EF51E"/>
     <w:multiLevelType w:val="singleLevel"/>
     <w:tmpl w:val="F12EF51E"/>
@@ -3782,7 +4868,147 @@
       </w:rPr>
     </w:lvl>
   </w:abstractNum>
-  <w:abstractNum w:abstractNumId="7">
+  <w:abstractNum w:abstractNumId="12">
+    <w:nsid w:val="F5454A1C"/>
+    <w:multiLevelType w:val="multilevel"/>
+    <w:tmpl w:val="F5454A1C"/>
+    <w:lvl w:ilvl="0" w:tentative="0">
+      <w:start w:val="1"/>
+      <w:numFmt w:val="bullet"/>
+      <w:lvlText w:val=""/>
+      <w:lvlJc w:val="left"/>
+      <w:pPr>
+        <w:tabs>
+          <w:tab w:val="left" w:pos="420"/>
+        </w:tabs>
+        <w:ind w:left="420" w:leftChars="0" w:hanging="420" w:firstLineChars="0"/>
+      </w:pPr>
+      <w:rPr>
+        <w:rFonts w:hint="default" w:ascii="Wingdings" w:hAnsi="Wingdings"/>
+      </w:rPr>
+    </w:lvl>
+    <w:lvl w:ilvl="1" w:tentative="0">
+      <w:start w:val="1"/>
+      <w:numFmt w:val="bullet"/>
+      <w:lvlText w:val=""/>
+      <w:lvlJc w:val="left"/>
+      <w:pPr>
+        <w:tabs>
+          <w:tab w:val="left" w:pos="840"/>
+        </w:tabs>
+        <w:ind w:left="840" w:leftChars="0" w:hanging="420" w:firstLineChars="0"/>
+      </w:pPr>
+      <w:rPr>
+        <w:rFonts w:hint="default" w:ascii="Wingdings" w:hAnsi="Wingdings"/>
+      </w:rPr>
+    </w:lvl>
+    <w:lvl w:ilvl="2" w:tentative="0">
+      <w:start w:val="1"/>
+      <w:numFmt w:val="bullet"/>
+      <w:lvlText w:val=""/>
+      <w:lvlJc w:val="left"/>
+      <w:pPr>
+        <w:tabs>
+          <w:tab w:val="left" w:pos="1260"/>
+        </w:tabs>
+        <w:ind w:left="1260" w:leftChars="0" w:hanging="420" w:firstLineChars="0"/>
+      </w:pPr>
+      <w:rPr>
+        <w:rFonts w:hint="default" w:ascii="Wingdings" w:hAnsi="Wingdings"/>
+      </w:rPr>
+    </w:lvl>
+    <w:lvl w:ilvl="3" w:tentative="0">
+      <w:start w:val="1"/>
+      <w:numFmt w:val="bullet"/>
+      <w:lvlText w:val=""/>
+      <w:lvlJc w:val="left"/>
+      <w:pPr>
+        <w:tabs>
+          <w:tab w:val="left" w:pos="1680"/>
+        </w:tabs>
+        <w:ind w:left="1680" w:leftChars="0" w:hanging="420" w:firstLineChars="0"/>
+      </w:pPr>
+      <w:rPr>
+        <w:rFonts w:hint="default" w:ascii="Wingdings" w:hAnsi="Wingdings"/>
+      </w:rPr>
+    </w:lvl>
+    <w:lvl w:ilvl="4" w:tentative="0">
+      <w:start w:val="1"/>
+      <w:numFmt w:val="bullet"/>
+      <w:lvlText w:val=""/>
+      <w:lvlJc w:val="left"/>
+      <w:pPr>
+        <w:tabs>
+          <w:tab w:val="left" w:pos="2100"/>
+        </w:tabs>
+        <w:ind w:left="2100" w:leftChars="0" w:hanging="420" w:firstLineChars="0"/>
+      </w:pPr>
+      <w:rPr>
+        <w:rFonts w:hint="default" w:ascii="Wingdings" w:hAnsi="Wingdings"/>
+      </w:rPr>
+    </w:lvl>
+    <w:lvl w:ilvl="5" w:tentative="0">
+      <w:start w:val="1"/>
+      <w:numFmt w:val="bullet"/>
+      <w:lvlText w:val=""/>
+      <w:lvlJc w:val="left"/>
+      <w:pPr>
+        <w:tabs>
+          <w:tab w:val="left" w:pos="2520"/>
+        </w:tabs>
+        <w:ind w:left="2520" w:leftChars="0" w:hanging="420" w:firstLineChars="0"/>
+      </w:pPr>
+      <w:rPr>
+        <w:rFonts w:hint="default" w:ascii="Wingdings" w:hAnsi="Wingdings"/>
+      </w:rPr>
+    </w:lvl>
+    <w:lvl w:ilvl="6" w:tentative="0">
+      <w:start w:val="1"/>
+      <w:numFmt w:val="bullet"/>
+      <w:lvlText w:val=""/>
+      <w:lvlJc w:val="left"/>
+      <w:pPr>
+        <w:tabs>
+          <w:tab w:val="left" w:pos="2940"/>
+        </w:tabs>
+        <w:ind w:left="2940" w:leftChars="0" w:hanging="420" w:firstLineChars="0"/>
+      </w:pPr>
+      <w:rPr>
+        <w:rFonts w:hint="default" w:ascii="Wingdings" w:hAnsi="Wingdings"/>
+      </w:rPr>
+    </w:lvl>
+    <w:lvl w:ilvl="7" w:tentative="0">
+      <w:start w:val="1"/>
+      <w:numFmt w:val="bullet"/>
+      <w:lvlText w:val=""/>
+      <w:lvlJc w:val="left"/>
+      <w:pPr>
+        <w:tabs>
+          <w:tab w:val="left" w:pos="3360"/>
+        </w:tabs>
+        <w:ind w:left="3360" w:leftChars="0" w:hanging="420" w:firstLineChars="0"/>
+      </w:pPr>
+      <w:rPr>
+        <w:rFonts w:hint="default" w:ascii="Wingdings" w:hAnsi="Wingdings"/>
+      </w:rPr>
+    </w:lvl>
+    <w:lvl w:ilvl="8" w:tentative="0">
+      <w:start w:val="1"/>
+      <w:numFmt w:val="bullet"/>
+      <w:lvlText w:val=""/>
+      <w:lvlJc w:val="left"/>
+      <w:pPr>
+        <w:tabs>
+          <w:tab w:val="left" w:pos="3780"/>
+        </w:tabs>
+        <w:ind w:left="3780" w:leftChars="0" w:hanging="420" w:firstLineChars="0"/>
+      </w:pPr>
+      <w:rPr>
+        <w:rFonts w:hint="default" w:ascii="Wingdings" w:hAnsi="Wingdings"/>
+      </w:rPr>
+    </w:lvl>
+  </w:abstractNum>
+  <w:abstractNum w:abstractNumId="13">
     <w:nsid w:val="124B4870"/>
     <w:multiLevelType w:val="multilevel"/>
     <w:tmpl w:val="124B4870"/>
@@ -3922,7 +5148,7 @@
       </w:rPr>
     </w:lvl>
   </w:abstractNum>
-  <w:abstractNum w:abstractNumId="8">
+  <w:abstractNum w:abstractNumId="14">
     <w:nsid w:val="24E3E5AE"/>
     <w:multiLevelType w:val="singleLevel"/>
     <w:tmpl w:val="24E3E5AE"/>
@@ -3942,7 +5168,27 @@
       </w:rPr>
     </w:lvl>
   </w:abstractNum>
-  <w:abstractNum w:abstractNumId="9">
+  <w:abstractNum w:abstractNumId="15">
+    <w:nsid w:val="30387E52"/>
+    <w:multiLevelType w:val="singleLevel"/>
+    <w:tmpl w:val="30387E52"/>
+    <w:lvl w:ilvl="0" w:tentative="0">
+      <w:start w:val="1"/>
+      <w:numFmt w:val="bullet"/>
+      <w:lvlText w:val=""/>
+      <w:lvlJc w:val="left"/>
+      <w:pPr>
+        <w:tabs>
+          <w:tab w:val="left" w:pos="420"/>
+        </w:tabs>
+        <w:ind w:left="420" w:leftChars="0" w:hanging="420" w:firstLineChars="0"/>
+      </w:pPr>
+      <w:rPr>
+        <w:rFonts w:hint="default" w:ascii="Wingdings" w:hAnsi="Wingdings"/>
+      </w:rPr>
+    </w:lvl>
+  </w:abstractNum>
+  <w:abstractNum w:abstractNumId="16">
     <w:nsid w:val="48DD248C"/>
     <w:multiLevelType w:val="multilevel"/>
     <w:tmpl w:val="48DD248C"/>
@@ -4028,7 +5274,7 @@
       </w:pPr>
     </w:lvl>
   </w:abstractNum>
-  <w:abstractNum w:abstractNumId="10">
+  <w:abstractNum w:abstractNumId="17">
     <w:nsid w:val="6962CE74"/>
     <w:multiLevelType w:val="singleLevel"/>
     <w:tmpl w:val="6962CE74"/>
@@ -4048,7 +5294,7 @@
       </w:rPr>
     </w:lvl>
   </w:abstractNum>
-  <w:abstractNum w:abstractNumId="11">
+  <w:abstractNum w:abstractNumId="18">
     <w:nsid w:val="6CC9D2AC"/>
     <w:multiLevelType w:val="multilevel"/>
     <w:tmpl w:val="6CC9D2AC"/>
@@ -4134,7 +5380,7 @@
       </w:pPr>
     </w:lvl>
   </w:abstractNum>
-  <w:abstractNum w:abstractNumId="12">
+  <w:abstractNum w:abstractNumId="19">
     <w:nsid w:val="7579365C"/>
     <w:multiLevelType w:val="singleLevel"/>
     <w:tmpl w:val="7579365C"/>
@@ -4155,43 +5401,64 @@
     </w:lvl>
   </w:abstractNum>
   <w:num w:numId="1">
-    <w:abstractNumId w:val="9"/>
+    <w:abstractNumId w:val="16"/>
   </w:num>
   <w:num w:numId="2">
-    <w:abstractNumId w:val="11"/>
+    <w:abstractNumId w:val="18"/>
   </w:num>
   <w:num w:numId="3">
-    <w:abstractNumId w:val="2"/>
+    <w:abstractNumId w:val="5"/>
   </w:num>
   <w:num w:numId="4">
     <w:abstractNumId w:val="0"/>
   </w:num>
   <w:num w:numId="5">
+    <w:abstractNumId w:val="7"/>
+  </w:num>
+  <w:num w:numId="6">
     <w:abstractNumId w:val="4"/>
   </w:num>
-  <w:num w:numId="6">
+  <w:num w:numId="7">
+    <w:abstractNumId w:val="9"/>
+  </w:num>
+  <w:num w:numId="8">
+    <w:abstractNumId w:val="14"/>
+  </w:num>
+  <w:num w:numId="9">
+    <w:abstractNumId w:val="6"/>
+  </w:num>
+  <w:num w:numId="10">
+    <w:abstractNumId w:val="13"/>
+  </w:num>
+  <w:num w:numId="11">
+    <w:abstractNumId w:val="11"/>
+  </w:num>
+  <w:num w:numId="12">
+    <w:abstractNumId w:val="19"/>
+  </w:num>
+  <w:num w:numId="13">
+    <w:abstractNumId w:val="17"/>
+  </w:num>
+  <w:num w:numId="14">
+    <w:abstractNumId w:val="10"/>
+  </w:num>
+  <w:num w:numId="15">
+    <w:abstractNumId w:val="12"/>
+  </w:num>
+  <w:num w:numId="16">
+    <w:abstractNumId w:val="3"/>
+  </w:num>
+  <w:num w:numId="17">
     <w:abstractNumId w:val="1"/>
   </w:num>
-  <w:num w:numId="7">
-    <w:abstractNumId w:val="5"/>
-  </w:num>
-  <w:num w:numId="8">
+  <w:num w:numId="18">
     <w:abstractNumId w:val="8"/>
   </w:num>
-  <w:num w:numId="9">
-    <w:abstractNumId w:val="3"/>
+  <w:num w:numId="19">
+    <w:abstractNumId w:val="2"/>
   </w:num>
-  <w:num w:numId="10">
-    <w:abstractNumId w:val="7"/>
-  </w:num>
-  <w:num w:numId="11">
-    <w:abstractNumId w:val="6"/>
-  </w:num>
-  <w:num w:numId="12">
-    <w:abstractNumId w:val="12"/>
-  </w:num>
-  <w:num w:numId="13">
-    <w:abstractNumId w:val="10"/>
+  <w:num w:numId="20">
+    <w:abstractNumId w:val="15"/>
   </w:num>
 </w:numbering>
 </file>
@@ -4310,7 +5577,7 @@
     <w:lsdException w:uiPriority="99" w:name="HTML Sample"/>
     <w:lsdException w:uiPriority="99" w:name="HTML Typewriter"/>
     <w:lsdException w:uiPriority="99" w:name="HTML Variable"/>
-    <w:lsdException w:uiPriority="99" w:name="Normal Table"/>
+    <w:lsdException w:qFormat="1" w:uiPriority="99" w:name="Normal Table"/>
     <w:lsdException w:uiPriority="99" w:name="annotation subject"/>
     <w:lsdException w:uiPriority="99" w:name="Table Simple 1"/>
     <w:lsdException w:uiPriority="99" w:name="Table Simple 2"/>
@@ -4721,6 +5988,7 @@
     <w:name w:val="Normal Table"/>
     <w:semiHidden/>
     <w:unhideWhenUsed/>
+    <w:qFormat/>
     <w:uiPriority w:val="99"/>
     <w:tblPr>
       <w:tblCellMar>
@@ -5482,17 +6750,6 @@
 </file>
 
 <file path=customXml/item1.xml><?xml version="1.0" encoding="utf-8"?>
-<s:customData xmlns="http://www.wps.cn/officeDocument/2013/wpsCustomData" xmlns:s="http://www.wps.cn/officeDocument/2013/wpsCustomData">
-  <customSectProps>
-    <customSectPr/>
-  </customSectProps>
-  <customShpExts>
-    <customShpInfo spid="_x0000_s1026" textRotate="1"/>
-  </customShpExts>
-</s:customData>
-</file>
-
-<file path=customXml/item2.xml><?xml version="1.0" encoding="utf-8"?>
 <?mso-contentType ?>
 <FormTemplates xmlns="http://schemas.microsoft.com/sharepoint/v3/contenttype/forms">
   <Display>DocumentLibraryForm</Display>
@@ -5501,7 +6758,7 @@
 </FormTemplates>
 </file>
 
-<file path=customXml/item3.xml><?xml version="1.0" encoding="utf-8"?>
+<file path=customXml/item2.xml><?xml version="1.0" encoding="utf-8"?>
 <ct:contentTypeSchema xmlns:ct="http://schemas.microsoft.com/office/2006/metadata/contentType" xmlns:ma="http://schemas.microsoft.com/office/2006/metadata/properties/metaAttributes" ct:_="" ma:_="" ma:contentTypeName="Document" ma:contentTypeID="0x01010079F111ED35F8CC479449609E8A0923A6" ma:contentTypeVersion="30" ma:contentTypeDescription="Create a new document." ma:contentTypeScope="" ma:versionID="cec0622158e8f13124e9e8fd4de31bd1">
   <xsd:schema xmlns:xsd="http://www.w3.org/2001/XMLSchema" xmlns:xs="http://www.w3.org/2001/XMLSchema" xmlns:p="http://schemas.microsoft.com/office/2006/metadata/properties" xmlns:ns1="http://schemas.microsoft.com/sharepoint/v3" xmlns:ns2="71af3243-3dd4-4a8d-8c0d-dd76da1f02a5" xmlns:ns3="16c05727-aa75-4e4a-9b5f-8a80a1165891" xmlns:ns4="230e9df3-be65-4c73-a93b-d1236ebd677e" targetNamespace="http://schemas.microsoft.com/office/2006/metadata/properties" ma:root="true" ma:fieldsID="3b52f30ab005d15df08657af532e6e38" ns1:_="" ns2:_="" ns3:_="" ns4:_="">
     <xsd:import namespace="http://schemas.microsoft.com/sharepoint/v3"/>
@@ -5819,7 +7076,7 @@
 </ct:contentTypeSchema>
 </file>
 
-<file path=customXml/item4.xml><?xml version="1.0" encoding="utf-8"?>
+<file path=customXml/item3.xml><?xml version="1.0" encoding="utf-8"?>
 <p:properties xmlns:p="http://schemas.microsoft.com/office/2006/metadata/properties" xmlns:xsi="http://www.w3.org/2001/XMLSchema-instance" xmlns:pc="http://schemas.microsoft.com/office/infopath/2007/PartnerControls">
   <documentManagement>
     <Background xmlns="71af3243-3dd4-4a8d-8c0d-dd76da1f02a5">false</Background>
@@ -5840,26 +7097,18 @@
 </file>
 
 <file path=customXml/itemProps1.xml><?xml version="1.0" encoding="utf-8"?>
-<ds:datastoreItem xmlns:ds="http://schemas.openxmlformats.org/officeDocument/2006/customXml" ds:itemID="{B1977F7D-205B-4081-913C-38D41E755F92}">
-  <ds:schemaRefs>
-    <ds:schemaRef ds:uri="http://www.wps.cn/officeDocument/2013/wpsCustomData"/>
-  </ds:schemaRefs>
-</ds:datastoreItem>
-</file>
-
-<file path=customXml/itemProps2.xml><?xml version="1.0" encoding="utf-8"?>
 <ds:datastoreItem xmlns:ds="http://schemas.openxmlformats.org/officeDocument/2006/customXml" ds:itemID="{324330ED-517D-44B3-A43E-15DF31B51B6D}">
   <ds:schemaRefs/>
 </ds:datastoreItem>
 </file>
 
-<file path=customXml/itemProps3.xml><?xml version="1.0" encoding="utf-8"?>
+<file path=customXml/itemProps2.xml><?xml version="1.0" encoding="utf-8"?>
 <ds:datastoreItem xmlns:ds="http://schemas.openxmlformats.org/officeDocument/2006/customXml" ds:itemID="{AD679BCE-5B80-4980-993B-17387E3C7BC0}">
   <ds:schemaRefs/>
 </ds:datastoreItem>
 </file>
 
-<file path=customXml/itemProps4.xml><?xml version="1.0" encoding="utf-8"?>
+<file path=customXml/itemProps3.xml><?xml version="1.0" encoding="utf-8"?>
 <ds:datastoreItem xmlns:ds="http://schemas.openxmlformats.org/officeDocument/2006/customXml" ds:itemID="{C2D76B08-176C-4BDB-90D6-0C430F180BB8}">
   <ds:schemaRefs/>
 </ds:datastoreItem>

--- a/Report/2aa4de9e-c8f9-4ae4-b81c-2377e38a68d8-TFf0336339-45a6-4a3e-812f-7918ef210f4f_wac.docx
+++ b/Report/2aa4de9e-c8f9-4ae4-b81c-2377e38a68d8-TFf0336339-45a6-4a3e-812f-7918ef210f4f_wac.docx
@@ -567,8 +567,6 @@
           <w:lang w:val="en-US"/>
         </w:rPr>
       </w:pPr>
-      <w:bookmarkStart w:id="0" w:name="_GoBack"/>
-      <w:bookmarkEnd w:id="0"/>
       <w:r>
         <w:rPr>
           <w:rFonts w:ascii="Cambria" w:hAnsi="Cambria" w:eastAsia="Cambria" w:cs="Cambria"/>
@@ -577,6 +575,62 @@
           <w:lang w:val="en-US"/>
         </w:rPr>
         <w:t>(Basic loop worksharing constructs,Lecture2Slide74)</w:t>
+      </w:r>
+    </w:p>
+    <w:p>
+      <w:pPr>
+        <w:pStyle w:val="44"/>
+        <w:numPr>
+          <w:numId w:val="0"/>
+        </w:numPr>
+        <w:suppressLineNumbers w:val="0"/>
+        <w:bidi w:val="0"/>
+        <w:spacing w:before="160" w:beforeAutospacing="0" w:after="80" w:afterAutospacing="0" w:line="240" w:lineRule="auto"/>
+        <w:ind w:left="360" w:leftChars="0" w:right="0" w:rightChars="0"/>
+        <w:jc w:val="left"/>
+        <w:rPr>
+          <w:rFonts w:ascii="Cambria" w:hAnsi="Cambria" w:eastAsia="Cambria" w:cs="Cambria"/>
+          <w:sz w:val="40"/>
+          <w:szCs w:val="40"/>
+          <w:lang w:val="en-US"/>
+        </w:rPr>
+      </w:pPr>
+      <w:r>
+        <w:rPr>
+          <w:rFonts w:ascii="Cambria" w:hAnsi="Cambria" w:eastAsia="Cambria" w:cs="Cambria"/>
+          <w:sz w:val="40"/>
+          <w:szCs w:val="40"/>
+          <w:lang w:val="en-US"/>
+        </w:rPr>
+        <w:t>(Applying schedule clause,Lecture2Slide76)</w:t>
+      </w:r>
+    </w:p>
+    <w:p>
+      <w:pPr>
+        <w:pStyle w:val="44"/>
+        <w:numPr>
+          <w:numId w:val="0"/>
+        </w:numPr>
+        <w:suppressLineNumbers w:val="0"/>
+        <w:bidi w:val="0"/>
+        <w:spacing w:before="160" w:beforeAutospacing="0" w:after="80" w:afterAutospacing="0" w:line="240" w:lineRule="auto"/>
+        <w:ind w:left="360" w:leftChars="0" w:right="0" w:rightChars="0"/>
+        <w:jc w:val="left"/>
+        <w:rPr>
+          <w:rFonts w:ascii="Cambria" w:hAnsi="Cambria" w:eastAsia="Cambria" w:cs="Cambria"/>
+          <w:sz w:val="40"/>
+          <w:szCs w:val="40"/>
+          <w:lang w:val="en-US"/>
+        </w:rPr>
+      </w:pPr>
+      <w:r>
+        <w:rPr>
+          <w:rFonts w:ascii="Cambria" w:hAnsi="Cambria" w:eastAsia="Cambria" w:cs="Cambria"/>
+          <w:sz w:val="40"/>
+          <w:szCs w:val="40"/>
+          <w:lang w:val="en-US"/>
+        </w:rPr>
+        <w:t>(Reduction,Lecture2Slide82)</w:t>
       </w:r>
     </w:p>
     <w:p>
@@ -605,159 +659,13 @@
           <w:szCs w:val="40"/>
           <w:lang w:val="en-US"/>
         </w:rPr>
-        <w:t>(Applying most important methods of schedule clause,Lecture2Slide76)</w:t>
+        <w:t>(Introductiontompi,Lecture3Slide90)</w:t>
       </w:r>
     </w:p>
     <w:p>
       <w:pPr>
         <w:pStyle w:val="44"/>
         <w:numPr>
-          <w:ilvl w:val="0"/>
-          <w:numId w:val="1"/>
-        </w:numPr>
-        <w:suppressLineNumbers w:val="0"/>
-        <w:bidi w:val="0"/>
-        <w:spacing w:before="160" w:beforeAutospacing="0" w:after="80" w:afterAutospacing="0" w:line="240" w:lineRule="auto"/>
-        <w:ind w:right="0"/>
-        <w:jc w:val="left"/>
-        <w:rPr>
-          <w:rFonts w:ascii="Cambria" w:hAnsi="Cambria" w:eastAsia="Cambria" w:cs="Cambria"/>
-          <w:sz w:val="40"/>
-          <w:szCs w:val="40"/>
-          <w:lang w:val="en-US"/>
-        </w:rPr>
-      </w:pPr>
-      <w:r>
-        <w:rPr>
-          <w:rFonts w:ascii="Cambria" w:hAnsi="Cambria" w:eastAsia="Cambria" w:cs="Cambria"/>
-          <w:sz w:val="40"/>
-          <w:szCs w:val="40"/>
-          <w:lang w:val="en-US"/>
-        </w:rPr>
-        <w:t>(Working nestedloops,Lecture2Slide81)</w:t>
-      </w:r>
-    </w:p>
-    <w:p>
-      <w:pPr>
-        <w:pStyle w:val="44"/>
-        <w:numPr>
-          <w:ilvl w:val="0"/>
-          <w:numId w:val="1"/>
-        </w:numPr>
-        <w:suppressLineNumbers w:val="0"/>
-        <w:bidi w:val="0"/>
-        <w:spacing w:before="160" w:beforeAutospacing="0" w:after="80" w:afterAutospacing="0" w:line="240" w:lineRule="auto"/>
-        <w:ind w:right="0"/>
-        <w:jc w:val="left"/>
-        <w:rPr>
-          <w:rFonts w:ascii="Cambria" w:hAnsi="Cambria" w:eastAsia="Cambria" w:cs="Cambria"/>
-          <w:sz w:val="40"/>
-          <w:szCs w:val="40"/>
-          <w:lang w:val="en-US"/>
-        </w:rPr>
-      </w:pPr>
-      <w:r>
-        <w:rPr>
-          <w:rFonts w:ascii="Cambria" w:hAnsi="Cambria" w:eastAsia="Cambria" w:cs="Cambria"/>
-          <w:sz w:val="40"/>
-          <w:szCs w:val="40"/>
-          <w:lang w:val="en-US"/>
-        </w:rPr>
-        <w:t>(Reduction,Lecture2Slide82)</w:t>
-      </w:r>
-    </w:p>
-    <w:p>
-      <w:pPr>
-        <w:pStyle w:val="44"/>
-        <w:numPr>
-          <w:ilvl w:val="0"/>
-          <w:numId w:val="1"/>
-        </w:numPr>
-        <w:suppressLineNumbers w:val="0"/>
-        <w:bidi w:val="0"/>
-        <w:spacing w:before="160" w:beforeAutospacing="0" w:after="80" w:afterAutospacing="0" w:line="240" w:lineRule="auto"/>
-        <w:ind w:right="0"/>
-        <w:jc w:val="left"/>
-        <w:rPr>
-          <w:rFonts w:ascii="Cambria" w:hAnsi="Cambria" w:eastAsia="Cambria" w:cs="Cambria"/>
-          <w:sz w:val="40"/>
-          <w:szCs w:val="40"/>
-          <w:lang w:val="en-US"/>
-        </w:rPr>
-      </w:pPr>
-      <w:r>
-        <w:rPr>
-          <w:rFonts w:ascii="Cambria" w:hAnsi="Cambria" w:eastAsia="Cambria" w:cs="Cambria"/>
-          <w:sz w:val="40"/>
-          <w:szCs w:val="40"/>
-          <w:lang w:val="en-US"/>
-        </w:rPr>
-        <w:t>(Introductiontompi,Lecture3Slide90)</w:t>
-      </w:r>
-    </w:p>
-    <w:p>
-      <w:pPr>
-        <w:pStyle w:val="44"/>
-        <w:numPr>
-          <w:ilvl w:val="0"/>
-          <w:numId w:val="1"/>
-        </w:numPr>
-        <w:suppressLineNumbers w:val="0"/>
-        <w:bidi w:val="0"/>
-        <w:spacing w:before="160" w:beforeAutospacing="0" w:after="80" w:afterAutospacing="0" w:line="240" w:lineRule="auto"/>
-        <w:ind w:right="0"/>
-        <w:jc w:val="left"/>
-        <w:rPr>
-          <w:rFonts w:ascii="Cambria" w:hAnsi="Cambria" w:eastAsia="Cambria" w:cs="Cambria"/>
-          <w:sz w:val="40"/>
-          <w:szCs w:val="40"/>
-          <w:lang w:val="en-US"/>
-        </w:rPr>
-      </w:pPr>
-      <w:r>
-        <w:rPr>
-          <w:rFonts w:ascii="Cambria" w:hAnsi="Cambria" w:eastAsia="Cambria" w:cs="Cambria"/>
-          <w:sz w:val="40"/>
-          <w:szCs w:val="40"/>
-          <w:lang w:val="en-US"/>
-        </w:rPr>
-        <w:t>(Dealingwithmpidatatypes,Lecture3Slide93)</w:t>
-      </w:r>
-    </w:p>
-    <w:p>
-      <w:pPr>
-        <w:pStyle w:val="44"/>
-        <w:numPr>
-          <w:ilvl w:val="0"/>
-          <w:numId w:val="1"/>
-        </w:numPr>
-        <w:suppressLineNumbers w:val="0"/>
-        <w:bidi w:val="0"/>
-        <w:spacing w:before="160" w:beforeAutospacing="0" w:after="80" w:afterAutospacing="0" w:line="240" w:lineRule="auto"/>
-        <w:ind w:right="0"/>
-        <w:jc w:val="left"/>
-        <w:rPr>
-          <w:rFonts w:ascii="Cambria" w:hAnsi="Cambria" w:eastAsia="Cambria" w:cs="Cambria"/>
-          <w:sz w:val="40"/>
-          <w:szCs w:val="40"/>
-          <w:lang w:val="en-US"/>
-        </w:rPr>
-      </w:pPr>
-      <w:r>
-        <w:rPr>
-          <w:rFonts w:ascii="Cambria" w:hAnsi="Cambria" w:eastAsia="Cambria" w:cs="Cambria"/>
-          <w:sz w:val="40"/>
-          <w:szCs w:val="40"/>
-          <w:lang w:val="en-US"/>
-        </w:rPr>
-        <w:t>(BasicMPIoperations,Lecture3Slide255toSlide264)</w:t>
-      </w:r>
-    </w:p>
-    <w:p>
-      <w:pPr>
-        <w:pStyle w:val="44"/>
-        <w:numPr>
-          <w:ilvl w:val="0"/>
           <w:numId w:val="0"/>
         </w:numPr>
         <w:suppressLineNumbers w:val="0"/>
@@ -772,6 +680,35 @@
           <w:lang w:val="en-US"/>
         </w:rPr>
       </w:pPr>
+      <w:r>
+        <w:rPr>
+          <w:rFonts w:ascii="Cambria" w:hAnsi="Cambria" w:eastAsia="Cambria" w:cs="Cambria"/>
+          <w:sz w:val="40"/>
+          <w:szCs w:val="40"/>
+          <w:lang w:val="en-US"/>
+        </w:rPr>
+        <w:t>(BasicMPIoperations,Lecture3Slide255toSlide264)</w:t>
+      </w:r>
+    </w:p>
+    <w:p>
+      <w:pPr>
+        <w:pStyle w:val="44"/>
+        <w:numPr>
+          <w:ilvl w:val="0"/>
+          <w:numId w:val="0"/>
+        </w:numPr>
+        <w:suppressLineNumbers w:val="0"/>
+        <w:bidi w:val="0"/>
+        <w:spacing w:before="160" w:beforeAutospacing="0" w:after="80" w:afterAutospacing="0" w:line="240" w:lineRule="auto"/>
+        <w:ind w:left="360" w:leftChars="0" w:right="0" w:rightChars="0"/>
+        <w:jc w:val="left"/>
+        <w:rPr>
+          <w:rFonts w:ascii="Cambria" w:hAnsi="Cambria" w:eastAsia="Cambria" w:cs="Cambria"/>
+          <w:sz w:val="40"/>
+          <w:szCs w:val="40"/>
+          <w:lang w:val="en-US"/>
+        </w:rPr>
+      </w:pPr>
     </w:p>
     <w:p>
       <w:pPr>
@@ -891,6 +828,66 @@
       <w:pPr>
         <w:rPr>
           <w:rFonts w:hint="default"/>
+        </w:rPr>
+      </w:pPr>
+    </w:p>
+    <w:p>
+      <w:pPr>
+        <w:pStyle w:val="44"/>
+        <w:numPr>
+          <w:ilvl w:val="0"/>
+          <w:numId w:val="0"/>
+        </w:numPr>
+        <w:suppressLineNumbers w:val="0"/>
+        <w:bidi w:val="0"/>
+        <w:spacing w:before="160" w:beforeAutospacing="0" w:after="80" w:afterAutospacing="0" w:line="240" w:lineRule="auto"/>
+        <w:ind w:right="0" w:rightChars="0"/>
+        <w:jc w:val="left"/>
+        <w:rPr>
+          <w:rFonts w:ascii="Cambria" w:hAnsi="Cambria" w:eastAsia="Cambria" w:cs="Cambria"/>
+          <w:sz w:val="40"/>
+          <w:szCs w:val="40"/>
+          <w:lang w:val="en-US"/>
+        </w:rPr>
+      </w:pPr>
+    </w:p>
+    <w:p>
+      <w:pPr>
+        <w:pStyle w:val="44"/>
+        <w:numPr>
+          <w:ilvl w:val="0"/>
+          <w:numId w:val="0"/>
+        </w:numPr>
+        <w:suppressLineNumbers w:val="0"/>
+        <w:bidi w:val="0"/>
+        <w:spacing w:before="160" w:beforeAutospacing="0" w:after="80" w:afterAutospacing="0" w:line="240" w:lineRule="auto"/>
+        <w:ind w:right="0" w:rightChars="0"/>
+        <w:jc w:val="left"/>
+        <w:rPr>
+          <w:rFonts w:ascii="Cambria" w:hAnsi="Cambria" w:eastAsia="Cambria" w:cs="Cambria"/>
+          <w:sz w:val="40"/>
+          <w:szCs w:val="40"/>
+          <w:lang w:val="en-US"/>
+        </w:rPr>
+      </w:pPr>
+    </w:p>
+    <w:p>
+      <w:pPr>
+        <w:pStyle w:val="44"/>
+        <w:numPr>
+          <w:ilvl w:val="0"/>
+          <w:numId w:val="0"/>
+        </w:numPr>
+        <w:suppressLineNumbers w:val="0"/>
+        <w:bidi w:val="0"/>
+        <w:spacing w:before="160" w:beforeAutospacing="0" w:after="80" w:afterAutospacing="0" w:line="240" w:lineRule="auto"/>
+        <w:ind w:right="0" w:rightChars="0"/>
+        <w:jc w:val="left"/>
+        <w:rPr>
+          <w:rFonts w:ascii="Cambria" w:hAnsi="Cambria" w:eastAsia="Cambria" w:cs="Cambria"/>
+          <w:sz w:val="40"/>
+          <w:szCs w:val="40"/>
+          <w:lang w:val="en-US"/>
         </w:rPr>
       </w:pPr>
     </w:p>
@@ -3736,6 +3733,7 @@
     <w:p>
       <w:pPr>
         <w:numPr>
+          <w:ilvl w:val="0"/>
           <w:numId w:val="0"/>
         </w:numPr>
         <w:spacing w:before="160" w:after="80" w:line="240" w:lineRule="auto"/>
@@ -3971,18 +3969,1890 @@
           <w:szCs w:val="32"/>
           <w:lang w:val="en-CA"/>
         </w:rPr>
-        <w:t xml:space="preserve">As we seen we finally killed most problems of parallizm by using syncronization critical </w:t>
-      </w:r>
-    </w:p>
-    <w:p>
-      <w:pPr>
-        <w:pStyle w:val="2"/>
-      </w:pPr>
-    </w:p>
-    <w:p>
-      <w:pPr>
-        <w:pStyle w:val="2"/>
-      </w:pPr>
+        <w:t xml:space="preserve">As we seen we finally killed most problems of </w:t>
+      </w:r>
+      <w:r>
+        <w:rPr>
+          <w:rFonts w:hint="default"/>
+          <w:sz w:val="32"/>
+          <w:szCs w:val="32"/>
+          <w:lang w:val="en-GB"/>
+        </w:rPr>
+        <w:t>parallelism</w:t>
+      </w:r>
+      <w:r>
+        <w:rPr>
+          <w:rFonts w:hint="default"/>
+          <w:sz w:val="32"/>
+          <w:szCs w:val="32"/>
+          <w:lang w:val="en-CA"/>
+        </w:rPr>
+        <w:t xml:space="preserve"> by using </w:t>
+      </w:r>
+      <w:r>
+        <w:rPr>
+          <w:rFonts w:hint="default"/>
+          <w:sz w:val="32"/>
+          <w:szCs w:val="32"/>
+          <w:lang w:val="en-GB"/>
+        </w:rPr>
+        <w:t>synchronization</w:t>
+      </w:r>
+      <w:r>
+        <w:rPr>
+          <w:rFonts w:hint="default"/>
+          <w:sz w:val="32"/>
+          <w:szCs w:val="32"/>
+          <w:lang w:val="en-CA"/>
+        </w:rPr>
+        <w:t xml:space="preserve"> critical</w:t>
+      </w:r>
+    </w:p>
+    <w:p>
+      <w:pPr>
+        <w:numPr>
+          <w:ilvl w:val="0"/>
+          <w:numId w:val="21"/>
+        </w:numPr>
+        <w:spacing w:before="160" w:after="80" w:line="240" w:lineRule="auto"/>
+        <w:ind w:left="432" w:leftChars="0" w:hanging="432" w:firstLineChars="0"/>
+        <w:jc w:val="center"/>
+        <w:rPr>
+          <w:b/>
+          <w:bCs/>
+          <w:sz w:val="44"/>
+          <w:szCs w:val="44"/>
+        </w:rPr>
+      </w:pPr>
+      <w:r>
+        <w:rPr>
+          <w:rFonts w:hint="default"/>
+          <w:b/>
+          <w:bCs/>
+          <w:sz w:val="44"/>
+          <w:szCs w:val="44"/>
+          <w:lang w:val="en-CA"/>
+        </w:rPr>
+        <w:t>.(Basic loop worksharing constructs,Lecture2Slide74)</w:t>
+      </w:r>
+    </w:p>
+    <w:p>
+      <w:pPr>
+        <w:numPr>
+          <w:ilvl w:val="0"/>
+          <w:numId w:val="22"/>
+        </w:numPr>
+        <w:tabs>
+          <w:tab w:val="left" w:pos="432"/>
+          <w:tab w:val="clear" w:pos="420"/>
+        </w:tabs>
+        <w:spacing w:before="160" w:after="80" w:line="240" w:lineRule="auto"/>
+        <w:ind w:left="420" w:leftChars="0" w:hanging="420" w:firstLineChars="0"/>
+        <w:jc w:val="both"/>
+        <w:rPr>
+          <w:b/>
+          <w:bCs/>
+          <w:sz w:val="32"/>
+          <w:szCs w:val="32"/>
+        </w:rPr>
+      </w:pPr>
+      <w:r>
+        <w:rPr>
+          <w:rFonts w:hint="default"/>
+          <w:b w:val="0"/>
+          <w:bCs w:val="0"/>
+          <w:sz w:val="32"/>
+          <w:szCs w:val="32"/>
+          <w:lang w:val="en-GB"/>
+        </w:rPr>
+        <w:t>Loop worksharing is a technique used in for loop . This rely on how to automatice cyclic distribution using OS Schedule.</w:t>
+      </w:r>
+      <w:r>
+        <w:rPr>
+          <w:rFonts w:hint="default"/>
+          <w:b w:val="0"/>
+          <w:bCs w:val="0"/>
+          <w:sz w:val="32"/>
+          <w:szCs w:val="32"/>
+          <w:lang w:val="en-CA"/>
+        </w:rPr>
+        <w:t>There are a lot of schedule that applies on our concept</w:t>
+      </w:r>
+    </w:p>
+    <w:p>
+      <w:pPr>
+        <w:numPr>
+          <w:ilvl w:val="1"/>
+          <w:numId w:val="22"/>
+        </w:numPr>
+        <w:tabs>
+          <w:tab w:val="left" w:pos="432"/>
+          <w:tab w:val="clear" w:pos="840"/>
+        </w:tabs>
+        <w:spacing w:before="160" w:after="80" w:line="240" w:lineRule="auto"/>
+        <w:ind w:left="840" w:leftChars="0" w:hanging="420" w:firstLineChars="0"/>
+        <w:jc w:val="both"/>
+        <w:rPr>
+          <w:b w:val="0"/>
+          <w:bCs w:val="0"/>
+          <w:sz w:val="32"/>
+          <w:szCs w:val="32"/>
+        </w:rPr>
+      </w:pPr>
+      <w:r>
+        <w:rPr>
+          <w:rFonts w:hint="default"/>
+          <w:b w:val="0"/>
+          <w:bCs w:val="0"/>
+          <w:sz w:val="32"/>
+          <w:szCs w:val="32"/>
+        </w:rPr>
+        <w:t>schedule(static [,chunk])</w:t>
+      </w:r>
+    </w:p>
+    <w:p>
+      <w:pPr>
+        <w:numPr>
+          <w:ilvl w:val="1"/>
+          <w:numId w:val="22"/>
+        </w:numPr>
+        <w:tabs>
+          <w:tab w:val="left" w:pos="432"/>
+          <w:tab w:val="clear" w:pos="840"/>
+        </w:tabs>
+        <w:spacing w:before="160" w:after="80" w:line="240" w:lineRule="auto"/>
+        <w:ind w:left="840" w:leftChars="0" w:hanging="420" w:firstLineChars="0"/>
+        <w:jc w:val="both"/>
+        <w:rPr>
+          <w:b w:val="0"/>
+          <w:bCs w:val="0"/>
+          <w:sz w:val="32"/>
+          <w:szCs w:val="32"/>
+        </w:rPr>
+      </w:pPr>
+      <w:r>
+        <w:rPr>
+          <w:rFonts w:hint="default"/>
+          <w:b w:val="0"/>
+          <w:bCs w:val="0"/>
+          <w:sz w:val="32"/>
+          <w:szCs w:val="32"/>
+        </w:rPr>
+        <w:t>schedule(dynamic[,chunk])</w:t>
+      </w:r>
+    </w:p>
+    <w:p>
+      <w:pPr>
+        <w:numPr>
+          <w:ilvl w:val="1"/>
+          <w:numId w:val="22"/>
+        </w:numPr>
+        <w:tabs>
+          <w:tab w:val="left" w:pos="432"/>
+          <w:tab w:val="clear" w:pos="840"/>
+        </w:tabs>
+        <w:spacing w:before="160" w:after="80" w:line="240" w:lineRule="auto"/>
+        <w:ind w:left="840" w:leftChars="0" w:hanging="420" w:firstLineChars="0"/>
+        <w:jc w:val="both"/>
+        <w:rPr>
+          <w:b w:val="0"/>
+          <w:bCs w:val="0"/>
+          <w:sz w:val="32"/>
+          <w:szCs w:val="32"/>
+        </w:rPr>
+      </w:pPr>
+      <w:r>
+        <w:rPr>
+          <w:rFonts w:hint="default"/>
+          <w:b w:val="0"/>
+          <w:bCs w:val="0"/>
+          <w:sz w:val="32"/>
+          <w:szCs w:val="32"/>
+        </w:rPr>
+        <w:t>schedule(guided[,chunk])</w:t>
+      </w:r>
+    </w:p>
+    <w:p>
+      <w:pPr>
+        <w:numPr>
+          <w:ilvl w:val="1"/>
+          <w:numId w:val="22"/>
+        </w:numPr>
+        <w:tabs>
+          <w:tab w:val="left" w:pos="432"/>
+          <w:tab w:val="clear" w:pos="840"/>
+        </w:tabs>
+        <w:spacing w:before="160" w:after="80" w:line="240" w:lineRule="auto"/>
+        <w:ind w:left="840" w:leftChars="0" w:hanging="420" w:firstLineChars="0"/>
+        <w:jc w:val="both"/>
+        <w:rPr>
+          <w:b w:val="0"/>
+          <w:bCs w:val="0"/>
+          <w:sz w:val="32"/>
+          <w:szCs w:val="32"/>
+        </w:rPr>
+      </w:pPr>
+      <w:r>
+        <w:rPr>
+          <w:rFonts w:hint="default"/>
+          <w:b w:val="0"/>
+          <w:bCs w:val="0"/>
+          <w:sz w:val="32"/>
+          <w:szCs w:val="32"/>
+        </w:rPr>
+        <w:t>schedule(runtime)</w:t>
+      </w:r>
+    </w:p>
+    <w:p>
+      <w:pPr>
+        <w:numPr>
+          <w:ilvl w:val="1"/>
+          <w:numId w:val="22"/>
+        </w:numPr>
+        <w:tabs>
+          <w:tab w:val="left" w:pos="432"/>
+          <w:tab w:val="clear" w:pos="840"/>
+        </w:tabs>
+        <w:spacing w:before="160" w:after="80" w:line="240" w:lineRule="auto"/>
+        <w:ind w:left="840" w:leftChars="0" w:hanging="420" w:firstLineChars="0"/>
+        <w:jc w:val="both"/>
+        <w:rPr>
+          <w:b w:val="0"/>
+          <w:bCs w:val="0"/>
+          <w:sz w:val="32"/>
+          <w:szCs w:val="32"/>
+        </w:rPr>
+      </w:pPr>
+      <w:r>
+        <w:rPr>
+          <w:rFonts w:hint="default"/>
+          <w:b w:val="0"/>
+          <w:bCs w:val="0"/>
+          <w:sz w:val="32"/>
+          <w:szCs w:val="32"/>
+        </w:rPr>
+        <w:t>schedule(auto)</w:t>
+      </w:r>
+    </w:p>
+    <w:p>
+      <w:pPr>
+        <w:numPr>
+          <w:ilvl w:val="0"/>
+          <w:numId w:val="23"/>
+        </w:numPr>
+        <w:tabs>
+          <w:tab w:val="left" w:pos="432"/>
+          <w:tab w:val="clear" w:pos="420"/>
+        </w:tabs>
+        <w:spacing w:before="160" w:after="80" w:line="240" w:lineRule="auto"/>
+        <w:ind w:left="420" w:leftChars="0" w:hanging="420" w:firstLineChars="0"/>
+        <w:jc w:val="both"/>
+        <w:rPr>
+          <w:b w:val="0"/>
+          <w:bCs w:val="0"/>
+          <w:sz w:val="32"/>
+          <w:szCs w:val="32"/>
+        </w:rPr>
+      </w:pPr>
+      <w:r>
+        <w:rPr>
+          <w:rFonts w:hint="default"/>
+          <w:b w:val="0"/>
+          <w:bCs w:val="0"/>
+          <w:sz w:val="32"/>
+          <w:szCs w:val="32"/>
+          <w:lang w:val="en-CA"/>
+        </w:rPr>
+        <w:t>Let’s take a problem to figure out how this concept works.Given N, count how many primes are in [2, N].</w:t>
+      </w:r>
+    </w:p>
+    <w:p>
+      <w:pPr>
+        <w:numPr>
+          <w:ilvl w:val="0"/>
+          <w:numId w:val="23"/>
+        </w:numPr>
+        <w:tabs>
+          <w:tab w:val="left" w:pos="432"/>
+          <w:tab w:val="clear" w:pos="420"/>
+        </w:tabs>
+        <w:spacing w:before="160" w:after="80" w:line="240" w:lineRule="auto"/>
+        <w:ind w:left="420" w:leftChars="0" w:hanging="420" w:firstLineChars="0"/>
+        <w:jc w:val="both"/>
+        <w:rPr>
+          <w:b w:val="0"/>
+          <w:bCs w:val="0"/>
+          <w:sz w:val="32"/>
+          <w:szCs w:val="32"/>
+        </w:rPr>
+      </w:pPr>
+      <w:r>
+        <w:rPr>
+          <w:rFonts w:hint="default"/>
+          <w:b w:val="0"/>
+          <w:bCs w:val="0"/>
+          <w:sz w:val="32"/>
+          <w:szCs w:val="32"/>
+          <w:lang w:val="en-CA"/>
+        </w:rPr>
+        <w:t>Constraints : N&lt;=1e4</w:t>
+      </w:r>
+    </w:p>
+    <w:p>
+      <w:pPr>
+        <w:numPr>
+          <w:ilvl w:val="0"/>
+          <w:numId w:val="23"/>
+        </w:numPr>
+        <w:tabs>
+          <w:tab w:val="left" w:pos="432"/>
+          <w:tab w:val="clear" w:pos="420"/>
+        </w:tabs>
+        <w:spacing w:before="160" w:after="80" w:line="240" w:lineRule="auto"/>
+        <w:ind w:left="420" w:leftChars="0" w:hanging="420" w:firstLineChars="0"/>
+        <w:jc w:val="both"/>
+        <w:rPr>
+          <w:b w:val="0"/>
+          <w:bCs w:val="0"/>
+          <w:sz w:val="32"/>
+          <w:szCs w:val="32"/>
+        </w:rPr>
+      </w:pPr>
+      <w:r>
+        <w:rPr>
+          <w:rFonts w:hint="default"/>
+          <w:b w:val="0"/>
+          <w:bCs w:val="0"/>
+          <w:sz w:val="32"/>
+          <w:szCs w:val="32"/>
+          <w:lang w:val="en-CA"/>
+        </w:rPr>
+        <w:t>Let’s see how our code works .</w:t>
+      </w:r>
+    </w:p>
+    <w:p>
+      <w:pPr>
+        <w:numPr>
+          <w:numId w:val="0"/>
+        </w:numPr>
+        <w:tabs>
+          <w:tab w:val="left" w:pos="432"/>
+        </w:tabs>
+        <w:spacing w:before="160" w:after="80" w:line="240" w:lineRule="auto"/>
+        <w:ind w:leftChars="0"/>
+        <w:jc w:val="both"/>
+      </w:pPr>
+      <w:r>
+        <w:drawing>
+          <wp:inline distT="0" distB="0" distL="114300" distR="114300">
+            <wp:extent cx="5931535" cy="2761615"/>
+            <wp:effectExtent l="0" t="0" r="12065" b="12065"/>
+            <wp:docPr id="20" name="Picture 1"/>
+            <wp:cNvGraphicFramePr>
+              <a:graphicFrameLocks xmlns:a="http://schemas.openxmlformats.org/drawingml/2006/main" noChangeAspect="1"/>
+            </wp:cNvGraphicFramePr>
+            <a:graphic xmlns:a="http://schemas.openxmlformats.org/drawingml/2006/main">
+              <a:graphicData uri="http://schemas.openxmlformats.org/drawingml/2006/picture">
+                <pic:pic xmlns:pic="http://schemas.openxmlformats.org/drawingml/2006/picture">
+                  <pic:nvPicPr>
+                    <pic:cNvPr id="20" name="Picture 1"/>
+                    <pic:cNvPicPr>
+                      <a:picLocks noChangeAspect="1"/>
+                    </pic:cNvPicPr>
+                  </pic:nvPicPr>
+                  <pic:blipFill>
+                    <a:blip r:embed="rId25"/>
+                    <a:stretch>
+                      <a:fillRect/>
+                    </a:stretch>
+                  </pic:blipFill>
+                  <pic:spPr>
+                    <a:xfrm>
+                      <a:off x="0" y="0"/>
+                      <a:ext cx="5931535" cy="2761615"/>
+                    </a:xfrm>
+                    <a:prstGeom prst="rect">
+                      <a:avLst/>
+                    </a:prstGeom>
+                    <a:noFill/>
+                    <a:ln>
+                      <a:noFill/>
+                    </a:ln>
+                  </pic:spPr>
+                </pic:pic>
+              </a:graphicData>
+            </a:graphic>
+          </wp:inline>
+        </w:drawing>
+      </w:r>
+    </w:p>
+    <w:p>
+      <w:pPr>
+        <w:numPr>
+          <w:numId w:val="0"/>
+        </w:numPr>
+        <w:tabs>
+          <w:tab w:val="left" w:pos="432"/>
+        </w:tabs>
+        <w:spacing w:before="160" w:after="80" w:line="240" w:lineRule="auto"/>
+        <w:ind w:leftChars="0"/>
+        <w:jc w:val="both"/>
+      </w:pPr>
+      <w:r>
+        <w:drawing>
+          <wp:inline distT="0" distB="0" distL="114300" distR="114300">
+            <wp:extent cx="5940425" cy="2662555"/>
+            <wp:effectExtent l="0" t="0" r="3175" b="4445"/>
+            <wp:docPr id="21" name="Picture 2"/>
+            <wp:cNvGraphicFramePr>
+              <a:graphicFrameLocks xmlns:a="http://schemas.openxmlformats.org/drawingml/2006/main" noChangeAspect="1"/>
+            </wp:cNvGraphicFramePr>
+            <a:graphic xmlns:a="http://schemas.openxmlformats.org/drawingml/2006/main">
+              <a:graphicData uri="http://schemas.openxmlformats.org/drawingml/2006/picture">
+                <pic:pic xmlns:pic="http://schemas.openxmlformats.org/drawingml/2006/picture">
+                  <pic:nvPicPr>
+                    <pic:cNvPr id="21" name="Picture 2"/>
+                    <pic:cNvPicPr>
+                      <a:picLocks noChangeAspect="1"/>
+                    </pic:cNvPicPr>
+                  </pic:nvPicPr>
+                  <pic:blipFill>
+                    <a:blip r:embed="rId26"/>
+                    <a:stretch>
+                      <a:fillRect/>
+                    </a:stretch>
+                  </pic:blipFill>
+                  <pic:spPr>
+                    <a:xfrm>
+                      <a:off x="0" y="0"/>
+                      <a:ext cx="5940425" cy="2662555"/>
+                    </a:xfrm>
+                    <a:prstGeom prst="rect">
+                      <a:avLst/>
+                    </a:prstGeom>
+                    <a:noFill/>
+                    <a:ln>
+                      <a:noFill/>
+                    </a:ln>
+                  </pic:spPr>
+                </pic:pic>
+              </a:graphicData>
+            </a:graphic>
+          </wp:inline>
+        </w:drawing>
+      </w:r>
+    </w:p>
+    <w:p>
+      <w:pPr>
+        <w:numPr>
+          <w:numId w:val="0"/>
+        </w:numPr>
+        <w:tabs>
+          <w:tab w:val="left" w:pos="432"/>
+        </w:tabs>
+        <w:spacing w:before="160" w:after="80" w:line="240" w:lineRule="auto"/>
+        <w:ind w:leftChars="0"/>
+        <w:jc w:val="both"/>
+      </w:pPr>
+      <w:r>
+        <w:drawing>
+          <wp:inline distT="0" distB="0" distL="114300" distR="114300">
+            <wp:extent cx="5943600" cy="614045"/>
+            <wp:effectExtent l="0" t="0" r="0" b="10795"/>
+            <wp:docPr id="23" name="Picture 4"/>
+            <wp:cNvGraphicFramePr>
+              <a:graphicFrameLocks xmlns:a="http://schemas.openxmlformats.org/drawingml/2006/main" noChangeAspect="1"/>
+            </wp:cNvGraphicFramePr>
+            <a:graphic xmlns:a="http://schemas.openxmlformats.org/drawingml/2006/main">
+              <a:graphicData uri="http://schemas.openxmlformats.org/drawingml/2006/picture">
+                <pic:pic xmlns:pic="http://schemas.openxmlformats.org/drawingml/2006/picture">
+                  <pic:nvPicPr>
+                    <pic:cNvPr id="23" name="Picture 4"/>
+                    <pic:cNvPicPr>
+                      <a:picLocks noChangeAspect="1"/>
+                    </pic:cNvPicPr>
+                  </pic:nvPicPr>
+                  <pic:blipFill>
+                    <a:blip r:embed="rId27"/>
+                    <a:stretch>
+                      <a:fillRect/>
+                    </a:stretch>
+                  </pic:blipFill>
+                  <pic:spPr>
+                    <a:xfrm>
+                      <a:off x="0" y="0"/>
+                      <a:ext cx="5943600" cy="614045"/>
+                    </a:xfrm>
+                    <a:prstGeom prst="rect">
+                      <a:avLst/>
+                    </a:prstGeom>
+                    <a:noFill/>
+                    <a:ln>
+                      <a:noFill/>
+                    </a:ln>
+                  </pic:spPr>
+                </pic:pic>
+              </a:graphicData>
+            </a:graphic>
+          </wp:inline>
+        </w:drawing>
+      </w:r>
+    </w:p>
+    <w:p>
+      <w:pPr>
+        <w:numPr>
+          <w:ilvl w:val="0"/>
+          <w:numId w:val="23"/>
+        </w:numPr>
+        <w:tabs>
+          <w:tab w:val="left" w:pos="432"/>
+          <w:tab w:val="clear" w:pos="420"/>
+        </w:tabs>
+        <w:spacing w:before="160" w:after="80" w:line="240" w:lineRule="auto"/>
+        <w:ind w:left="420" w:leftChars="0" w:hanging="420" w:firstLineChars="0"/>
+        <w:jc w:val="both"/>
+        <w:rPr>
+          <w:rFonts w:hint="default" w:ascii="Cambria" w:hAnsi="Cambria" w:cs="Cambria"/>
+          <w:sz w:val="32"/>
+          <w:szCs w:val="32"/>
+        </w:rPr>
+      </w:pPr>
+      <w:r>
+        <w:rPr>
+          <w:rFonts w:hint="default" w:ascii="Cambria" w:hAnsi="Cambria" w:cs="Cambria"/>
+          <w:sz w:val="32"/>
+          <w:szCs w:val="32"/>
+          <w:lang w:val="en-CA"/>
+        </w:rPr>
+        <w:t>As we see , our schedule helps us to improve the performance of parallizm because we know this complexity of each thread stays the same.</w:t>
+      </w:r>
+    </w:p>
+    <w:p>
+      <w:pPr>
+        <w:numPr>
+          <w:numId w:val="0"/>
+        </w:numPr>
+        <w:tabs>
+          <w:tab w:val="left" w:pos="432"/>
+        </w:tabs>
+        <w:spacing w:before="160" w:after="80" w:line="240" w:lineRule="auto"/>
+        <w:jc w:val="both"/>
+        <w:rPr>
+          <w:rFonts w:hint="default" w:ascii="Cambria" w:hAnsi="Cambria" w:cs="Cambria"/>
+          <w:sz w:val="32"/>
+          <w:szCs w:val="32"/>
+          <w:lang w:val="en-CA"/>
+        </w:rPr>
+      </w:pPr>
+    </w:p>
+    <w:p>
+      <w:pPr>
+        <w:numPr>
+          <w:ilvl w:val="0"/>
+          <w:numId w:val="21"/>
+        </w:numPr>
+        <w:spacing w:before="160" w:after="80" w:line="240" w:lineRule="auto"/>
+        <w:ind w:left="432" w:leftChars="0" w:hanging="432" w:firstLineChars="0"/>
+        <w:jc w:val="center"/>
+        <w:rPr>
+          <w:rFonts w:hint="default" w:ascii="Cambria" w:hAnsi="Cambria" w:cs="Cambria"/>
+          <w:b/>
+          <w:bCs/>
+          <w:sz w:val="44"/>
+          <w:szCs w:val="44"/>
+          <w:lang w:val="en-CA"/>
+        </w:rPr>
+      </w:pPr>
+      <w:r>
+        <w:rPr>
+          <w:rFonts w:hint="default" w:ascii="Cambria" w:hAnsi="Cambria" w:cs="Cambria"/>
+          <w:b/>
+          <w:bCs/>
+          <w:sz w:val="44"/>
+          <w:szCs w:val="44"/>
+          <w:lang w:val="en-CA"/>
+        </w:rPr>
+        <w:t>(Introductiontompi,Lecture3Slide90)</w:t>
+      </w:r>
+    </w:p>
+    <w:p>
+      <w:pPr>
+        <w:numPr>
+          <w:numId w:val="0"/>
+        </w:numPr>
+        <w:tabs>
+          <w:tab w:val="left" w:pos="432"/>
+        </w:tabs>
+        <w:spacing w:before="160" w:after="80" w:line="240" w:lineRule="auto"/>
+        <w:jc w:val="both"/>
+        <w:rPr>
+          <w:rFonts w:hint="default" w:ascii="Cambria" w:hAnsi="Cambria" w:cs="Cambria"/>
+          <w:b/>
+          <w:bCs/>
+          <w:sz w:val="44"/>
+          <w:szCs w:val="44"/>
+          <w:lang w:val="en-CA"/>
+        </w:rPr>
+      </w:pPr>
+    </w:p>
+    <w:p>
+      <w:pPr>
+        <w:numPr>
+          <w:ilvl w:val="0"/>
+          <w:numId w:val="24"/>
+        </w:numPr>
+        <w:tabs>
+          <w:tab w:val="left" w:pos="432"/>
+          <w:tab w:val="clear" w:pos="420"/>
+        </w:tabs>
+        <w:spacing w:before="160" w:after="80" w:line="240" w:lineRule="auto"/>
+        <w:ind w:left="420" w:leftChars="0" w:hanging="420" w:firstLineChars="0"/>
+        <w:jc w:val="both"/>
+        <w:rPr>
+          <w:rFonts w:hint="default" w:ascii="Cambria" w:hAnsi="Cambria" w:cs="Cambria"/>
+          <w:b w:val="0"/>
+          <w:bCs w:val="0"/>
+          <w:sz w:val="32"/>
+          <w:szCs w:val="32"/>
+          <w:lang w:val="en-CA"/>
+        </w:rPr>
+      </w:pPr>
+      <w:r>
+        <w:rPr>
+          <w:rFonts w:hint="default" w:ascii="Cambria" w:hAnsi="Cambria" w:cs="Cambria"/>
+          <w:b w:val="0"/>
+          <w:bCs w:val="0"/>
+          <w:sz w:val="32"/>
+          <w:szCs w:val="32"/>
+          <w:lang w:val="en-CA"/>
+        </w:rPr>
+        <w:t>MPI (Message Passing Interface) is a standardized framework used for writing parallel programs that run on multiple processes, often across different cores or machines. Instead of sharing memory like in shared-memory systems, MPI works by explicitly passing messages between independent processes. Each process runs its own copy of the program and communicates with others using functions like send and receive. This makes MPI especially powerful for high-performance computing tasks such as simulations, numerical methods, and large-scale data processing, where problems can be divided into smaller parts and solved simultaneously. MPI provides a portable and efficient way to coordinate these processes, making it one of the most widely used tools in distributed and parallel computing.</w:t>
+      </w:r>
+    </w:p>
+    <w:p>
+      <w:pPr>
+        <w:numPr>
+          <w:ilvl w:val="0"/>
+          <w:numId w:val="24"/>
+        </w:numPr>
+        <w:tabs>
+          <w:tab w:val="left" w:pos="432"/>
+          <w:tab w:val="clear" w:pos="420"/>
+        </w:tabs>
+        <w:spacing w:before="160" w:after="80" w:line="240" w:lineRule="auto"/>
+        <w:ind w:left="420" w:leftChars="0" w:hanging="420" w:firstLineChars="0"/>
+        <w:jc w:val="both"/>
+        <w:rPr>
+          <w:rFonts w:hint="default" w:ascii="Cambria" w:hAnsi="Cambria" w:cs="Cambria"/>
+          <w:b w:val="0"/>
+          <w:bCs w:val="0"/>
+          <w:sz w:val="32"/>
+          <w:szCs w:val="32"/>
+          <w:lang w:val="en-CA"/>
+        </w:rPr>
+      </w:pPr>
+      <w:r>
+        <w:rPr>
+          <w:rFonts w:hint="default" w:ascii="Cambria" w:hAnsi="Cambria" w:cs="Cambria"/>
+          <w:b w:val="0"/>
+          <w:bCs w:val="0"/>
+          <w:sz w:val="32"/>
+          <w:szCs w:val="32"/>
+          <w:lang w:val="en-CA"/>
+        </w:rPr>
+        <w:t xml:space="preserve">Requirements : </w:t>
+      </w:r>
+    </w:p>
+    <w:p>
+      <w:pPr>
+        <w:numPr>
+          <w:ilvl w:val="1"/>
+          <w:numId w:val="24"/>
+        </w:numPr>
+        <w:tabs>
+          <w:tab w:val="left" w:pos="432"/>
+          <w:tab w:val="clear" w:pos="840"/>
+        </w:tabs>
+        <w:spacing w:before="160" w:after="80" w:line="240" w:lineRule="auto"/>
+        <w:ind w:left="840" w:leftChars="0" w:hanging="420" w:firstLineChars="0"/>
+        <w:jc w:val="both"/>
+        <w:rPr>
+          <w:rFonts w:hint="default" w:ascii="Cambria" w:hAnsi="Cambria" w:cs="Cambria"/>
+          <w:b w:val="0"/>
+          <w:bCs w:val="0"/>
+          <w:sz w:val="32"/>
+          <w:szCs w:val="32"/>
+          <w:lang w:val="en-CA"/>
+        </w:rPr>
+      </w:pPr>
+      <w:r>
+        <w:rPr>
+          <w:rFonts w:hint="default" w:ascii="Cambria" w:hAnsi="Cambria" w:cs="Cambria"/>
+          <w:b w:val="0"/>
+          <w:bCs w:val="0"/>
+          <w:sz w:val="32"/>
+          <w:szCs w:val="32"/>
+          <w:lang w:val="en-CA"/>
+        </w:rPr>
+        <w:t>Install mpi microsoft and setup it</w:t>
+      </w:r>
+    </w:p>
+    <w:p>
+      <w:pPr>
+        <w:numPr>
+          <w:ilvl w:val="1"/>
+          <w:numId w:val="24"/>
+        </w:numPr>
+        <w:tabs>
+          <w:tab w:val="left" w:pos="432"/>
+          <w:tab w:val="clear" w:pos="840"/>
+        </w:tabs>
+        <w:spacing w:before="160" w:after="80" w:line="240" w:lineRule="auto"/>
+        <w:ind w:left="840" w:leftChars="0" w:hanging="420" w:firstLineChars="0"/>
+        <w:jc w:val="both"/>
+        <w:rPr>
+          <w:rFonts w:hint="default" w:ascii="Cambria" w:hAnsi="Cambria" w:cs="Cambria"/>
+          <w:b w:val="0"/>
+          <w:bCs w:val="0"/>
+          <w:sz w:val="32"/>
+          <w:szCs w:val="32"/>
+          <w:lang w:val="en-CA"/>
+        </w:rPr>
+      </w:pPr>
+      <w:r>
+        <w:rPr>
+          <w:rFonts w:hint="default" w:ascii="Cambria" w:hAnsi="Cambria" w:cs="Cambria"/>
+          <w:b w:val="0"/>
+          <w:bCs w:val="0"/>
+          <w:sz w:val="32"/>
+          <w:szCs w:val="32"/>
+          <w:lang w:val="en-CA"/>
+        </w:rPr>
+        <w:t xml:space="preserve">Set mpi as an enviroment variable </w:t>
+      </w:r>
+    </w:p>
+    <w:p>
+      <w:pPr>
+        <w:numPr>
+          <w:ilvl w:val="1"/>
+          <w:numId w:val="24"/>
+        </w:numPr>
+        <w:tabs>
+          <w:tab w:val="left" w:pos="432"/>
+          <w:tab w:val="clear" w:pos="840"/>
+        </w:tabs>
+        <w:spacing w:before="160" w:after="80" w:line="240" w:lineRule="auto"/>
+        <w:ind w:left="840" w:leftChars="0" w:hanging="420" w:firstLineChars="0"/>
+        <w:jc w:val="both"/>
+        <w:rPr>
+          <w:rFonts w:hint="default" w:ascii="Cambria" w:hAnsi="Cambria" w:cs="Cambria"/>
+          <w:b w:val="0"/>
+          <w:bCs w:val="0"/>
+          <w:sz w:val="32"/>
+          <w:szCs w:val="32"/>
+          <w:lang w:val="en-CA"/>
+        </w:rPr>
+      </w:pPr>
+      <w:r>
+        <w:rPr>
+          <w:rFonts w:hint="default" w:ascii="Cambria" w:hAnsi="Cambria" w:cs="Cambria"/>
+          <w:b w:val="0"/>
+          <w:bCs w:val="0"/>
+          <w:sz w:val="32"/>
+          <w:szCs w:val="32"/>
+          <w:lang w:val="en-CA"/>
+        </w:rPr>
+        <w:t>To run mpi program : mpiexec -n (number of process) name of program.exe</w:t>
+      </w:r>
+    </w:p>
+    <w:p>
+      <w:pPr>
+        <w:numPr>
+          <w:ilvl w:val="0"/>
+          <w:numId w:val="25"/>
+        </w:numPr>
+        <w:tabs>
+          <w:tab w:val="left" w:pos="432"/>
+          <w:tab w:val="clear" w:pos="420"/>
+        </w:tabs>
+        <w:spacing w:before="160" w:after="80" w:line="240" w:lineRule="auto"/>
+        <w:ind w:left="420" w:leftChars="0" w:hanging="420" w:firstLineChars="0"/>
+        <w:jc w:val="both"/>
+        <w:rPr>
+          <w:rFonts w:hint="default" w:ascii="Cambria" w:hAnsi="Cambria" w:cs="Cambria"/>
+          <w:b/>
+          <w:bCs/>
+          <w:sz w:val="32"/>
+          <w:szCs w:val="32"/>
+          <w:lang w:val="en-CA"/>
+        </w:rPr>
+      </w:pPr>
+      <w:r>
+        <w:rPr>
+          <w:rFonts w:hint="default" w:ascii="Cambria" w:hAnsi="Cambria" w:cs="Cambria"/>
+          <w:b/>
+          <w:bCs/>
+          <w:sz w:val="32"/>
+          <w:szCs w:val="32"/>
+          <w:lang w:val="en-CA"/>
+        </w:rPr>
+        <w:t>MPI_Init / MPI_Finalize</w:t>
+      </w:r>
+    </w:p>
+    <w:p>
+      <w:pPr>
+        <w:numPr>
+          <w:ilvl w:val="0"/>
+          <w:numId w:val="25"/>
+        </w:numPr>
+        <w:tabs>
+          <w:tab w:val="left" w:pos="432"/>
+          <w:tab w:val="clear" w:pos="420"/>
+        </w:tabs>
+        <w:spacing w:before="160" w:after="80" w:line="240" w:lineRule="auto"/>
+        <w:ind w:left="420" w:leftChars="0" w:hanging="420" w:firstLineChars="0"/>
+        <w:jc w:val="both"/>
+        <w:rPr>
+          <w:rFonts w:hint="default" w:ascii="Cambria" w:hAnsi="Cambria" w:cs="Cambria"/>
+          <w:b w:val="0"/>
+          <w:bCs w:val="0"/>
+          <w:sz w:val="32"/>
+          <w:szCs w:val="32"/>
+          <w:lang w:val="en-CA"/>
+        </w:rPr>
+      </w:pPr>
+      <w:r>
+        <w:rPr>
+          <w:rFonts w:hint="default" w:ascii="Cambria" w:hAnsi="Cambria" w:cs="Cambria"/>
+          <w:b w:val="0"/>
+          <w:bCs w:val="0"/>
+          <w:sz w:val="32"/>
+          <w:szCs w:val="32"/>
+          <w:lang w:val="en-CA"/>
+        </w:rPr>
+        <w:t>Every MPI program must start with MPI_Init and end with MPI_Finalize. These functions are responsible for starting the MPI environment and properly shutting it down when all communication is finished. A simple problem for this is to write a program that just prints “Hello MPI world” from all processes. The solution is straightforward: initialize MPI at the beginning, print a message, and finalize MPI at the end. This teaches the basic structure required for every MPI program.See picture to understand</w:t>
+      </w:r>
+    </w:p>
+    <w:p>
+      <w:pPr>
+        <w:numPr>
+          <w:ilvl w:val="0"/>
+          <w:numId w:val="25"/>
+        </w:numPr>
+        <w:tabs>
+          <w:tab w:val="left" w:pos="432"/>
+          <w:tab w:val="clear" w:pos="420"/>
+        </w:tabs>
+        <w:spacing w:before="160" w:after="80" w:line="240" w:lineRule="auto"/>
+        <w:ind w:left="420" w:leftChars="0" w:hanging="420" w:firstLineChars="0"/>
+        <w:jc w:val="both"/>
+        <w:rPr>
+          <w:rFonts w:hint="default" w:ascii="Cambria" w:hAnsi="Cambria" w:cs="Cambria"/>
+          <w:b w:val="0"/>
+          <w:bCs w:val="0"/>
+          <w:sz w:val="32"/>
+          <w:szCs w:val="32"/>
+          <w:lang w:val="en-CA"/>
+        </w:rPr>
+      </w:pPr>
+      <w:r>
+        <w:drawing>
+          <wp:inline distT="0" distB="0" distL="114300" distR="114300">
+            <wp:extent cx="5939155" cy="2548255"/>
+            <wp:effectExtent l="0" t="0" r="4445" b="12065"/>
+            <wp:docPr id="24" name="Picture 5"/>
+            <wp:cNvGraphicFramePr>
+              <a:graphicFrameLocks xmlns:a="http://schemas.openxmlformats.org/drawingml/2006/main" noChangeAspect="1"/>
+            </wp:cNvGraphicFramePr>
+            <a:graphic xmlns:a="http://schemas.openxmlformats.org/drawingml/2006/main">
+              <a:graphicData uri="http://schemas.openxmlformats.org/drawingml/2006/picture">
+                <pic:pic xmlns:pic="http://schemas.openxmlformats.org/drawingml/2006/picture">
+                  <pic:nvPicPr>
+                    <pic:cNvPr id="24" name="Picture 5"/>
+                    <pic:cNvPicPr>
+                      <a:picLocks noChangeAspect="1"/>
+                    </pic:cNvPicPr>
+                  </pic:nvPicPr>
+                  <pic:blipFill>
+                    <a:blip r:embed="rId28"/>
+                    <a:stretch>
+                      <a:fillRect/>
+                    </a:stretch>
+                  </pic:blipFill>
+                  <pic:spPr>
+                    <a:xfrm>
+                      <a:off x="0" y="0"/>
+                      <a:ext cx="5939155" cy="2548255"/>
+                    </a:xfrm>
+                    <a:prstGeom prst="rect">
+                      <a:avLst/>
+                    </a:prstGeom>
+                    <a:noFill/>
+                    <a:ln>
+                      <a:noFill/>
+                    </a:ln>
+                  </pic:spPr>
+                </pic:pic>
+              </a:graphicData>
+            </a:graphic>
+          </wp:inline>
+        </w:drawing>
+      </w:r>
+    </w:p>
+    <w:p>
+      <w:pPr>
+        <w:numPr>
+          <w:numId w:val="0"/>
+        </w:numPr>
+        <w:tabs>
+          <w:tab w:val="left" w:pos="432"/>
+        </w:tabs>
+        <w:spacing w:before="160" w:after="80" w:line="240" w:lineRule="auto"/>
+        <w:jc w:val="center"/>
+      </w:pPr>
+      <w:r>
+        <w:drawing>
+          <wp:inline distT="0" distB="0" distL="114300" distR="114300">
+            <wp:extent cx="5939790" cy="1833245"/>
+            <wp:effectExtent l="0" t="0" r="3810" b="10795"/>
+            <wp:docPr id="25" name="Picture 6"/>
+            <wp:cNvGraphicFramePr>
+              <a:graphicFrameLocks xmlns:a="http://schemas.openxmlformats.org/drawingml/2006/main" noChangeAspect="1"/>
+            </wp:cNvGraphicFramePr>
+            <a:graphic xmlns:a="http://schemas.openxmlformats.org/drawingml/2006/main">
+              <a:graphicData uri="http://schemas.openxmlformats.org/drawingml/2006/picture">
+                <pic:pic xmlns:pic="http://schemas.openxmlformats.org/drawingml/2006/picture">
+                  <pic:nvPicPr>
+                    <pic:cNvPr id="25" name="Picture 6"/>
+                    <pic:cNvPicPr>
+                      <a:picLocks noChangeAspect="1"/>
+                    </pic:cNvPicPr>
+                  </pic:nvPicPr>
+                  <pic:blipFill>
+                    <a:blip r:embed="rId29"/>
+                    <a:stretch>
+                      <a:fillRect/>
+                    </a:stretch>
+                  </pic:blipFill>
+                  <pic:spPr>
+                    <a:xfrm>
+                      <a:off x="0" y="0"/>
+                      <a:ext cx="5939790" cy="1833245"/>
+                    </a:xfrm>
+                    <a:prstGeom prst="rect">
+                      <a:avLst/>
+                    </a:prstGeom>
+                    <a:noFill/>
+                    <a:ln>
+                      <a:noFill/>
+                    </a:ln>
+                  </pic:spPr>
+                </pic:pic>
+              </a:graphicData>
+            </a:graphic>
+          </wp:inline>
+        </w:drawing>
+      </w:r>
+    </w:p>
+    <w:p>
+      <w:pPr>
+        <w:numPr>
+          <w:ilvl w:val="0"/>
+          <w:numId w:val="25"/>
+        </w:numPr>
+        <w:tabs>
+          <w:tab w:val="left" w:pos="432"/>
+          <w:tab w:val="clear" w:pos="420"/>
+        </w:tabs>
+        <w:spacing w:before="160" w:after="80" w:line="240" w:lineRule="auto"/>
+        <w:ind w:left="420" w:leftChars="0" w:hanging="420" w:firstLineChars="0"/>
+        <w:jc w:val="left"/>
+        <w:rPr>
+          <w:rFonts w:hint="default" w:ascii="Cambria" w:hAnsi="Cambria" w:cs="Cambria"/>
+          <w:sz w:val="32"/>
+          <w:szCs w:val="32"/>
+          <w:lang w:val="en-CA"/>
+        </w:rPr>
+      </w:pPr>
+      <w:r>
+        <w:rPr>
+          <w:rFonts w:hint="default" w:ascii="Cambria" w:hAnsi="Cambria" w:cs="Cambria"/>
+          <w:sz w:val="32"/>
+          <w:szCs w:val="32"/>
+          <w:lang w:val="en-CA"/>
+        </w:rPr>
+        <w:t>Our program here has created 3 nodes , each node prints all active node MPI has been created</w:t>
+      </w:r>
+    </w:p>
+    <w:p>
+      <w:pPr>
+        <w:numPr>
+          <w:numId w:val="0"/>
+        </w:numPr>
+        <w:tabs>
+          <w:tab w:val="left" w:pos="432"/>
+        </w:tabs>
+        <w:spacing w:before="160" w:after="80" w:line="240" w:lineRule="auto"/>
+        <w:jc w:val="left"/>
+        <w:rPr>
+          <w:rFonts w:hint="default" w:ascii="Cambria" w:hAnsi="Cambria" w:cs="Cambria"/>
+          <w:sz w:val="32"/>
+          <w:szCs w:val="32"/>
+          <w:lang w:val="en-CA"/>
+        </w:rPr>
+      </w:pPr>
+    </w:p>
+    <w:p>
+      <w:pPr>
+        <w:numPr>
+          <w:ilvl w:val="0"/>
+          <w:numId w:val="25"/>
+        </w:numPr>
+        <w:tabs>
+          <w:tab w:val="left" w:pos="432"/>
+          <w:tab w:val="clear" w:pos="420"/>
+        </w:tabs>
+        <w:spacing w:before="160" w:after="80" w:line="240" w:lineRule="auto"/>
+        <w:ind w:left="420" w:leftChars="0" w:hanging="420" w:firstLineChars="0"/>
+        <w:jc w:val="left"/>
+        <w:rPr>
+          <w:rFonts w:hint="default" w:ascii="Cambria" w:hAnsi="Cambria" w:cs="Cambria"/>
+          <w:sz w:val="32"/>
+          <w:szCs w:val="32"/>
+          <w:lang w:val="en-CA"/>
+        </w:rPr>
+      </w:pPr>
+      <w:r>
+        <w:rPr>
+          <w:rFonts w:hint="default" w:ascii="Cambria" w:hAnsi="Cambria" w:cs="Cambria"/>
+          <w:sz w:val="32"/>
+          <w:szCs w:val="32"/>
+          <w:lang w:val="en-CA"/>
+        </w:rPr>
+        <w:t>MPI_Comm_size</w:t>
+      </w:r>
+    </w:p>
+    <w:p>
+      <w:pPr>
+        <w:numPr>
+          <w:ilvl w:val="1"/>
+          <w:numId w:val="25"/>
+        </w:numPr>
+        <w:tabs>
+          <w:tab w:val="left" w:pos="432"/>
+          <w:tab w:val="clear" w:pos="840"/>
+        </w:tabs>
+        <w:spacing w:before="160" w:after="80" w:line="240" w:lineRule="auto"/>
+        <w:ind w:left="840" w:leftChars="0" w:hanging="420" w:firstLineChars="0"/>
+        <w:jc w:val="left"/>
+        <w:rPr>
+          <w:rFonts w:hint="default" w:ascii="Cambria" w:hAnsi="Cambria" w:cs="Cambria"/>
+          <w:sz w:val="32"/>
+          <w:szCs w:val="32"/>
+          <w:lang w:val="en-CA"/>
+        </w:rPr>
+      </w:pPr>
+      <w:r>
+        <w:rPr>
+          <w:rFonts w:hint="default" w:ascii="Cambria" w:hAnsi="Cambria" w:cs="Cambria"/>
+          <w:sz w:val="32"/>
+          <w:szCs w:val="32"/>
+          <w:lang w:val="en-CA"/>
+        </w:rPr>
+        <w:t>MPI_Comm_size is used to find out how many processes are running in the MPI program. A simple problem is to print the total number of processes executing the program. In the solution, after initializing MPI, we call MPI_Comm_size(MPI_COMM_WORLD, &amp;size) and each process prints the same value. This helps understand that MPI programs run as multiple processes working together, and all processes can access global communicator information.</w:t>
+      </w:r>
+    </w:p>
+    <w:p>
+      <w:pPr>
+        <w:numPr>
+          <w:ilvl w:val="1"/>
+          <w:numId w:val="25"/>
+        </w:numPr>
+        <w:tabs>
+          <w:tab w:val="left" w:pos="432"/>
+          <w:tab w:val="clear" w:pos="840"/>
+        </w:tabs>
+        <w:spacing w:before="160" w:after="80" w:line="240" w:lineRule="auto"/>
+        <w:ind w:left="840" w:leftChars="0" w:hanging="420" w:firstLineChars="0"/>
+        <w:jc w:val="left"/>
+        <w:rPr>
+          <w:rFonts w:hint="default" w:ascii="Cambria" w:hAnsi="Cambria" w:cs="Cambria"/>
+          <w:sz w:val="32"/>
+          <w:szCs w:val="32"/>
+          <w:lang w:val="en-CA"/>
+        </w:rPr>
+      </w:pPr>
+      <w:r>
+        <w:drawing>
+          <wp:inline distT="0" distB="0" distL="114300" distR="114300">
+            <wp:extent cx="5943600" cy="2305685"/>
+            <wp:effectExtent l="0" t="0" r="0" b="10795"/>
+            <wp:docPr id="26" name="Picture 7"/>
+            <wp:cNvGraphicFramePr>
+              <a:graphicFrameLocks xmlns:a="http://schemas.openxmlformats.org/drawingml/2006/main" noChangeAspect="1"/>
+            </wp:cNvGraphicFramePr>
+            <a:graphic xmlns:a="http://schemas.openxmlformats.org/drawingml/2006/main">
+              <a:graphicData uri="http://schemas.openxmlformats.org/drawingml/2006/picture">
+                <pic:pic xmlns:pic="http://schemas.openxmlformats.org/drawingml/2006/picture">
+                  <pic:nvPicPr>
+                    <pic:cNvPr id="26" name="Picture 7"/>
+                    <pic:cNvPicPr>
+                      <a:picLocks noChangeAspect="1"/>
+                    </pic:cNvPicPr>
+                  </pic:nvPicPr>
+                  <pic:blipFill>
+                    <a:blip r:embed="rId30"/>
+                    <a:stretch>
+                      <a:fillRect/>
+                    </a:stretch>
+                  </pic:blipFill>
+                  <pic:spPr>
+                    <a:xfrm>
+                      <a:off x="0" y="0"/>
+                      <a:ext cx="5943600" cy="2305685"/>
+                    </a:xfrm>
+                    <a:prstGeom prst="rect">
+                      <a:avLst/>
+                    </a:prstGeom>
+                    <a:noFill/>
+                    <a:ln>
+                      <a:noFill/>
+                    </a:ln>
+                  </pic:spPr>
+                </pic:pic>
+              </a:graphicData>
+            </a:graphic>
+          </wp:inline>
+        </w:drawing>
+      </w:r>
+    </w:p>
+    <w:p>
+      <w:pPr>
+        <w:numPr>
+          <w:ilvl w:val="1"/>
+          <w:numId w:val="25"/>
+        </w:numPr>
+        <w:tabs>
+          <w:tab w:val="left" w:pos="432"/>
+          <w:tab w:val="clear" w:pos="840"/>
+        </w:tabs>
+        <w:spacing w:before="160" w:after="80" w:line="240" w:lineRule="auto"/>
+        <w:ind w:left="840" w:leftChars="0" w:hanging="420" w:firstLineChars="0"/>
+        <w:jc w:val="left"/>
+        <w:rPr>
+          <w:rFonts w:hint="default" w:ascii="Cambria" w:hAnsi="Cambria" w:cs="Cambria"/>
+          <w:sz w:val="32"/>
+          <w:szCs w:val="32"/>
+          <w:lang w:val="en-CA"/>
+        </w:rPr>
+      </w:pPr>
+      <w:r>
+        <w:drawing>
+          <wp:inline distT="0" distB="0" distL="114300" distR="114300">
+            <wp:extent cx="5937885" cy="2110105"/>
+            <wp:effectExtent l="0" t="0" r="5715" b="8255"/>
+            <wp:docPr id="27" name="Picture 8"/>
+            <wp:cNvGraphicFramePr>
+              <a:graphicFrameLocks xmlns:a="http://schemas.openxmlformats.org/drawingml/2006/main" noChangeAspect="1"/>
+            </wp:cNvGraphicFramePr>
+            <a:graphic xmlns:a="http://schemas.openxmlformats.org/drawingml/2006/main">
+              <a:graphicData uri="http://schemas.openxmlformats.org/drawingml/2006/picture">
+                <pic:pic xmlns:pic="http://schemas.openxmlformats.org/drawingml/2006/picture">
+                  <pic:nvPicPr>
+                    <pic:cNvPr id="27" name="Picture 8"/>
+                    <pic:cNvPicPr>
+                      <a:picLocks noChangeAspect="1"/>
+                    </pic:cNvPicPr>
+                  </pic:nvPicPr>
+                  <pic:blipFill>
+                    <a:blip r:embed="rId31"/>
+                    <a:stretch>
+                      <a:fillRect/>
+                    </a:stretch>
+                  </pic:blipFill>
+                  <pic:spPr>
+                    <a:xfrm>
+                      <a:off x="0" y="0"/>
+                      <a:ext cx="5937885" cy="2110105"/>
+                    </a:xfrm>
+                    <a:prstGeom prst="rect">
+                      <a:avLst/>
+                    </a:prstGeom>
+                    <a:noFill/>
+                    <a:ln>
+                      <a:noFill/>
+                    </a:ln>
+                  </pic:spPr>
+                </pic:pic>
+              </a:graphicData>
+            </a:graphic>
+          </wp:inline>
+        </w:drawing>
+      </w:r>
+    </w:p>
+    <w:p>
+      <w:pPr>
+        <w:numPr>
+          <w:ilvl w:val="1"/>
+          <w:numId w:val="25"/>
+        </w:numPr>
+        <w:tabs>
+          <w:tab w:val="left" w:pos="432"/>
+          <w:tab w:val="clear" w:pos="840"/>
+        </w:tabs>
+        <w:spacing w:before="160" w:after="80" w:line="240" w:lineRule="auto"/>
+        <w:ind w:left="840" w:leftChars="0" w:hanging="420" w:firstLineChars="0"/>
+        <w:jc w:val="left"/>
+        <w:rPr>
+          <w:rFonts w:hint="default" w:ascii="Cambria" w:hAnsi="Cambria" w:cs="Cambria"/>
+          <w:sz w:val="32"/>
+          <w:szCs w:val="32"/>
+          <w:lang w:val="en-CA"/>
+        </w:rPr>
+      </w:pPr>
+      <w:r>
+        <w:rPr>
+          <w:rFonts w:hint="default" w:ascii="Cambria" w:hAnsi="Cambria" w:cs="Cambria"/>
+          <w:sz w:val="32"/>
+          <w:szCs w:val="32"/>
+          <w:lang w:val="en-CA"/>
+        </w:rPr>
+        <w:t xml:space="preserve">As we see .output </w:t>
+      </w:r>
+      <w:r>
+        <w:rPr>
+          <w:rFonts w:hint="default" w:ascii="Cambria" w:hAnsi="Cambria" w:cs="Cambria"/>
+          <w:b/>
+          <w:bCs/>
+          <w:sz w:val="32"/>
+          <w:szCs w:val="32"/>
+          <w:lang w:val="en-CA"/>
+        </w:rPr>
+        <w:t xml:space="preserve">DIFFERS </w:t>
+      </w:r>
+      <w:r>
+        <w:rPr>
+          <w:rFonts w:hint="default" w:ascii="Cambria" w:hAnsi="Cambria" w:cs="Cambria"/>
+          <w:sz w:val="32"/>
+          <w:szCs w:val="32"/>
+          <w:lang w:val="en-CA"/>
+        </w:rPr>
+        <w:t>after each time I run my exe.</w:t>
+      </w:r>
+    </w:p>
+    <w:p>
+      <w:pPr>
+        <w:numPr>
+          <w:numId w:val="0"/>
+        </w:numPr>
+        <w:tabs>
+          <w:tab w:val="left" w:pos="432"/>
+        </w:tabs>
+        <w:spacing w:before="160" w:after="80" w:line="240" w:lineRule="auto"/>
+        <w:jc w:val="left"/>
+        <w:rPr>
+          <w:rFonts w:hint="default" w:ascii="Cambria" w:hAnsi="Cambria" w:cs="Cambria"/>
+          <w:sz w:val="32"/>
+          <w:szCs w:val="32"/>
+          <w:lang w:val="en-CA"/>
+        </w:rPr>
+      </w:pPr>
+    </w:p>
+    <w:p>
+      <w:pPr>
+        <w:numPr>
+          <w:numId w:val="0"/>
+        </w:numPr>
+        <w:tabs>
+          <w:tab w:val="left" w:pos="432"/>
+        </w:tabs>
+        <w:spacing w:before="160" w:after="80" w:line="240" w:lineRule="auto"/>
+        <w:jc w:val="left"/>
+        <w:rPr>
+          <w:rFonts w:hint="default" w:ascii="Cambria" w:hAnsi="Cambria" w:cs="Cambria"/>
+          <w:sz w:val="32"/>
+          <w:szCs w:val="32"/>
+          <w:lang w:val="en-CA"/>
+        </w:rPr>
+      </w:pPr>
+    </w:p>
+    <w:p>
+      <w:pPr>
+        <w:numPr>
+          <w:ilvl w:val="0"/>
+          <w:numId w:val="26"/>
+        </w:numPr>
+        <w:tabs>
+          <w:tab w:val="left" w:pos="432"/>
+          <w:tab w:val="clear" w:pos="420"/>
+        </w:tabs>
+        <w:spacing w:before="160" w:after="80" w:line="240" w:lineRule="auto"/>
+        <w:ind w:left="420" w:leftChars="0" w:hanging="420" w:firstLineChars="0"/>
+        <w:jc w:val="left"/>
+        <w:rPr>
+          <w:rFonts w:hint="default" w:ascii="Cambria" w:hAnsi="Cambria" w:cs="Cambria"/>
+          <w:sz w:val="32"/>
+          <w:szCs w:val="32"/>
+          <w:lang w:val="en-CA"/>
+        </w:rPr>
+      </w:pPr>
+      <w:r>
+        <w:rPr>
+          <w:rFonts w:hint="default" w:ascii="Cambria" w:hAnsi="Cambria" w:cs="Cambria"/>
+          <w:sz w:val="32"/>
+          <w:szCs w:val="32"/>
+          <w:lang w:val="en-CA"/>
+        </w:rPr>
+        <w:t>MPI_Send / MPI_Recv</w:t>
+      </w:r>
+    </w:p>
+    <w:p>
+      <w:pPr>
+        <w:numPr>
+          <w:ilvl w:val="1"/>
+          <w:numId w:val="26"/>
+        </w:numPr>
+        <w:tabs>
+          <w:tab w:val="left" w:pos="432"/>
+          <w:tab w:val="clear" w:pos="840"/>
+        </w:tabs>
+        <w:spacing w:before="160" w:after="80" w:line="240" w:lineRule="auto"/>
+        <w:ind w:left="840" w:leftChars="0" w:hanging="420" w:firstLineChars="0"/>
+        <w:jc w:val="left"/>
+        <w:rPr>
+          <w:rFonts w:hint="default" w:ascii="Cambria" w:hAnsi="Cambria" w:cs="Cambria"/>
+          <w:sz w:val="32"/>
+          <w:szCs w:val="32"/>
+          <w:lang w:val="en-CA"/>
+        </w:rPr>
+      </w:pPr>
+      <w:r>
+        <w:rPr>
+          <w:rFonts w:hint="default" w:ascii="Cambria" w:hAnsi="Cambria" w:cs="Cambria"/>
+          <w:sz w:val="32"/>
+          <w:szCs w:val="32"/>
+          <w:lang w:val="en-CA"/>
+        </w:rPr>
+        <w:t>MPI_Send and MPI_Recv are used for communication between processes. A simple problem is to send a number from process 0 to process 1. In the solution, process 0 uses MPI_Send to send data, and process 1 uses MPI_Recv to receive it. This introduces point-to-point communication, which is the foundation of MPI programming where processes explicitly exchange data.</w:t>
+      </w:r>
+    </w:p>
+    <w:p>
+      <w:pPr>
+        <w:numPr>
+          <w:numId w:val="0"/>
+        </w:numPr>
+        <w:tabs>
+          <w:tab w:val="left" w:pos="432"/>
+        </w:tabs>
+        <w:spacing w:before="160" w:after="80" w:line="240" w:lineRule="auto"/>
+        <w:ind w:left="420" w:leftChars="0"/>
+        <w:jc w:val="left"/>
+      </w:pPr>
+      <w:r>
+        <w:drawing>
+          <wp:inline distT="0" distB="0" distL="114300" distR="114300">
+            <wp:extent cx="5936615" cy="2717165"/>
+            <wp:effectExtent l="0" t="0" r="6985" b="10795"/>
+            <wp:docPr id="28" name="Picture 9"/>
+            <wp:cNvGraphicFramePr>
+              <a:graphicFrameLocks xmlns:a="http://schemas.openxmlformats.org/drawingml/2006/main" noChangeAspect="1"/>
+            </wp:cNvGraphicFramePr>
+            <a:graphic xmlns:a="http://schemas.openxmlformats.org/drawingml/2006/main">
+              <a:graphicData uri="http://schemas.openxmlformats.org/drawingml/2006/picture">
+                <pic:pic xmlns:pic="http://schemas.openxmlformats.org/drawingml/2006/picture">
+                  <pic:nvPicPr>
+                    <pic:cNvPr id="28" name="Picture 9"/>
+                    <pic:cNvPicPr>
+                      <a:picLocks noChangeAspect="1"/>
+                    </pic:cNvPicPr>
+                  </pic:nvPicPr>
+                  <pic:blipFill>
+                    <a:blip r:embed="rId32"/>
+                    <a:stretch>
+                      <a:fillRect/>
+                    </a:stretch>
+                  </pic:blipFill>
+                  <pic:spPr>
+                    <a:xfrm>
+                      <a:off x="0" y="0"/>
+                      <a:ext cx="5936615" cy="2717165"/>
+                    </a:xfrm>
+                    <a:prstGeom prst="rect">
+                      <a:avLst/>
+                    </a:prstGeom>
+                    <a:noFill/>
+                    <a:ln>
+                      <a:noFill/>
+                    </a:ln>
+                  </pic:spPr>
+                </pic:pic>
+              </a:graphicData>
+            </a:graphic>
+          </wp:inline>
+        </w:drawing>
+      </w:r>
+    </w:p>
+    <w:p>
+      <w:pPr>
+        <w:numPr>
+          <w:numId w:val="0"/>
+        </w:numPr>
+        <w:tabs>
+          <w:tab w:val="left" w:pos="432"/>
+        </w:tabs>
+        <w:spacing w:before="160" w:after="80" w:line="240" w:lineRule="auto"/>
+        <w:ind w:left="420" w:leftChars="0"/>
+        <w:jc w:val="left"/>
+      </w:pPr>
+      <w:r>
+        <w:drawing>
+          <wp:inline distT="0" distB="0" distL="114300" distR="114300">
+            <wp:extent cx="5941060" cy="2608580"/>
+            <wp:effectExtent l="0" t="0" r="2540" b="12700"/>
+            <wp:docPr id="29" name="Picture 10"/>
+            <wp:cNvGraphicFramePr>
+              <a:graphicFrameLocks xmlns:a="http://schemas.openxmlformats.org/drawingml/2006/main" noChangeAspect="1"/>
+            </wp:cNvGraphicFramePr>
+            <a:graphic xmlns:a="http://schemas.openxmlformats.org/drawingml/2006/main">
+              <a:graphicData uri="http://schemas.openxmlformats.org/drawingml/2006/picture">
+                <pic:pic xmlns:pic="http://schemas.openxmlformats.org/drawingml/2006/picture">
+                  <pic:nvPicPr>
+                    <pic:cNvPr id="29" name="Picture 10"/>
+                    <pic:cNvPicPr>
+                      <a:picLocks noChangeAspect="1"/>
+                    </pic:cNvPicPr>
+                  </pic:nvPicPr>
+                  <pic:blipFill>
+                    <a:blip r:embed="rId33"/>
+                    <a:stretch>
+                      <a:fillRect/>
+                    </a:stretch>
+                  </pic:blipFill>
+                  <pic:spPr>
+                    <a:xfrm>
+                      <a:off x="0" y="0"/>
+                      <a:ext cx="5941060" cy="2608580"/>
+                    </a:xfrm>
+                    <a:prstGeom prst="rect">
+                      <a:avLst/>
+                    </a:prstGeom>
+                    <a:noFill/>
+                    <a:ln>
+                      <a:noFill/>
+                    </a:ln>
+                  </pic:spPr>
+                </pic:pic>
+              </a:graphicData>
+            </a:graphic>
+          </wp:inline>
+        </w:drawing>
+      </w:r>
+    </w:p>
+    <w:p>
+      <w:pPr>
+        <w:numPr>
+          <w:numId w:val="0"/>
+        </w:numPr>
+        <w:tabs>
+          <w:tab w:val="left" w:pos="432"/>
+        </w:tabs>
+        <w:spacing w:before="160" w:after="80" w:line="240" w:lineRule="auto"/>
+        <w:ind w:left="420" w:leftChars="0"/>
+        <w:jc w:val="left"/>
+      </w:pPr>
+      <w:r>
+        <w:drawing>
+          <wp:inline distT="0" distB="0" distL="114300" distR="114300">
+            <wp:extent cx="5937885" cy="782955"/>
+            <wp:effectExtent l="0" t="0" r="5715" b="9525"/>
+            <wp:docPr id="30" name="Picture 11"/>
+            <wp:cNvGraphicFramePr>
+              <a:graphicFrameLocks xmlns:a="http://schemas.openxmlformats.org/drawingml/2006/main" noChangeAspect="1"/>
+            </wp:cNvGraphicFramePr>
+            <a:graphic xmlns:a="http://schemas.openxmlformats.org/drawingml/2006/main">
+              <a:graphicData uri="http://schemas.openxmlformats.org/drawingml/2006/picture">
+                <pic:pic xmlns:pic="http://schemas.openxmlformats.org/drawingml/2006/picture">
+                  <pic:nvPicPr>
+                    <pic:cNvPr id="30" name="Picture 11"/>
+                    <pic:cNvPicPr>
+                      <a:picLocks noChangeAspect="1"/>
+                    </pic:cNvPicPr>
+                  </pic:nvPicPr>
+                  <pic:blipFill>
+                    <a:blip r:embed="rId34"/>
+                    <a:stretch>
+                      <a:fillRect/>
+                    </a:stretch>
+                  </pic:blipFill>
+                  <pic:spPr>
+                    <a:xfrm>
+                      <a:off x="0" y="0"/>
+                      <a:ext cx="5937885" cy="782955"/>
+                    </a:xfrm>
+                    <a:prstGeom prst="rect">
+                      <a:avLst/>
+                    </a:prstGeom>
+                    <a:noFill/>
+                    <a:ln>
+                      <a:noFill/>
+                    </a:ln>
+                  </pic:spPr>
+                </pic:pic>
+              </a:graphicData>
+            </a:graphic>
+          </wp:inline>
+        </w:drawing>
+      </w:r>
+    </w:p>
+    <w:p>
+      <w:pPr>
+        <w:numPr>
+          <w:numId w:val="0"/>
+        </w:numPr>
+        <w:tabs>
+          <w:tab w:val="left" w:pos="432"/>
+        </w:tabs>
+        <w:spacing w:before="160" w:after="80" w:line="240" w:lineRule="auto"/>
+        <w:ind w:left="420" w:leftChars="0"/>
+        <w:jc w:val="left"/>
+      </w:pPr>
+    </w:p>
+    <w:p>
+      <w:pPr>
+        <w:numPr>
+          <w:ilvl w:val="0"/>
+          <w:numId w:val="27"/>
+        </w:numPr>
+        <w:tabs>
+          <w:tab w:val="left" w:pos="432"/>
+          <w:tab w:val="clear" w:pos="420"/>
+        </w:tabs>
+        <w:spacing w:before="160" w:after="80" w:line="240" w:lineRule="auto"/>
+        <w:ind w:left="420" w:leftChars="0" w:hanging="420" w:firstLineChars="0"/>
+        <w:jc w:val="left"/>
+        <w:rPr>
+          <w:rFonts w:hint="default" w:ascii="Cambria" w:hAnsi="Cambria" w:cs="Cambria"/>
+          <w:sz w:val="32"/>
+          <w:szCs w:val="32"/>
+          <w:lang w:val="en-CA"/>
+        </w:rPr>
+      </w:pPr>
+      <w:r>
+        <w:rPr>
+          <w:rFonts w:hint="default" w:ascii="Cambria" w:hAnsi="Cambria" w:cs="Cambria"/>
+          <w:sz w:val="32"/>
+          <w:szCs w:val="32"/>
+          <w:lang w:val="en-CA"/>
+        </w:rPr>
+        <w:t>Combined Problem (Send, Compute, Return, Time)</w:t>
+      </w:r>
+    </w:p>
+    <w:p>
+      <w:pPr>
+        <w:numPr>
+          <w:numId w:val="0"/>
+        </w:numPr>
+        <w:tabs>
+          <w:tab w:val="left" w:pos="432"/>
+        </w:tabs>
+        <w:spacing w:before="160" w:after="80" w:line="240" w:lineRule="auto"/>
+        <w:ind w:left="420" w:leftChars="0"/>
+        <w:jc w:val="left"/>
+        <w:rPr>
+          <w:rFonts w:hint="default" w:ascii="Cambria" w:hAnsi="Cambria" w:cs="Cambria"/>
+          <w:sz w:val="32"/>
+          <w:szCs w:val="32"/>
+          <w:lang w:val="en-CA"/>
+        </w:rPr>
+      </w:pPr>
+    </w:p>
+    <w:p>
+      <w:pPr>
+        <w:numPr>
+          <w:ilvl w:val="1"/>
+          <w:numId w:val="27"/>
+        </w:numPr>
+        <w:tabs>
+          <w:tab w:val="left" w:pos="432"/>
+          <w:tab w:val="clear" w:pos="840"/>
+        </w:tabs>
+        <w:spacing w:before="160" w:after="80" w:line="240" w:lineRule="auto"/>
+        <w:ind w:left="840" w:leftChars="0" w:hanging="420" w:firstLineChars="0"/>
+        <w:jc w:val="left"/>
+        <w:rPr>
+          <w:rFonts w:hint="default" w:ascii="Cambria" w:hAnsi="Cambria" w:cs="Cambria"/>
+          <w:sz w:val="32"/>
+          <w:szCs w:val="32"/>
+          <w:lang w:val="en-CA"/>
+        </w:rPr>
+      </w:pPr>
+      <w:r>
+        <w:rPr>
+          <w:rFonts w:hint="default" w:ascii="Cambria" w:hAnsi="Cambria" w:cs="Cambria"/>
+          <w:sz w:val="32"/>
+          <w:szCs w:val="32"/>
+          <w:lang w:val="en-CA"/>
+        </w:rPr>
+        <w:t>A combined MPI problem is to send a number from process 0 to process 1, let process 1 double the value, and then send it back to process 0. Additionally, we measure the execution time using MPI_Wtime. In the solution, process 0 initializes the value and sends it, process 1 receives it, modifies it, and sends it back, and process 0 prints the final result. The timer starts before communication and ends after receiving the result. This problem combines initialization, rank handling, communication, and timing, making it a complete basic MPI workflow.</w:t>
+      </w:r>
+    </w:p>
+    <w:p>
+      <w:pPr>
+        <w:numPr>
+          <w:ilvl w:val="1"/>
+          <w:numId w:val="27"/>
+        </w:numPr>
+        <w:tabs>
+          <w:tab w:val="left" w:pos="432"/>
+          <w:tab w:val="clear" w:pos="840"/>
+        </w:tabs>
+        <w:spacing w:before="160" w:after="80" w:line="240" w:lineRule="auto"/>
+        <w:ind w:left="840" w:leftChars="0" w:hanging="420" w:firstLineChars="0"/>
+        <w:jc w:val="left"/>
+        <w:rPr>
+          <w:rFonts w:hint="default" w:ascii="Cambria" w:hAnsi="Cambria" w:cs="Cambria"/>
+          <w:sz w:val="32"/>
+          <w:szCs w:val="32"/>
+          <w:lang w:val="en-CA"/>
+        </w:rPr>
+      </w:pPr>
+      <w:r>
+        <w:drawing>
+          <wp:inline distT="0" distB="0" distL="114300" distR="114300">
+            <wp:extent cx="5934710" cy="2464435"/>
+            <wp:effectExtent l="0" t="0" r="8890" b="4445"/>
+            <wp:docPr id="31" name="Picture 12"/>
+            <wp:cNvGraphicFramePr>
+              <a:graphicFrameLocks xmlns:a="http://schemas.openxmlformats.org/drawingml/2006/main" noChangeAspect="1"/>
+            </wp:cNvGraphicFramePr>
+            <a:graphic xmlns:a="http://schemas.openxmlformats.org/drawingml/2006/main">
+              <a:graphicData uri="http://schemas.openxmlformats.org/drawingml/2006/picture">
+                <pic:pic xmlns:pic="http://schemas.openxmlformats.org/drawingml/2006/picture">
+                  <pic:nvPicPr>
+                    <pic:cNvPr id="31" name="Picture 12"/>
+                    <pic:cNvPicPr>
+                      <a:picLocks noChangeAspect="1"/>
+                    </pic:cNvPicPr>
+                  </pic:nvPicPr>
+                  <pic:blipFill>
+                    <a:blip r:embed="rId35"/>
+                    <a:stretch>
+                      <a:fillRect/>
+                    </a:stretch>
+                  </pic:blipFill>
+                  <pic:spPr>
+                    <a:xfrm>
+                      <a:off x="0" y="0"/>
+                      <a:ext cx="5934710" cy="2464435"/>
+                    </a:xfrm>
+                    <a:prstGeom prst="rect">
+                      <a:avLst/>
+                    </a:prstGeom>
+                    <a:noFill/>
+                    <a:ln>
+                      <a:noFill/>
+                    </a:ln>
+                  </pic:spPr>
+                </pic:pic>
+              </a:graphicData>
+            </a:graphic>
+          </wp:inline>
+        </w:drawing>
+      </w:r>
+    </w:p>
+    <w:p>
+      <w:pPr>
+        <w:numPr>
+          <w:ilvl w:val="1"/>
+          <w:numId w:val="27"/>
+        </w:numPr>
+        <w:tabs>
+          <w:tab w:val="left" w:pos="432"/>
+          <w:tab w:val="clear" w:pos="840"/>
+        </w:tabs>
+        <w:spacing w:before="160" w:after="80" w:line="240" w:lineRule="auto"/>
+        <w:ind w:left="840" w:leftChars="0" w:hanging="420" w:firstLineChars="0"/>
+        <w:jc w:val="left"/>
+        <w:rPr>
+          <w:rFonts w:hint="default" w:ascii="Cambria" w:hAnsi="Cambria" w:cs="Cambria"/>
+          <w:sz w:val="32"/>
+          <w:szCs w:val="32"/>
+          <w:lang w:val="en-CA"/>
+        </w:rPr>
+      </w:pPr>
+      <w:r>
+        <w:drawing>
+          <wp:inline distT="0" distB="0" distL="114300" distR="114300">
+            <wp:extent cx="5934075" cy="2748280"/>
+            <wp:effectExtent l="0" t="0" r="9525" b="10160"/>
+            <wp:docPr id="32" name="Picture 13"/>
+            <wp:cNvGraphicFramePr>
+              <a:graphicFrameLocks xmlns:a="http://schemas.openxmlformats.org/drawingml/2006/main" noChangeAspect="1"/>
+            </wp:cNvGraphicFramePr>
+            <a:graphic xmlns:a="http://schemas.openxmlformats.org/drawingml/2006/main">
+              <a:graphicData uri="http://schemas.openxmlformats.org/drawingml/2006/picture">
+                <pic:pic xmlns:pic="http://schemas.openxmlformats.org/drawingml/2006/picture">
+                  <pic:nvPicPr>
+                    <pic:cNvPr id="32" name="Picture 13"/>
+                    <pic:cNvPicPr>
+                      <a:picLocks noChangeAspect="1"/>
+                    </pic:cNvPicPr>
+                  </pic:nvPicPr>
+                  <pic:blipFill>
+                    <a:blip r:embed="rId36"/>
+                    <a:stretch>
+                      <a:fillRect/>
+                    </a:stretch>
+                  </pic:blipFill>
+                  <pic:spPr>
+                    <a:xfrm>
+                      <a:off x="0" y="0"/>
+                      <a:ext cx="5934075" cy="2748280"/>
+                    </a:xfrm>
+                    <a:prstGeom prst="rect">
+                      <a:avLst/>
+                    </a:prstGeom>
+                    <a:noFill/>
+                    <a:ln>
+                      <a:noFill/>
+                    </a:ln>
+                  </pic:spPr>
+                </pic:pic>
+              </a:graphicData>
+            </a:graphic>
+          </wp:inline>
+        </w:drawing>
+      </w:r>
+    </w:p>
+    <w:p>
+      <w:pPr>
+        <w:numPr>
+          <w:ilvl w:val="1"/>
+          <w:numId w:val="27"/>
+        </w:numPr>
+        <w:tabs>
+          <w:tab w:val="left" w:pos="432"/>
+          <w:tab w:val="clear" w:pos="840"/>
+        </w:tabs>
+        <w:spacing w:before="160" w:after="80" w:line="240" w:lineRule="auto"/>
+        <w:ind w:left="840" w:leftChars="0" w:hanging="420" w:firstLineChars="0"/>
+        <w:jc w:val="left"/>
+        <w:rPr>
+          <w:rFonts w:hint="default" w:ascii="Cambria" w:hAnsi="Cambria" w:cs="Cambria"/>
+          <w:sz w:val="32"/>
+          <w:szCs w:val="32"/>
+          <w:lang w:val="en-CA"/>
+        </w:rPr>
+      </w:pPr>
+      <w:r>
+        <w:drawing>
+          <wp:inline distT="0" distB="0" distL="114300" distR="114300">
+            <wp:extent cx="5936615" cy="2710815"/>
+            <wp:effectExtent l="0" t="0" r="6985" b="1905"/>
+            <wp:docPr id="33" name="Picture 14"/>
+            <wp:cNvGraphicFramePr>
+              <a:graphicFrameLocks xmlns:a="http://schemas.openxmlformats.org/drawingml/2006/main" noChangeAspect="1"/>
+            </wp:cNvGraphicFramePr>
+            <a:graphic xmlns:a="http://schemas.openxmlformats.org/drawingml/2006/main">
+              <a:graphicData uri="http://schemas.openxmlformats.org/drawingml/2006/picture">
+                <pic:pic xmlns:pic="http://schemas.openxmlformats.org/drawingml/2006/picture">
+                  <pic:nvPicPr>
+                    <pic:cNvPr id="33" name="Picture 14"/>
+                    <pic:cNvPicPr>
+                      <a:picLocks noChangeAspect="1"/>
+                    </pic:cNvPicPr>
+                  </pic:nvPicPr>
+                  <pic:blipFill>
+                    <a:blip r:embed="rId37"/>
+                    <a:stretch>
+                      <a:fillRect/>
+                    </a:stretch>
+                  </pic:blipFill>
+                  <pic:spPr>
+                    <a:xfrm>
+                      <a:off x="0" y="0"/>
+                      <a:ext cx="5936615" cy="2710815"/>
+                    </a:xfrm>
+                    <a:prstGeom prst="rect">
+                      <a:avLst/>
+                    </a:prstGeom>
+                    <a:noFill/>
+                    <a:ln>
+                      <a:noFill/>
+                    </a:ln>
+                  </pic:spPr>
+                </pic:pic>
+              </a:graphicData>
+            </a:graphic>
+          </wp:inline>
+        </w:drawing>
+      </w:r>
+    </w:p>
+    <w:p>
+      <w:pPr>
+        <w:numPr>
+          <w:ilvl w:val="1"/>
+          <w:numId w:val="27"/>
+        </w:numPr>
+        <w:tabs>
+          <w:tab w:val="left" w:pos="432"/>
+          <w:tab w:val="clear" w:pos="840"/>
+        </w:tabs>
+        <w:spacing w:before="160" w:after="80" w:line="240" w:lineRule="auto"/>
+        <w:ind w:left="840" w:leftChars="0" w:hanging="420" w:firstLineChars="0"/>
+        <w:jc w:val="left"/>
+        <w:rPr>
+          <w:rFonts w:hint="default" w:ascii="Cambria" w:hAnsi="Cambria" w:cs="Cambria"/>
+          <w:sz w:val="32"/>
+          <w:szCs w:val="32"/>
+          <w:lang w:val="en-CA"/>
+        </w:rPr>
+      </w:pPr>
+      <w:r>
+        <w:drawing>
+          <wp:inline distT="0" distB="0" distL="114300" distR="114300">
+            <wp:extent cx="5943600" cy="601980"/>
+            <wp:effectExtent l="0" t="0" r="0" b="7620"/>
+            <wp:docPr id="34" name="Picture 15"/>
+            <wp:cNvGraphicFramePr>
+              <a:graphicFrameLocks xmlns:a="http://schemas.openxmlformats.org/drawingml/2006/main" noChangeAspect="1"/>
+            </wp:cNvGraphicFramePr>
+            <a:graphic xmlns:a="http://schemas.openxmlformats.org/drawingml/2006/main">
+              <a:graphicData uri="http://schemas.openxmlformats.org/drawingml/2006/picture">
+                <pic:pic xmlns:pic="http://schemas.openxmlformats.org/drawingml/2006/picture">
+                  <pic:nvPicPr>
+                    <pic:cNvPr id="34" name="Picture 15"/>
+                    <pic:cNvPicPr>
+                      <a:picLocks noChangeAspect="1"/>
+                    </pic:cNvPicPr>
+                  </pic:nvPicPr>
+                  <pic:blipFill>
+                    <a:blip r:embed="rId38"/>
+                    <a:stretch>
+                      <a:fillRect/>
+                    </a:stretch>
+                  </pic:blipFill>
+                  <pic:spPr>
+                    <a:xfrm>
+                      <a:off x="0" y="0"/>
+                      <a:ext cx="5943600" cy="601980"/>
+                    </a:xfrm>
+                    <a:prstGeom prst="rect">
+                      <a:avLst/>
+                    </a:prstGeom>
+                    <a:noFill/>
+                    <a:ln>
+                      <a:noFill/>
+                    </a:ln>
+                  </pic:spPr>
+                </pic:pic>
+              </a:graphicData>
+            </a:graphic>
+          </wp:inline>
+        </w:drawing>
+      </w:r>
+      <w:bookmarkStart w:id="0" w:name="_GoBack"/>
+      <w:bookmarkEnd w:id="0"/>
     </w:p>
     <w:p>
       <w:pPr>
@@ -4469,6 +6339,146 @@
     </w:lvl>
   </w:abstractNum>
   <w:abstractNum w:abstractNumId="4">
+    <w:nsid w:val="A13491FB"/>
+    <w:multiLevelType w:val="multilevel"/>
+    <w:tmpl w:val="A13491FB"/>
+    <w:lvl w:ilvl="0" w:tentative="0">
+      <w:start w:val="1"/>
+      <w:numFmt w:val="bullet"/>
+      <w:lvlText w:val=""/>
+      <w:lvlJc w:val="left"/>
+      <w:pPr>
+        <w:tabs>
+          <w:tab w:val="left" w:pos="420"/>
+        </w:tabs>
+        <w:ind w:left="420" w:leftChars="0" w:hanging="420" w:firstLineChars="0"/>
+      </w:pPr>
+      <w:rPr>
+        <w:rFonts w:hint="default" w:ascii="Wingdings" w:hAnsi="Wingdings"/>
+      </w:rPr>
+    </w:lvl>
+    <w:lvl w:ilvl="1" w:tentative="0">
+      <w:start w:val="1"/>
+      <w:numFmt w:val="bullet"/>
+      <w:lvlText w:val=""/>
+      <w:lvlJc w:val="left"/>
+      <w:pPr>
+        <w:tabs>
+          <w:tab w:val="left" w:pos="840"/>
+        </w:tabs>
+        <w:ind w:left="840" w:leftChars="0" w:hanging="420" w:firstLineChars="0"/>
+      </w:pPr>
+      <w:rPr>
+        <w:rFonts w:hint="default" w:ascii="Wingdings" w:hAnsi="Wingdings"/>
+      </w:rPr>
+    </w:lvl>
+    <w:lvl w:ilvl="2" w:tentative="0">
+      <w:start w:val="1"/>
+      <w:numFmt w:val="bullet"/>
+      <w:lvlText w:val=""/>
+      <w:lvlJc w:val="left"/>
+      <w:pPr>
+        <w:tabs>
+          <w:tab w:val="left" w:pos="1260"/>
+        </w:tabs>
+        <w:ind w:left="1260" w:leftChars="0" w:hanging="420" w:firstLineChars="0"/>
+      </w:pPr>
+      <w:rPr>
+        <w:rFonts w:hint="default" w:ascii="Wingdings" w:hAnsi="Wingdings"/>
+      </w:rPr>
+    </w:lvl>
+    <w:lvl w:ilvl="3" w:tentative="0">
+      <w:start w:val="1"/>
+      <w:numFmt w:val="bullet"/>
+      <w:lvlText w:val=""/>
+      <w:lvlJc w:val="left"/>
+      <w:pPr>
+        <w:tabs>
+          <w:tab w:val="left" w:pos="1680"/>
+        </w:tabs>
+        <w:ind w:left="1680" w:leftChars="0" w:hanging="420" w:firstLineChars="0"/>
+      </w:pPr>
+      <w:rPr>
+        <w:rFonts w:hint="default" w:ascii="Wingdings" w:hAnsi="Wingdings"/>
+      </w:rPr>
+    </w:lvl>
+    <w:lvl w:ilvl="4" w:tentative="0">
+      <w:start w:val="1"/>
+      <w:numFmt w:val="bullet"/>
+      <w:lvlText w:val=""/>
+      <w:lvlJc w:val="left"/>
+      <w:pPr>
+        <w:tabs>
+          <w:tab w:val="left" w:pos="2100"/>
+        </w:tabs>
+        <w:ind w:left="2100" w:leftChars="0" w:hanging="420" w:firstLineChars="0"/>
+      </w:pPr>
+      <w:rPr>
+        <w:rFonts w:hint="default" w:ascii="Wingdings" w:hAnsi="Wingdings"/>
+      </w:rPr>
+    </w:lvl>
+    <w:lvl w:ilvl="5" w:tentative="0">
+      <w:start w:val="1"/>
+      <w:numFmt w:val="bullet"/>
+      <w:lvlText w:val=""/>
+      <w:lvlJc w:val="left"/>
+      <w:pPr>
+        <w:tabs>
+          <w:tab w:val="left" w:pos="2520"/>
+        </w:tabs>
+        <w:ind w:left="2520" w:leftChars="0" w:hanging="420" w:firstLineChars="0"/>
+      </w:pPr>
+      <w:rPr>
+        <w:rFonts w:hint="default" w:ascii="Wingdings" w:hAnsi="Wingdings"/>
+      </w:rPr>
+    </w:lvl>
+    <w:lvl w:ilvl="6" w:tentative="0">
+      <w:start w:val="1"/>
+      <w:numFmt w:val="bullet"/>
+      <w:lvlText w:val=""/>
+      <w:lvlJc w:val="left"/>
+      <w:pPr>
+        <w:tabs>
+          <w:tab w:val="left" w:pos="2940"/>
+        </w:tabs>
+        <w:ind w:left="2940" w:leftChars="0" w:hanging="420" w:firstLineChars="0"/>
+      </w:pPr>
+      <w:rPr>
+        <w:rFonts w:hint="default" w:ascii="Wingdings" w:hAnsi="Wingdings"/>
+      </w:rPr>
+    </w:lvl>
+    <w:lvl w:ilvl="7" w:tentative="0">
+      <w:start w:val="1"/>
+      <w:numFmt w:val="bullet"/>
+      <w:lvlText w:val=""/>
+      <w:lvlJc w:val="left"/>
+      <w:pPr>
+        <w:tabs>
+          <w:tab w:val="left" w:pos="3360"/>
+        </w:tabs>
+        <w:ind w:left="3360" w:leftChars="0" w:hanging="420" w:firstLineChars="0"/>
+      </w:pPr>
+      <w:rPr>
+        <w:rFonts w:hint="default" w:ascii="Wingdings" w:hAnsi="Wingdings"/>
+      </w:rPr>
+    </w:lvl>
+    <w:lvl w:ilvl="8" w:tentative="0">
+      <w:start w:val="1"/>
+      <w:numFmt w:val="bullet"/>
+      <w:lvlText w:val=""/>
+      <w:lvlJc w:val="left"/>
+      <w:pPr>
+        <w:tabs>
+          <w:tab w:val="left" w:pos="3780"/>
+        </w:tabs>
+        <w:ind w:left="3780" w:leftChars="0" w:hanging="420" w:firstLineChars="0"/>
+      </w:pPr>
+      <w:rPr>
+        <w:rFonts w:hint="default" w:ascii="Wingdings" w:hAnsi="Wingdings"/>
+      </w:rPr>
+    </w:lvl>
+  </w:abstractNum>
+  <w:abstractNum w:abstractNumId="5">
     <w:nsid w:val="A4F21280"/>
     <w:multiLevelType w:val="singleLevel"/>
     <w:tmpl w:val="A4F21280"/>
@@ -4488,7 +6498,7 @@
       </w:rPr>
     </w:lvl>
   </w:abstractNum>
-  <w:abstractNum w:abstractNumId="5">
+  <w:abstractNum w:abstractNumId="6">
     <w:nsid w:val="AB531DE3"/>
     <w:multiLevelType w:val="multilevel"/>
     <w:tmpl w:val="AB531DE3"/>
@@ -4628,7 +6638,7 @@
       </w:rPr>
     </w:lvl>
   </w:abstractNum>
-  <w:abstractNum w:abstractNumId="6">
+  <w:abstractNum w:abstractNumId="7">
     <w:nsid w:val="BCC47A12"/>
     <w:multiLevelType w:val="singleLevel"/>
     <w:tmpl w:val="BCC47A12"/>
@@ -4648,7 +6658,147 @@
       </w:rPr>
     </w:lvl>
   </w:abstractNum>
-  <w:abstractNum w:abstractNumId="7">
+  <w:abstractNum w:abstractNumId="8">
+    <w:nsid w:val="BECA299B"/>
+    <w:multiLevelType w:val="multilevel"/>
+    <w:tmpl w:val="BECA299B"/>
+    <w:lvl w:ilvl="0" w:tentative="0">
+      <w:start w:val="1"/>
+      <w:numFmt w:val="bullet"/>
+      <w:lvlText w:val=""/>
+      <w:lvlJc w:val="left"/>
+      <w:pPr>
+        <w:tabs>
+          <w:tab w:val="left" w:pos="420"/>
+        </w:tabs>
+        <w:ind w:left="420" w:leftChars="0" w:hanging="420" w:firstLineChars="0"/>
+      </w:pPr>
+      <w:rPr>
+        <w:rFonts w:hint="default" w:ascii="Wingdings" w:hAnsi="Wingdings"/>
+      </w:rPr>
+    </w:lvl>
+    <w:lvl w:ilvl="1" w:tentative="0">
+      <w:start w:val="1"/>
+      <w:numFmt w:val="bullet"/>
+      <w:lvlText w:val=""/>
+      <w:lvlJc w:val="left"/>
+      <w:pPr>
+        <w:tabs>
+          <w:tab w:val="left" w:pos="840"/>
+        </w:tabs>
+        <w:ind w:left="840" w:leftChars="0" w:hanging="420" w:firstLineChars="0"/>
+      </w:pPr>
+      <w:rPr>
+        <w:rFonts w:hint="default" w:ascii="Wingdings" w:hAnsi="Wingdings"/>
+      </w:rPr>
+    </w:lvl>
+    <w:lvl w:ilvl="2" w:tentative="0">
+      <w:start w:val="1"/>
+      <w:numFmt w:val="bullet"/>
+      <w:lvlText w:val=""/>
+      <w:lvlJc w:val="left"/>
+      <w:pPr>
+        <w:tabs>
+          <w:tab w:val="left" w:pos="1260"/>
+        </w:tabs>
+        <w:ind w:left="1260" w:leftChars="0" w:hanging="420" w:firstLineChars="0"/>
+      </w:pPr>
+      <w:rPr>
+        <w:rFonts w:hint="default" w:ascii="Wingdings" w:hAnsi="Wingdings"/>
+      </w:rPr>
+    </w:lvl>
+    <w:lvl w:ilvl="3" w:tentative="0">
+      <w:start w:val="1"/>
+      <w:numFmt w:val="bullet"/>
+      <w:lvlText w:val=""/>
+      <w:lvlJc w:val="left"/>
+      <w:pPr>
+        <w:tabs>
+          <w:tab w:val="left" w:pos="1680"/>
+        </w:tabs>
+        <w:ind w:left="1680" w:leftChars="0" w:hanging="420" w:firstLineChars="0"/>
+      </w:pPr>
+      <w:rPr>
+        <w:rFonts w:hint="default" w:ascii="Wingdings" w:hAnsi="Wingdings"/>
+      </w:rPr>
+    </w:lvl>
+    <w:lvl w:ilvl="4" w:tentative="0">
+      <w:start w:val="1"/>
+      <w:numFmt w:val="bullet"/>
+      <w:lvlText w:val=""/>
+      <w:lvlJc w:val="left"/>
+      <w:pPr>
+        <w:tabs>
+          <w:tab w:val="left" w:pos="2100"/>
+        </w:tabs>
+        <w:ind w:left="2100" w:leftChars="0" w:hanging="420" w:firstLineChars="0"/>
+      </w:pPr>
+      <w:rPr>
+        <w:rFonts w:hint="default" w:ascii="Wingdings" w:hAnsi="Wingdings"/>
+      </w:rPr>
+    </w:lvl>
+    <w:lvl w:ilvl="5" w:tentative="0">
+      <w:start w:val="1"/>
+      <w:numFmt w:val="bullet"/>
+      <w:lvlText w:val=""/>
+      <w:lvlJc w:val="left"/>
+      <w:pPr>
+        <w:tabs>
+          <w:tab w:val="left" w:pos="2520"/>
+        </w:tabs>
+        <w:ind w:left="2520" w:leftChars="0" w:hanging="420" w:firstLineChars="0"/>
+      </w:pPr>
+      <w:rPr>
+        <w:rFonts w:hint="default" w:ascii="Wingdings" w:hAnsi="Wingdings"/>
+      </w:rPr>
+    </w:lvl>
+    <w:lvl w:ilvl="6" w:tentative="0">
+      <w:start w:val="1"/>
+      <w:numFmt w:val="bullet"/>
+      <w:lvlText w:val=""/>
+      <w:lvlJc w:val="left"/>
+      <w:pPr>
+        <w:tabs>
+          <w:tab w:val="left" w:pos="2940"/>
+        </w:tabs>
+        <w:ind w:left="2940" w:leftChars="0" w:hanging="420" w:firstLineChars="0"/>
+      </w:pPr>
+      <w:rPr>
+        <w:rFonts w:hint="default" w:ascii="Wingdings" w:hAnsi="Wingdings"/>
+      </w:rPr>
+    </w:lvl>
+    <w:lvl w:ilvl="7" w:tentative="0">
+      <w:start w:val="1"/>
+      <w:numFmt w:val="bullet"/>
+      <w:lvlText w:val=""/>
+      <w:lvlJc w:val="left"/>
+      <w:pPr>
+        <w:tabs>
+          <w:tab w:val="left" w:pos="3360"/>
+        </w:tabs>
+        <w:ind w:left="3360" w:leftChars="0" w:hanging="420" w:firstLineChars="0"/>
+      </w:pPr>
+      <w:rPr>
+        <w:rFonts w:hint="default" w:ascii="Wingdings" w:hAnsi="Wingdings"/>
+      </w:rPr>
+    </w:lvl>
+    <w:lvl w:ilvl="8" w:tentative="0">
+      <w:start w:val="1"/>
+      <w:numFmt w:val="bullet"/>
+      <w:lvlText w:val=""/>
+      <w:lvlJc w:val="left"/>
+      <w:pPr>
+        <w:tabs>
+          <w:tab w:val="left" w:pos="3780"/>
+        </w:tabs>
+        <w:ind w:left="3780" w:leftChars="0" w:hanging="420" w:firstLineChars="0"/>
+      </w:pPr>
+      <w:rPr>
+        <w:rFonts w:hint="default" w:ascii="Wingdings" w:hAnsi="Wingdings"/>
+      </w:rPr>
+    </w:lvl>
+  </w:abstractNum>
+  <w:abstractNum w:abstractNumId="9">
     <w:nsid w:val="C72154F8"/>
     <w:multiLevelType w:val="singleLevel"/>
     <w:tmpl w:val="C72154F8"/>
@@ -4668,7 +6818,147 @@
       </w:rPr>
     </w:lvl>
   </w:abstractNum>
-  <w:abstractNum w:abstractNumId="8">
+  <w:abstractNum w:abstractNumId="10">
+    <w:nsid w:val="C8034077"/>
+    <w:multiLevelType w:val="multilevel"/>
+    <w:tmpl w:val="C8034077"/>
+    <w:lvl w:ilvl="0" w:tentative="0">
+      <w:start w:val="1"/>
+      <w:numFmt w:val="bullet"/>
+      <w:lvlText w:val=""/>
+      <w:lvlJc w:val="left"/>
+      <w:pPr>
+        <w:tabs>
+          <w:tab w:val="left" w:pos="420"/>
+        </w:tabs>
+        <w:ind w:left="420" w:leftChars="0" w:hanging="420" w:firstLineChars="0"/>
+      </w:pPr>
+      <w:rPr>
+        <w:rFonts w:hint="default" w:ascii="Wingdings" w:hAnsi="Wingdings"/>
+      </w:rPr>
+    </w:lvl>
+    <w:lvl w:ilvl="1" w:tentative="0">
+      <w:start w:val="1"/>
+      <w:numFmt w:val="bullet"/>
+      <w:lvlText w:val=""/>
+      <w:lvlJc w:val="left"/>
+      <w:pPr>
+        <w:tabs>
+          <w:tab w:val="left" w:pos="840"/>
+        </w:tabs>
+        <w:ind w:left="840" w:leftChars="0" w:hanging="420" w:firstLineChars="0"/>
+      </w:pPr>
+      <w:rPr>
+        <w:rFonts w:hint="default" w:ascii="Wingdings" w:hAnsi="Wingdings"/>
+      </w:rPr>
+    </w:lvl>
+    <w:lvl w:ilvl="2" w:tentative="0">
+      <w:start w:val="1"/>
+      <w:numFmt w:val="bullet"/>
+      <w:lvlText w:val=""/>
+      <w:lvlJc w:val="left"/>
+      <w:pPr>
+        <w:tabs>
+          <w:tab w:val="left" w:pos="1260"/>
+        </w:tabs>
+        <w:ind w:left="1260" w:leftChars="0" w:hanging="420" w:firstLineChars="0"/>
+      </w:pPr>
+      <w:rPr>
+        <w:rFonts w:hint="default" w:ascii="Wingdings" w:hAnsi="Wingdings"/>
+      </w:rPr>
+    </w:lvl>
+    <w:lvl w:ilvl="3" w:tentative="0">
+      <w:start w:val="1"/>
+      <w:numFmt w:val="bullet"/>
+      <w:lvlText w:val=""/>
+      <w:lvlJc w:val="left"/>
+      <w:pPr>
+        <w:tabs>
+          <w:tab w:val="left" w:pos="1680"/>
+        </w:tabs>
+        <w:ind w:left="1680" w:leftChars="0" w:hanging="420" w:firstLineChars="0"/>
+      </w:pPr>
+      <w:rPr>
+        <w:rFonts w:hint="default" w:ascii="Wingdings" w:hAnsi="Wingdings"/>
+      </w:rPr>
+    </w:lvl>
+    <w:lvl w:ilvl="4" w:tentative="0">
+      <w:start w:val="1"/>
+      <w:numFmt w:val="bullet"/>
+      <w:lvlText w:val=""/>
+      <w:lvlJc w:val="left"/>
+      <w:pPr>
+        <w:tabs>
+          <w:tab w:val="left" w:pos="2100"/>
+        </w:tabs>
+        <w:ind w:left="2100" w:leftChars="0" w:hanging="420" w:firstLineChars="0"/>
+      </w:pPr>
+      <w:rPr>
+        <w:rFonts w:hint="default" w:ascii="Wingdings" w:hAnsi="Wingdings"/>
+      </w:rPr>
+    </w:lvl>
+    <w:lvl w:ilvl="5" w:tentative="0">
+      <w:start w:val="1"/>
+      <w:numFmt w:val="bullet"/>
+      <w:lvlText w:val=""/>
+      <w:lvlJc w:val="left"/>
+      <w:pPr>
+        <w:tabs>
+          <w:tab w:val="left" w:pos="2520"/>
+        </w:tabs>
+        <w:ind w:left="2520" w:leftChars="0" w:hanging="420" w:firstLineChars="0"/>
+      </w:pPr>
+      <w:rPr>
+        <w:rFonts w:hint="default" w:ascii="Wingdings" w:hAnsi="Wingdings"/>
+      </w:rPr>
+    </w:lvl>
+    <w:lvl w:ilvl="6" w:tentative="0">
+      <w:start w:val="1"/>
+      <w:numFmt w:val="bullet"/>
+      <w:lvlText w:val=""/>
+      <w:lvlJc w:val="left"/>
+      <w:pPr>
+        <w:tabs>
+          <w:tab w:val="left" w:pos="2940"/>
+        </w:tabs>
+        <w:ind w:left="2940" w:leftChars="0" w:hanging="420" w:firstLineChars="0"/>
+      </w:pPr>
+      <w:rPr>
+        <w:rFonts w:hint="default" w:ascii="Wingdings" w:hAnsi="Wingdings"/>
+      </w:rPr>
+    </w:lvl>
+    <w:lvl w:ilvl="7" w:tentative="0">
+      <w:start w:val="1"/>
+      <w:numFmt w:val="bullet"/>
+      <w:lvlText w:val=""/>
+      <w:lvlJc w:val="left"/>
+      <w:pPr>
+        <w:tabs>
+          <w:tab w:val="left" w:pos="3360"/>
+        </w:tabs>
+        <w:ind w:left="3360" w:leftChars="0" w:hanging="420" w:firstLineChars="0"/>
+      </w:pPr>
+      <w:rPr>
+        <w:rFonts w:hint="default" w:ascii="Wingdings" w:hAnsi="Wingdings"/>
+      </w:rPr>
+    </w:lvl>
+    <w:lvl w:ilvl="8" w:tentative="0">
+      <w:start w:val="1"/>
+      <w:numFmt w:val="bullet"/>
+      <w:lvlText w:val=""/>
+      <w:lvlJc w:val="left"/>
+      <w:pPr>
+        <w:tabs>
+          <w:tab w:val="left" w:pos="3780"/>
+        </w:tabs>
+        <w:ind w:left="3780" w:leftChars="0" w:hanging="420" w:firstLineChars="0"/>
+      </w:pPr>
+      <w:rPr>
+        <w:rFonts w:hint="default" w:ascii="Wingdings" w:hAnsi="Wingdings"/>
+      </w:rPr>
+    </w:lvl>
+  </w:abstractNum>
+  <w:abstractNum w:abstractNumId="11">
     <w:nsid w:val="D1797C0C"/>
     <w:multiLevelType w:val="singleLevel"/>
     <w:tmpl w:val="D1797C0C"/>
@@ -4688,7 +6978,7 @@
       </w:rPr>
     </w:lvl>
   </w:abstractNum>
-  <w:abstractNum w:abstractNumId="9">
+  <w:abstractNum w:abstractNumId="12">
     <w:nsid w:val="D1A00078"/>
     <w:multiLevelType w:val="multilevel"/>
     <w:tmpl w:val="D1A00078"/>
@@ -4828,7 +7118,27 @@
       </w:rPr>
     </w:lvl>
   </w:abstractNum>
-  <w:abstractNum w:abstractNumId="10">
+  <w:abstractNum w:abstractNumId="13">
+    <w:nsid w:val="D508F405"/>
+    <w:multiLevelType w:val="singleLevel"/>
+    <w:tmpl w:val="D508F405"/>
+    <w:lvl w:ilvl="0" w:tentative="0">
+      <w:start w:val="1"/>
+      <w:numFmt w:val="bullet"/>
+      <w:lvlText w:val=""/>
+      <w:lvlJc w:val="left"/>
+      <w:pPr>
+        <w:tabs>
+          <w:tab w:val="left" w:pos="420"/>
+        </w:tabs>
+        <w:ind w:left="420" w:leftChars="0" w:hanging="420" w:firstLineChars="0"/>
+      </w:pPr>
+      <w:rPr>
+        <w:rFonts w:hint="default" w:ascii="Wingdings" w:hAnsi="Wingdings"/>
+      </w:rPr>
+    </w:lvl>
+  </w:abstractNum>
+  <w:abstractNum w:abstractNumId="14">
     <w:nsid w:val="DB936096"/>
     <w:multiLevelType w:val="singleLevel"/>
     <w:tmpl w:val="DB936096"/>
@@ -4848,7 +7158,147 @@
       </w:rPr>
     </w:lvl>
   </w:abstractNum>
-  <w:abstractNum w:abstractNumId="11">
+  <w:abstractNum w:abstractNumId="15">
+    <w:nsid w:val="EEE27554"/>
+    <w:multiLevelType w:val="multilevel"/>
+    <w:tmpl w:val="EEE27554"/>
+    <w:lvl w:ilvl="0" w:tentative="0">
+      <w:start w:val="1"/>
+      <w:numFmt w:val="bullet"/>
+      <w:lvlText w:val=""/>
+      <w:lvlJc w:val="left"/>
+      <w:pPr>
+        <w:tabs>
+          <w:tab w:val="left" w:pos="420"/>
+        </w:tabs>
+        <w:ind w:left="420" w:leftChars="0" w:hanging="420" w:firstLineChars="0"/>
+      </w:pPr>
+      <w:rPr>
+        <w:rFonts w:hint="default" w:ascii="Wingdings" w:hAnsi="Wingdings"/>
+      </w:rPr>
+    </w:lvl>
+    <w:lvl w:ilvl="1" w:tentative="0">
+      <w:start w:val="1"/>
+      <w:numFmt w:val="bullet"/>
+      <w:lvlText w:val=""/>
+      <w:lvlJc w:val="left"/>
+      <w:pPr>
+        <w:tabs>
+          <w:tab w:val="left" w:pos="840"/>
+        </w:tabs>
+        <w:ind w:left="840" w:leftChars="0" w:hanging="420" w:firstLineChars="0"/>
+      </w:pPr>
+      <w:rPr>
+        <w:rFonts w:hint="default" w:ascii="Wingdings" w:hAnsi="Wingdings"/>
+      </w:rPr>
+    </w:lvl>
+    <w:lvl w:ilvl="2" w:tentative="0">
+      <w:start w:val="1"/>
+      <w:numFmt w:val="bullet"/>
+      <w:lvlText w:val=""/>
+      <w:lvlJc w:val="left"/>
+      <w:pPr>
+        <w:tabs>
+          <w:tab w:val="left" w:pos="1260"/>
+        </w:tabs>
+        <w:ind w:left="1260" w:leftChars="0" w:hanging="420" w:firstLineChars="0"/>
+      </w:pPr>
+      <w:rPr>
+        <w:rFonts w:hint="default" w:ascii="Wingdings" w:hAnsi="Wingdings"/>
+      </w:rPr>
+    </w:lvl>
+    <w:lvl w:ilvl="3" w:tentative="0">
+      <w:start w:val="1"/>
+      <w:numFmt w:val="bullet"/>
+      <w:lvlText w:val=""/>
+      <w:lvlJc w:val="left"/>
+      <w:pPr>
+        <w:tabs>
+          <w:tab w:val="left" w:pos="1680"/>
+        </w:tabs>
+        <w:ind w:left="1680" w:leftChars="0" w:hanging="420" w:firstLineChars="0"/>
+      </w:pPr>
+      <w:rPr>
+        <w:rFonts w:hint="default" w:ascii="Wingdings" w:hAnsi="Wingdings"/>
+      </w:rPr>
+    </w:lvl>
+    <w:lvl w:ilvl="4" w:tentative="0">
+      <w:start w:val="1"/>
+      <w:numFmt w:val="bullet"/>
+      <w:lvlText w:val=""/>
+      <w:lvlJc w:val="left"/>
+      <w:pPr>
+        <w:tabs>
+          <w:tab w:val="left" w:pos="2100"/>
+        </w:tabs>
+        <w:ind w:left="2100" w:leftChars="0" w:hanging="420" w:firstLineChars="0"/>
+      </w:pPr>
+      <w:rPr>
+        <w:rFonts w:hint="default" w:ascii="Wingdings" w:hAnsi="Wingdings"/>
+      </w:rPr>
+    </w:lvl>
+    <w:lvl w:ilvl="5" w:tentative="0">
+      <w:start w:val="1"/>
+      <w:numFmt w:val="bullet"/>
+      <w:lvlText w:val=""/>
+      <w:lvlJc w:val="left"/>
+      <w:pPr>
+        <w:tabs>
+          <w:tab w:val="left" w:pos="2520"/>
+        </w:tabs>
+        <w:ind w:left="2520" w:leftChars="0" w:hanging="420" w:firstLineChars="0"/>
+      </w:pPr>
+      <w:rPr>
+        <w:rFonts w:hint="default" w:ascii="Wingdings" w:hAnsi="Wingdings"/>
+      </w:rPr>
+    </w:lvl>
+    <w:lvl w:ilvl="6" w:tentative="0">
+      <w:start w:val="1"/>
+      <w:numFmt w:val="bullet"/>
+      <w:lvlText w:val=""/>
+      <w:lvlJc w:val="left"/>
+      <w:pPr>
+        <w:tabs>
+          <w:tab w:val="left" w:pos="2940"/>
+        </w:tabs>
+        <w:ind w:left="2940" w:leftChars="0" w:hanging="420" w:firstLineChars="0"/>
+      </w:pPr>
+      <w:rPr>
+        <w:rFonts w:hint="default" w:ascii="Wingdings" w:hAnsi="Wingdings"/>
+      </w:rPr>
+    </w:lvl>
+    <w:lvl w:ilvl="7" w:tentative="0">
+      <w:start w:val="1"/>
+      <w:numFmt w:val="bullet"/>
+      <w:lvlText w:val=""/>
+      <w:lvlJc w:val="left"/>
+      <w:pPr>
+        <w:tabs>
+          <w:tab w:val="left" w:pos="3360"/>
+        </w:tabs>
+        <w:ind w:left="3360" w:leftChars="0" w:hanging="420" w:firstLineChars="0"/>
+      </w:pPr>
+      <w:rPr>
+        <w:rFonts w:hint="default" w:ascii="Wingdings" w:hAnsi="Wingdings"/>
+      </w:rPr>
+    </w:lvl>
+    <w:lvl w:ilvl="8" w:tentative="0">
+      <w:start w:val="1"/>
+      <w:numFmt w:val="bullet"/>
+      <w:lvlText w:val=""/>
+      <w:lvlJc w:val="left"/>
+      <w:pPr>
+        <w:tabs>
+          <w:tab w:val="left" w:pos="3780"/>
+        </w:tabs>
+        <w:ind w:left="3780" w:leftChars="0" w:hanging="420" w:firstLineChars="0"/>
+      </w:pPr>
+      <w:rPr>
+        <w:rFonts w:hint="default" w:ascii="Wingdings" w:hAnsi="Wingdings"/>
+      </w:rPr>
+    </w:lvl>
+  </w:abstractNum>
+  <w:abstractNum w:abstractNumId="16">
     <w:nsid w:val="F12EF51E"/>
     <w:multiLevelType w:val="singleLevel"/>
     <w:tmpl w:val="F12EF51E"/>
@@ -4868,7 +7318,7 @@
       </w:rPr>
     </w:lvl>
   </w:abstractNum>
-  <w:abstractNum w:abstractNumId="12">
+  <w:abstractNum w:abstractNumId="17">
     <w:nsid w:val="F5454A1C"/>
     <w:multiLevelType w:val="multilevel"/>
     <w:tmpl w:val="F5454A1C"/>
@@ -5008,7 +7458,7 @@
       </w:rPr>
     </w:lvl>
   </w:abstractNum>
-  <w:abstractNum w:abstractNumId="13">
+  <w:abstractNum w:abstractNumId="18">
     <w:nsid w:val="124B4870"/>
     <w:multiLevelType w:val="multilevel"/>
     <w:tmpl w:val="124B4870"/>
@@ -5148,7 +7598,7 @@
       </w:rPr>
     </w:lvl>
   </w:abstractNum>
-  <w:abstractNum w:abstractNumId="14">
+  <w:abstractNum w:abstractNumId="19">
     <w:nsid w:val="24E3E5AE"/>
     <w:multiLevelType w:val="singleLevel"/>
     <w:tmpl w:val="24E3E5AE"/>
@@ -5168,7 +7618,7 @@
       </w:rPr>
     </w:lvl>
   </w:abstractNum>
-  <w:abstractNum w:abstractNumId="15">
+  <w:abstractNum w:abstractNumId="20">
     <w:nsid w:val="30387E52"/>
     <w:multiLevelType w:val="singleLevel"/>
     <w:tmpl w:val="30387E52"/>
@@ -5188,7 +7638,7 @@
       </w:rPr>
     </w:lvl>
   </w:abstractNum>
-  <w:abstractNum w:abstractNumId="16">
+  <w:abstractNum w:abstractNumId="21">
     <w:nsid w:val="48DD248C"/>
     <w:multiLevelType w:val="multilevel"/>
     <w:tmpl w:val="48DD248C"/>
@@ -5274,7 +7724,147 @@
       </w:pPr>
     </w:lvl>
   </w:abstractNum>
-  <w:abstractNum w:abstractNumId="17">
+  <w:abstractNum w:abstractNumId="22">
+    <w:nsid w:val="5B302BE9"/>
+    <w:multiLevelType w:val="multilevel"/>
+    <w:tmpl w:val="5B302BE9"/>
+    <w:lvl w:ilvl="0" w:tentative="0">
+      <w:start w:val="1"/>
+      <w:numFmt w:val="bullet"/>
+      <w:lvlText w:val=""/>
+      <w:lvlJc w:val="left"/>
+      <w:pPr>
+        <w:tabs>
+          <w:tab w:val="left" w:pos="420"/>
+        </w:tabs>
+        <w:ind w:left="420" w:leftChars="0" w:hanging="420" w:firstLineChars="0"/>
+      </w:pPr>
+      <w:rPr>
+        <w:rFonts w:hint="default" w:ascii="Wingdings" w:hAnsi="Wingdings"/>
+      </w:rPr>
+    </w:lvl>
+    <w:lvl w:ilvl="1" w:tentative="0">
+      <w:start w:val="1"/>
+      <w:numFmt w:val="bullet"/>
+      <w:lvlText w:val=""/>
+      <w:lvlJc w:val="left"/>
+      <w:pPr>
+        <w:tabs>
+          <w:tab w:val="left" w:pos="840"/>
+        </w:tabs>
+        <w:ind w:left="840" w:leftChars="0" w:hanging="420" w:firstLineChars="0"/>
+      </w:pPr>
+      <w:rPr>
+        <w:rFonts w:hint="default" w:ascii="Wingdings" w:hAnsi="Wingdings"/>
+      </w:rPr>
+    </w:lvl>
+    <w:lvl w:ilvl="2" w:tentative="0">
+      <w:start w:val="1"/>
+      <w:numFmt w:val="bullet"/>
+      <w:lvlText w:val=""/>
+      <w:lvlJc w:val="left"/>
+      <w:pPr>
+        <w:tabs>
+          <w:tab w:val="left" w:pos="1260"/>
+        </w:tabs>
+        <w:ind w:left="1260" w:leftChars="0" w:hanging="420" w:firstLineChars="0"/>
+      </w:pPr>
+      <w:rPr>
+        <w:rFonts w:hint="default" w:ascii="Wingdings" w:hAnsi="Wingdings"/>
+      </w:rPr>
+    </w:lvl>
+    <w:lvl w:ilvl="3" w:tentative="0">
+      <w:start w:val="1"/>
+      <w:numFmt w:val="bullet"/>
+      <w:lvlText w:val=""/>
+      <w:lvlJc w:val="left"/>
+      <w:pPr>
+        <w:tabs>
+          <w:tab w:val="left" w:pos="1680"/>
+        </w:tabs>
+        <w:ind w:left="1680" w:leftChars="0" w:hanging="420" w:firstLineChars="0"/>
+      </w:pPr>
+      <w:rPr>
+        <w:rFonts w:hint="default" w:ascii="Wingdings" w:hAnsi="Wingdings"/>
+      </w:rPr>
+    </w:lvl>
+    <w:lvl w:ilvl="4" w:tentative="0">
+      <w:start w:val="1"/>
+      <w:numFmt w:val="bullet"/>
+      <w:lvlText w:val=""/>
+      <w:lvlJc w:val="left"/>
+      <w:pPr>
+        <w:tabs>
+          <w:tab w:val="left" w:pos="2100"/>
+        </w:tabs>
+        <w:ind w:left="2100" w:leftChars="0" w:hanging="420" w:firstLineChars="0"/>
+      </w:pPr>
+      <w:rPr>
+        <w:rFonts w:hint="default" w:ascii="Wingdings" w:hAnsi="Wingdings"/>
+      </w:rPr>
+    </w:lvl>
+    <w:lvl w:ilvl="5" w:tentative="0">
+      <w:start w:val="1"/>
+      <w:numFmt w:val="bullet"/>
+      <w:lvlText w:val=""/>
+      <w:lvlJc w:val="left"/>
+      <w:pPr>
+        <w:tabs>
+          <w:tab w:val="left" w:pos="2520"/>
+        </w:tabs>
+        <w:ind w:left="2520" w:leftChars="0" w:hanging="420" w:firstLineChars="0"/>
+      </w:pPr>
+      <w:rPr>
+        <w:rFonts w:hint="default" w:ascii="Wingdings" w:hAnsi="Wingdings"/>
+      </w:rPr>
+    </w:lvl>
+    <w:lvl w:ilvl="6" w:tentative="0">
+      <w:start w:val="1"/>
+      <w:numFmt w:val="bullet"/>
+      <w:lvlText w:val=""/>
+      <w:lvlJc w:val="left"/>
+      <w:pPr>
+        <w:tabs>
+          <w:tab w:val="left" w:pos="2940"/>
+        </w:tabs>
+        <w:ind w:left="2940" w:leftChars="0" w:hanging="420" w:firstLineChars="0"/>
+      </w:pPr>
+      <w:rPr>
+        <w:rFonts w:hint="default" w:ascii="Wingdings" w:hAnsi="Wingdings"/>
+      </w:rPr>
+    </w:lvl>
+    <w:lvl w:ilvl="7" w:tentative="0">
+      <w:start w:val="1"/>
+      <w:numFmt w:val="bullet"/>
+      <w:lvlText w:val=""/>
+      <w:lvlJc w:val="left"/>
+      <w:pPr>
+        <w:tabs>
+          <w:tab w:val="left" w:pos="3360"/>
+        </w:tabs>
+        <w:ind w:left="3360" w:leftChars="0" w:hanging="420" w:firstLineChars="0"/>
+      </w:pPr>
+      <w:rPr>
+        <w:rFonts w:hint="default" w:ascii="Wingdings" w:hAnsi="Wingdings"/>
+      </w:rPr>
+    </w:lvl>
+    <w:lvl w:ilvl="8" w:tentative="0">
+      <w:start w:val="1"/>
+      <w:numFmt w:val="bullet"/>
+      <w:lvlText w:val=""/>
+      <w:lvlJc w:val="left"/>
+      <w:pPr>
+        <w:tabs>
+          <w:tab w:val="left" w:pos="3780"/>
+        </w:tabs>
+        <w:ind w:left="3780" w:leftChars="0" w:hanging="420" w:firstLineChars="0"/>
+      </w:pPr>
+      <w:rPr>
+        <w:rFonts w:hint="default" w:ascii="Wingdings" w:hAnsi="Wingdings"/>
+      </w:rPr>
+    </w:lvl>
+  </w:abstractNum>
+  <w:abstractNum w:abstractNumId="23">
     <w:nsid w:val="6962CE74"/>
     <w:multiLevelType w:val="singleLevel"/>
     <w:tmpl w:val="6962CE74"/>
@@ -5294,7 +7884,7 @@
       </w:rPr>
     </w:lvl>
   </w:abstractNum>
-  <w:abstractNum w:abstractNumId="18">
+  <w:abstractNum w:abstractNumId="24">
     <w:nsid w:val="6CC9D2AC"/>
     <w:multiLevelType w:val="multilevel"/>
     <w:tmpl w:val="6CC9D2AC"/>
@@ -5380,7 +7970,27 @@
       </w:pPr>
     </w:lvl>
   </w:abstractNum>
-  <w:abstractNum w:abstractNumId="19">
+  <w:abstractNum w:abstractNumId="25">
+    <w:nsid w:val="74026BD9"/>
+    <w:multiLevelType w:val="singleLevel"/>
+    <w:tmpl w:val="74026BD9"/>
+    <w:lvl w:ilvl="0" w:tentative="0">
+      <w:start w:val="7"/>
+      <w:numFmt w:val="decimal"/>
+      <w:lvlText w:val="%1."/>
+      <w:lvlJc w:val="left"/>
+      <w:pPr>
+        <w:tabs>
+          <w:tab w:val="left" w:pos="432"/>
+        </w:tabs>
+        <w:ind w:left="432" w:leftChars="0" w:hanging="432" w:firstLineChars="0"/>
+      </w:pPr>
+      <w:rPr>
+        <w:rFonts w:hint="default"/>
+      </w:rPr>
+    </w:lvl>
+  </w:abstractNum>
+  <w:abstractNum w:abstractNumId="26">
     <w:nsid w:val="7579365C"/>
     <w:multiLevelType w:val="singleLevel"/>
     <w:tmpl w:val="7579365C"/>
@@ -5401,49 +8011,49 @@
     </w:lvl>
   </w:abstractNum>
   <w:num w:numId="1">
-    <w:abstractNumId w:val="16"/>
+    <w:abstractNumId w:val="21"/>
   </w:num>
   <w:num w:numId="2">
-    <w:abstractNumId w:val="18"/>
+    <w:abstractNumId w:val="24"/>
   </w:num>
   <w:num w:numId="3">
-    <w:abstractNumId w:val="5"/>
+    <w:abstractNumId w:val="6"/>
   </w:num>
   <w:num w:numId="4">
     <w:abstractNumId w:val="0"/>
   </w:num>
   <w:num w:numId="5">
+    <w:abstractNumId w:val="9"/>
+  </w:num>
+  <w:num w:numId="6">
+    <w:abstractNumId w:val="5"/>
+  </w:num>
+  <w:num w:numId="7">
+    <w:abstractNumId w:val="12"/>
+  </w:num>
+  <w:num w:numId="8">
+    <w:abstractNumId w:val="19"/>
+  </w:num>
+  <w:num w:numId="9">
     <w:abstractNumId w:val="7"/>
   </w:num>
-  <w:num w:numId="6">
-    <w:abstractNumId w:val="4"/>
+  <w:num w:numId="10">
+    <w:abstractNumId w:val="18"/>
   </w:num>
-  <w:num w:numId="7">
-    <w:abstractNumId w:val="9"/>
+  <w:num w:numId="11">
+    <w:abstractNumId w:val="16"/>
   </w:num>
-  <w:num w:numId="8">
+  <w:num w:numId="12">
+    <w:abstractNumId w:val="26"/>
+  </w:num>
+  <w:num w:numId="13">
+    <w:abstractNumId w:val="23"/>
+  </w:num>
+  <w:num w:numId="14">
     <w:abstractNumId w:val="14"/>
   </w:num>
-  <w:num w:numId="9">
-    <w:abstractNumId w:val="6"/>
-  </w:num>
-  <w:num w:numId="10">
-    <w:abstractNumId w:val="13"/>
-  </w:num>
-  <w:num w:numId="11">
-    <w:abstractNumId w:val="11"/>
-  </w:num>
-  <w:num w:numId="12">
-    <w:abstractNumId w:val="19"/>
-  </w:num>
-  <w:num w:numId="13">
+  <w:num w:numId="15">
     <w:abstractNumId w:val="17"/>
-  </w:num>
-  <w:num w:numId="14">
-    <w:abstractNumId w:val="10"/>
-  </w:num>
-  <w:num w:numId="15">
-    <w:abstractNumId w:val="12"/>
   </w:num>
   <w:num w:numId="16">
     <w:abstractNumId w:val="3"/>
@@ -5452,12 +8062,33 @@
     <w:abstractNumId w:val="1"/>
   </w:num>
   <w:num w:numId="18">
-    <w:abstractNumId w:val="8"/>
+    <w:abstractNumId w:val="11"/>
   </w:num>
   <w:num w:numId="19">
     <w:abstractNumId w:val="2"/>
   </w:num>
   <w:num w:numId="20">
+    <w:abstractNumId w:val="20"/>
+  </w:num>
+  <w:num w:numId="21">
+    <w:abstractNumId w:val="25"/>
+  </w:num>
+  <w:num w:numId="22">
+    <w:abstractNumId w:val="10"/>
+  </w:num>
+  <w:num w:numId="23">
+    <w:abstractNumId w:val="13"/>
+  </w:num>
+  <w:num w:numId="24">
+    <w:abstractNumId w:val="8"/>
+  </w:num>
+  <w:num w:numId="25">
+    <w:abstractNumId w:val="4"/>
+  </w:num>
+  <w:num w:numId="26">
+    <w:abstractNumId w:val="22"/>
+  </w:num>
+  <w:num w:numId="27">
     <w:abstractNumId w:val="15"/>
   </w:num>
 </w:numbering>
@@ -6750,12 +9381,23 @@
 </file>
 
 <file path=customXml/item1.xml><?xml version="1.0" encoding="utf-8"?>
-<?mso-contentType ?>
-<FormTemplates xmlns="http://schemas.microsoft.com/sharepoint/v3/contenttype/forms">
-  <Display>DocumentLibraryForm</Display>
-  <Edit>DocumentLibraryForm</Edit>
-  <New>DocumentLibraryForm</New>
-</FormTemplates>
+<p:properties xmlns:p="http://schemas.microsoft.com/office/2006/metadata/properties" xmlns:xsi="http://www.w3.org/2001/XMLSchema-instance" xmlns:pc="http://schemas.microsoft.com/office/infopath/2007/PartnerControls">
+  <documentManagement>
+    <Background xmlns="71af3243-3dd4-4a8d-8c0d-dd76da1f02a5">false</Background>
+    <Status xmlns="71af3243-3dd4-4a8d-8c0d-dd76da1f02a5">Not started</Status>
+    <_ip_UnifiedCompliancePolicyUIAction xmlns="http://schemas.microsoft.com/sharepoint/v3" xsi:nil="true"/>
+    <Image xmlns="71af3243-3dd4-4a8d-8c0d-dd76da1f02a5">
+      <Url xsi:nil="true"/>
+      <Description xsi:nil="true"/>
+    </Image>
+    <_ip_UnifiedCompliancePolicyProperties xmlns="http://schemas.microsoft.com/sharepoint/v3" xsi:nil="true"/>
+    <ImageTagsTaxHTField xmlns="71af3243-3dd4-4a8d-8c0d-dd76da1f02a5">
+      <Terms xmlns="http://schemas.microsoft.com/office/infopath/2007/PartnerControls"/>
+    </ImageTagsTaxHTField>
+    <TaxCatchAll xmlns="230e9df3-be65-4c73-a93b-d1236ebd677e" xsi:nil="true"/>
+    <MediaServiceKeyPoints xmlns="71af3243-3dd4-4a8d-8c0d-dd76da1f02a5" xsi:nil="true"/>
+  </documentManagement>
+</p:properties>
 </file>
 
 <file path=customXml/item2.xml><?xml version="1.0" encoding="utf-8"?>
@@ -7077,27 +9719,16 @@
 </file>
 
 <file path=customXml/item3.xml><?xml version="1.0" encoding="utf-8"?>
-<p:properties xmlns:p="http://schemas.microsoft.com/office/2006/metadata/properties" xmlns:xsi="http://www.w3.org/2001/XMLSchema-instance" xmlns:pc="http://schemas.microsoft.com/office/infopath/2007/PartnerControls">
-  <documentManagement>
-    <Background xmlns="71af3243-3dd4-4a8d-8c0d-dd76da1f02a5">false</Background>
-    <Status xmlns="71af3243-3dd4-4a8d-8c0d-dd76da1f02a5">Not started</Status>
-    <_ip_UnifiedCompliancePolicyUIAction xmlns="http://schemas.microsoft.com/sharepoint/v3" xsi:nil="true"/>
-    <Image xmlns="71af3243-3dd4-4a8d-8c0d-dd76da1f02a5">
-      <Url xsi:nil="true"/>
-      <Description xsi:nil="true"/>
-    </Image>
-    <_ip_UnifiedCompliancePolicyProperties xmlns="http://schemas.microsoft.com/sharepoint/v3" xsi:nil="true"/>
-    <ImageTagsTaxHTField xmlns="71af3243-3dd4-4a8d-8c0d-dd76da1f02a5">
-      <Terms xmlns="http://schemas.microsoft.com/office/infopath/2007/PartnerControls"/>
-    </ImageTagsTaxHTField>
-    <TaxCatchAll xmlns="230e9df3-be65-4c73-a93b-d1236ebd677e" xsi:nil="true"/>
-    <MediaServiceKeyPoints xmlns="71af3243-3dd4-4a8d-8c0d-dd76da1f02a5" xsi:nil="true"/>
-  </documentManagement>
-</p:properties>
+<?mso-contentType ?>
+<FormTemplates xmlns="http://schemas.microsoft.com/sharepoint/v3/contenttype/forms">
+  <Display>DocumentLibraryForm</Display>
+  <Edit>DocumentLibraryForm</Edit>
+  <New>DocumentLibraryForm</New>
+</FormTemplates>
 </file>
 
 <file path=customXml/itemProps1.xml><?xml version="1.0" encoding="utf-8"?>
-<ds:datastoreItem xmlns:ds="http://schemas.openxmlformats.org/officeDocument/2006/customXml" ds:itemID="{324330ED-517D-44B3-A43E-15DF31B51B6D}">
+<ds:datastoreItem xmlns:ds="http://schemas.openxmlformats.org/officeDocument/2006/customXml" ds:itemID="{C2D76B08-176C-4BDB-90D6-0C430F180BB8}">
   <ds:schemaRefs/>
 </ds:datastoreItem>
 </file>
@@ -7109,7 +9740,7 @@
 </file>
 
 <file path=customXml/itemProps3.xml><?xml version="1.0" encoding="utf-8"?>
-<ds:datastoreItem xmlns:ds="http://schemas.openxmlformats.org/officeDocument/2006/customXml" ds:itemID="{C2D76B08-176C-4BDB-90D6-0C430F180BB8}">
+<ds:datastoreItem xmlns:ds="http://schemas.openxmlformats.org/officeDocument/2006/customXml" ds:itemID="{324330ED-517D-44B3-A43E-15DF31B51B6D}">
   <ds:schemaRefs/>
 </ds:datastoreItem>
 </file>
--- a/Report/2aa4de9e-c8f9-4ae4-b81c-2377e38a68d8-TFf0336339-45a6-4a3e-812f-7918ef210f4f_wac.docx
+++ b/Report/2aa4de9e-c8f9-4ae4-b81c-2377e38a68d8-TFf0336339-45a6-4a3e-812f-7918ef210f4f_wac.docx
@@ -581,6 +581,36 @@
       <w:pPr>
         <w:pStyle w:val="44"/>
         <w:numPr>
+          <w:ilvl w:val="0"/>
+          <w:numId w:val="1"/>
+        </w:numPr>
+        <w:suppressLineNumbers w:val="0"/>
+        <w:bidi w:val="0"/>
+        <w:spacing w:before="160" w:beforeAutospacing="0" w:after="80" w:afterAutospacing="0" w:line="240" w:lineRule="auto"/>
+        <w:ind w:right="0"/>
+        <w:jc w:val="left"/>
+        <w:rPr>
+          <w:rFonts w:ascii="Cambria" w:hAnsi="Cambria" w:eastAsia="Cambria" w:cs="Cambria"/>
+          <w:sz w:val="40"/>
+          <w:szCs w:val="40"/>
+          <w:lang w:val="en-US"/>
+        </w:rPr>
+      </w:pPr>
+      <w:r>
+        <w:rPr>
+          <w:rFonts w:hint="default" w:ascii="Cambria" w:hAnsi="Cambria" w:eastAsia="Cambria" w:cs="Cambria"/>
+          <w:sz w:val="40"/>
+          <w:szCs w:val="40"/>
+          <w:lang w:val="en-GB"/>
+        </w:rPr>
+        <w:t>Locks</w:t>
+      </w:r>
+    </w:p>
+    <w:p>
+      <w:pPr>
+        <w:pStyle w:val="44"/>
+        <w:numPr>
+          <w:ilvl w:val="0"/>
           <w:numId w:val="0"/>
         </w:numPr>
         <w:suppressLineNumbers w:val="0"/>
@@ -609,6 +639,7 @@
       <w:pPr>
         <w:pStyle w:val="44"/>
         <w:numPr>
+          <w:ilvl w:val="0"/>
           <w:numId w:val="0"/>
         </w:numPr>
         <w:suppressLineNumbers w:val="0"/>
@@ -666,6 +697,7 @@
       <w:pPr>
         <w:pStyle w:val="44"/>
         <w:numPr>
+          <w:ilvl w:val="0"/>
           <w:numId w:val="0"/>
         </w:numPr>
         <w:suppressLineNumbers w:val="0"/>
@@ -4333,6 +4365,7 @@
     <w:p>
       <w:pPr>
         <w:numPr>
+          <w:ilvl w:val="0"/>
           <w:numId w:val="0"/>
         </w:numPr>
         <w:tabs>
@@ -4389,6 +4422,7 @@
     <w:p>
       <w:pPr>
         <w:numPr>
+          <w:ilvl w:val="0"/>
           <w:numId w:val="0"/>
         </w:numPr>
         <w:tabs>
@@ -4445,6 +4479,7 @@
     <w:p>
       <w:pPr>
         <w:numPr>
+          <w:ilvl w:val="0"/>
           <w:numId w:val="0"/>
         </w:numPr>
         <w:tabs>
@@ -4541,18 +4576,21 @@
           <w:rFonts w:hint="default" w:ascii="Cambria" w:hAnsi="Cambria" w:cs="Cambria"/>
           <w:sz w:val="32"/>
           <w:szCs w:val="32"/>
-          <w:lang w:val="en-CA"/>
-        </w:rPr>
-      </w:pPr>
-    </w:p>
-    <w:p>
-      <w:pPr>
-        <w:numPr>
-          <w:ilvl w:val="0"/>
-          <w:numId w:val="21"/>
-        </w:numPr>
-        <w:spacing w:before="160" w:after="80" w:line="240" w:lineRule="auto"/>
-        <w:ind w:left="432" w:leftChars="0" w:hanging="432" w:firstLineChars="0"/>
+        </w:rPr>
+      </w:pPr>
+    </w:p>
+    <w:p>
+      <w:pPr>
+        <w:numPr>
+          <w:ilvl w:val="0"/>
+          <w:numId w:val="24"/>
+        </w:numPr>
+        <w:tabs>
+          <w:tab w:val="left" w:pos="432"/>
+          <w:tab w:val="clear" w:pos="852"/>
+        </w:tabs>
+        <w:spacing w:before="160" w:after="80" w:line="240" w:lineRule="auto"/>
+        <w:ind w:left="852" w:leftChars="0" w:hanging="432" w:firstLineChars="0"/>
         <w:jc w:val="center"/>
         <w:rPr>
           <w:rFonts w:hint="default" w:ascii="Cambria" w:hAnsi="Cambria" w:cs="Cambria"/>
@@ -4560,7 +4598,6 @@
           <w:bCs/>
           <w:sz w:val="44"/>
           <w:szCs w:val="44"/>
-          <w:lang w:val="en-CA"/>
         </w:rPr>
       </w:pPr>
       <w:r>
@@ -4570,9 +4607,36 @@
           <w:bCs/>
           <w:sz w:val="44"/>
           <w:szCs w:val="44"/>
-          <w:lang w:val="en-CA"/>
-        </w:rPr>
-        <w:t>(Introductiontompi,Lecture3Slide90)</w:t>
+        </w:rPr>
+        <w:t>Simple Introduction to Locks in OpenMP</w:t>
+      </w:r>
+    </w:p>
+    <w:p>
+      <w:pPr>
+        <w:numPr>
+          <w:ilvl w:val="0"/>
+          <w:numId w:val="25"/>
+        </w:numPr>
+        <w:tabs>
+          <w:tab w:val="left" w:pos="432"/>
+          <w:tab w:val="clear" w:pos="420"/>
+        </w:tabs>
+        <w:spacing w:before="160" w:after="80" w:line="240" w:lineRule="auto"/>
+        <w:ind w:left="420" w:leftChars="0" w:hanging="420" w:firstLineChars="0"/>
+        <w:jc w:val="left"/>
+        <w:rPr>
+          <w:rFonts w:hint="default" w:ascii="Cambria" w:hAnsi="Cambria" w:cs="Cambria"/>
+          <w:sz w:val="32"/>
+          <w:szCs w:val="32"/>
+        </w:rPr>
+      </w:pPr>
+      <w:r>
+        <w:rPr>
+          <w:rFonts w:hint="default" w:ascii="Cambria" w:hAnsi="Cambria" w:cs="Cambria"/>
+          <w:sz w:val="32"/>
+          <w:szCs w:val="32"/>
+        </w:rPr>
+        <w:t>In OpenMP, a lock is a synchronization mechanism used to ensure that only one thread can access a critical section of code at a time. Locks are useful when multiple threads need to read or modify shared data, and we want to prevent race conditions. A thread must acquire the lock before entering the protected section and release it afterward, allowing other threads to access the shared resource. Unlike #pragma omp critical, locks give the programmer explicit control over when the lock is acquired and released.</w:t>
       </w:r>
     </w:p>
     <w:p>
@@ -4584,7 +4648,171 @@
           <w:tab w:val="left" w:pos="432"/>
         </w:tabs>
         <w:spacing w:before="160" w:after="80" w:line="240" w:lineRule="auto"/>
+        <w:ind w:leftChars="0"/>
+        <w:jc w:val="left"/>
+        <w:rPr>
+          <w:rFonts w:hint="default" w:ascii="Cambria" w:hAnsi="Cambria" w:cs="Cambria"/>
+          <w:sz w:val="32"/>
+          <w:szCs w:val="32"/>
+        </w:rPr>
+      </w:pPr>
+      <w:bookmarkStart w:id="0" w:name="_GoBack"/>
+      <w:bookmarkEnd w:id="0"/>
+    </w:p>
+    <w:p>
+      <w:pPr>
+        <w:numPr>
+          <w:ilvl w:val="0"/>
+          <w:numId w:val="25"/>
+        </w:numPr>
+        <w:tabs>
+          <w:tab w:val="left" w:pos="432"/>
+          <w:tab w:val="clear" w:pos="420"/>
+        </w:tabs>
+        <w:spacing w:before="160" w:after="80" w:line="240" w:lineRule="auto"/>
+        <w:ind w:left="420" w:leftChars="0" w:hanging="420" w:firstLineChars="0"/>
+        <w:jc w:val="left"/>
+        <w:rPr>
+          <w:rFonts w:hint="default" w:ascii="Cambria" w:hAnsi="Cambria" w:cs="Cambria"/>
+          <w:sz w:val="32"/>
+          <w:szCs w:val="32"/>
+        </w:rPr>
+      </w:pPr>
+      <w:r>
+        <w:drawing>
+          <wp:inline distT="0" distB="0" distL="114300" distR="114300">
+            <wp:extent cx="5937885" cy="2607310"/>
+            <wp:effectExtent l="0" t="0" r="5715" b="13970"/>
+            <wp:docPr id="22" name="Picture 1"/>
+            <wp:cNvGraphicFramePr>
+              <a:graphicFrameLocks xmlns:a="http://schemas.openxmlformats.org/drawingml/2006/main" noChangeAspect="1"/>
+            </wp:cNvGraphicFramePr>
+            <a:graphic xmlns:a="http://schemas.openxmlformats.org/drawingml/2006/main">
+              <a:graphicData uri="http://schemas.openxmlformats.org/drawingml/2006/picture">
+                <pic:pic xmlns:pic="http://schemas.openxmlformats.org/drawingml/2006/picture">
+                  <pic:nvPicPr>
+                    <pic:cNvPr id="22" name="Picture 1"/>
+                    <pic:cNvPicPr>
+                      <a:picLocks noChangeAspect="1"/>
+                    </pic:cNvPicPr>
+                  </pic:nvPicPr>
+                  <pic:blipFill>
+                    <a:blip r:embed="rId28"/>
+                    <a:stretch>
+                      <a:fillRect/>
+                    </a:stretch>
+                  </pic:blipFill>
+                  <pic:spPr>
+                    <a:xfrm>
+                      <a:off x="0" y="0"/>
+                      <a:ext cx="5937885" cy="2607310"/>
+                    </a:xfrm>
+                    <a:prstGeom prst="rect">
+                      <a:avLst/>
+                    </a:prstGeom>
+                    <a:noFill/>
+                    <a:ln>
+                      <a:noFill/>
+                    </a:ln>
+                  </pic:spPr>
+                </pic:pic>
+              </a:graphicData>
+            </a:graphic>
+          </wp:inline>
+        </w:drawing>
+      </w:r>
+    </w:p>
+    <w:p>
+      <w:pPr>
+        <w:numPr>
+          <w:ilvl w:val="0"/>
+          <w:numId w:val="25"/>
+        </w:numPr>
+        <w:tabs>
+          <w:tab w:val="left" w:pos="432"/>
+          <w:tab w:val="clear" w:pos="420"/>
+        </w:tabs>
+        <w:spacing w:before="160" w:after="80" w:line="240" w:lineRule="auto"/>
+        <w:ind w:left="420" w:leftChars="0" w:hanging="420" w:firstLineChars="0"/>
+        <w:jc w:val="left"/>
+        <w:rPr>
+          <w:rFonts w:hint="default" w:ascii="Cambria" w:hAnsi="Cambria" w:cs="Cambria"/>
+          <w:sz w:val="32"/>
+          <w:szCs w:val="32"/>
+        </w:rPr>
+      </w:pPr>
+      <w:r>
+        <w:drawing>
+          <wp:inline distT="0" distB="0" distL="114300" distR="114300">
+            <wp:extent cx="5938520" cy="405130"/>
+            <wp:effectExtent l="0" t="0" r="5080" b="6350"/>
+            <wp:docPr id="36" name="Picture 3"/>
+            <wp:cNvGraphicFramePr>
+              <a:graphicFrameLocks xmlns:a="http://schemas.openxmlformats.org/drawingml/2006/main" noChangeAspect="1"/>
+            </wp:cNvGraphicFramePr>
+            <a:graphic xmlns:a="http://schemas.openxmlformats.org/drawingml/2006/main">
+              <a:graphicData uri="http://schemas.openxmlformats.org/drawingml/2006/picture">
+                <pic:pic xmlns:pic="http://schemas.openxmlformats.org/drawingml/2006/picture">
+                  <pic:nvPicPr>
+                    <pic:cNvPr id="36" name="Picture 3"/>
+                    <pic:cNvPicPr>
+                      <a:picLocks noChangeAspect="1"/>
+                    </pic:cNvPicPr>
+                  </pic:nvPicPr>
+                  <pic:blipFill>
+                    <a:blip r:embed="rId29"/>
+                    <a:stretch>
+                      <a:fillRect/>
+                    </a:stretch>
+                  </pic:blipFill>
+                  <pic:spPr>
+                    <a:xfrm>
+                      <a:off x="0" y="0"/>
+                      <a:ext cx="5938520" cy="405130"/>
+                    </a:xfrm>
+                    <a:prstGeom prst="rect">
+                      <a:avLst/>
+                    </a:prstGeom>
+                    <a:noFill/>
+                    <a:ln>
+                      <a:noFill/>
+                    </a:ln>
+                  </pic:spPr>
+                </pic:pic>
+              </a:graphicData>
+            </a:graphic>
+          </wp:inline>
+        </w:drawing>
+      </w:r>
+    </w:p>
+    <w:p>
+      <w:pPr>
+        <w:numPr>
+          <w:ilvl w:val="0"/>
+          <w:numId w:val="0"/>
+        </w:numPr>
+        <w:tabs>
+          <w:tab w:val="left" w:pos="432"/>
+        </w:tabs>
+        <w:spacing w:before="160" w:after="80" w:line="240" w:lineRule="auto"/>
         <w:jc w:val="both"/>
+        <w:rPr>
+          <w:rFonts w:hint="default" w:ascii="Cambria" w:hAnsi="Cambria" w:cs="Cambria"/>
+          <w:sz w:val="32"/>
+          <w:szCs w:val="32"/>
+          <w:lang w:val="en-CA"/>
+        </w:rPr>
+      </w:pPr>
+    </w:p>
+    <w:p>
+      <w:pPr>
+        <w:numPr>
+          <w:ilvl w:val="0"/>
+          <w:numId w:val="21"/>
+        </w:numPr>
+        <w:spacing w:before="160" w:after="80" w:line="240" w:lineRule="auto"/>
+        <w:ind w:left="432" w:leftChars="0" w:hanging="432" w:firstLineChars="0"/>
+        <w:jc w:val="center"/>
         <w:rPr>
           <w:rFonts w:hint="default" w:ascii="Cambria" w:hAnsi="Cambria" w:cs="Cambria"/>
           <w:b/>
@@ -4594,12 +4822,44 @@
           <w:lang w:val="en-CA"/>
         </w:rPr>
       </w:pPr>
-    </w:p>
-    <w:p>
-      <w:pPr>
-        <w:numPr>
-          <w:ilvl w:val="0"/>
-          <w:numId w:val="24"/>
+      <w:r>
+        <w:rPr>
+          <w:rFonts w:hint="default" w:ascii="Cambria" w:hAnsi="Cambria" w:cs="Cambria"/>
+          <w:b/>
+          <w:bCs/>
+          <w:sz w:val="44"/>
+          <w:szCs w:val="44"/>
+          <w:lang w:val="en-CA"/>
+        </w:rPr>
+        <w:t>(Introductiontompi,Lecture3Slide90)</w:t>
+      </w:r>
+    </w:p>
+    <w:p>
+      <w:pPr>
+        <w:numPr>
+          <w:ilvl w:val="0"/>
+          <w:numId w:val="0"/>
+        </w:numPr>
+        <w:tabs>
+          <w:tab w:val="left" w:pos="432"/>
+        </w:tabs>
+        <w:spacing w:before="160" w:after="80" w:line="240" w:lineRule="auto"/>
+        <w:jc w:val="both"/>
+        <w:rPr>
+          <w:rFonts w:hint="default" w:ascii="Cambria" w:hAnsi="Cambria" w:cs="Cambria"/>
+          <w:b/>
+          <w:bCs/>
+          <w:sz w:val="44"/>
+          <w:szCs w:val="44"/>
+          <w:lang w:val="en-CA"/>
+        </w:rPr>
+      </w:pPr>
+    </w:p>
+    <w:p>
+      <w:pPr>
+        <w:numPr>
+          <w:ilvl w:val="0"/>
+          <w:numId w:val="26"/>
         </w:numPr>
         <w:tabs>
           <w:tab w:val="left" w:pos="432"/>
@@ -4633,7 +4893,7 @@
       <w:pPr>
         <w:numPr>
           <w:ilvl w:val="0"/>
-          <w:numId w:val="24"/>
+          <w:numId w:val="26"/>
         </w:numPr>
         <w:tabs>
           <w:tab w:val="left" w:pos="432"/>
@@ -4667,7 +4927,7 @@
       <w:pPr>
         <w:numPr>
           <w:ilvl w:val="1"/>
-          <w:numId w:val="24"/>
+          <w:numId w:val="26"/>
         </w:numPr>
         <w:tabs>
           <w:tab w:val="left" w:pos="432"/>
@@ -4701,7 +4961,7 @@
       <w:pPr>
         <w:numPr>
           <w:ilvl w:val="1"/>
-          <w:numId w:val="24"/>
+          <w:numId w:val="26"/>
         </w:numPr>
         <w:tabs>
           <w:tab w:val="left" w:pos="432"/>
@@ -4735,7 +4995,7 @@
       <w:pPr>
         <w:numPr>
           <w:ilvl w:val="1"/>
-          <w:numId w:val="24"/>
+          <w:numId w:val="26"/>
         </w:numPr>
         <w:tabs>
           <w:tab w:val="left" w:pos="432"/>
@@ -4769,7 +5029,7 @@
       <w:pPr>
         <w:numPr>
           <w:ilvl w:val="0"/>
-          <w:numId w:val="25"/>
+          <w:numId w:val="27"/>
         </w:numPr>
         <w:tabs>
           <w:tab w:val="left" w:pos="432"/>
@@ -4803,7 +5063,7 @@
       <w:pPr>
         <w:numPr>
           <w:ilvl w:val="0"/>
-          <w:numId w:val="25"/>
+          <w:numId w:val="27"/>
         </w:numPr>
         <w:tabs>
           <w:tab w:val="left" w:pos="432"/>
@@ -4837,7 +5097,7 @@
       <w:pPr>
         <w:numPr>
           <w:ilvl w:val="0"/>
-          <w:numId w:val="25"/>
+          <w:numId w:val="27"/>
         </w:numPr>
         <w:tabs>
           <w:tab w:val="left" w:pos="432"/>
@@ -4874,7 +5134,7 @@
                     </pic:cNvPicPr>
                   </pic:nvPicPr>
                   <pic:blipFill>
-                    <a:blip r:embed="rId28"/>
+                    <a:blip r:embed="rId30"/>
                     <a:stretch>
                       <a:fillRect/>
                     </a:stretch>
@@ -4902,6 +5162,7 @@
     <w:p>
       <w:pPr>
         <w:numPr>
+          <w:ilvl w:val="0"/>
           <w:numId w:val="0"/>
         </w:numPr>
         <w:tabs>
@@ -4929,7 +5190,7 @@
                     </pic:cNvPicPr>
                   </pic:nvPicPr>
                   <pic:blipFill>
-                    <a:blip r:embed="rId29"/>
+                    <a:blip r:embed="rId31"/>
                     <a:stretch>
                       <a:fillRect/>
                     </a:stretch>
@@ -4958,7 +5219,7 @@
       <w:pPr>
         <w:numPr>
           <w:ilvl w:val="0"/>
-          <w:numId w:val="25"/>
+          <w:numId w:val="27"/>
         </w:numPr>
         <w:tabs>
           <w:tab w:val="left" w:pos="432"/>
@@ -4987,6 +5248,7 @@
     <w:p>
       <w:pPr>
         <w:numPr>
+          <w:ilvl w:val="0"/>
           <w:numId w:val="0"/>
         </w:numPr>
         <w:tabs>
@@ -5006,7 +5268,7 @@
       <w:pPr>
         <w:numPr>
           <w:ilvl w:val="0"/>
-          <w:numId w:val="25"/>
+          <w:numId w:val="27"/>
         </w:numPr>
         <w:tabs>
           <w:tab w:val="left" w:pos="432"/>
@@ -5036,7 +5298,7 @@
       <w:pPr>
         <w:numPr>
           <w:ilvl w:val="1"/>
-          <w:numId w:val="25"/>
+          <w:numId w:val="27"/>
         </w:numPr>
         <w:tabs>
           <w:tab w:val="left" w:pos="432"/>
@@ -5066,7 +5328,7 @@
       <w:pPr>
         <w:numPr>
           <w:ilvl w:val="1"/>
-          <w:numId w:val="25"/>
+          <w:numId w:val="27"/>
         </w:numPr>
         <w:tabs>
           <w:tab w:val="left" w:pos="432"/>
@@ -5101,7 +5363,7 @@
                     </pic:cNvPicPr>
                   </pic:nvPicPr>
                   <pic:blipFill>
-                    <a:blip r:embed="rId30"/>
+                    <a:blip r:embed="rId32"/>
                     <a:stretch>
                       <a:fillRect/>
                     </a:stretch>
@@ -5130,7 +5392,7 @@
       <w:pPr>
         <w:numPr>
           <w:ilvl w:val="1"/>
-          <w:numId w:val="25"/>
+          <w:numId w:val="27"/>
         </w:numPr>
         <w:tabs>
           <w:tab w:val="left" w:pos="432"/>
@@ -5165,7 +5427,7 @@
                     </pic:cNvPicPr>
                   </pic:nvPicPr>
                   <pic:blipFill>
-                    <a:blip r:embed="rId31"/>
+                    <a:blip r:embed="rId33"/>
                     <a:stretch>
                       <a:fillRect/>
                     </a:stretch>
@@ -5194,7 +5456,7 @@
       <w:pPr>
         <w:numPr>
           <w:ilvl w:val="1"/>
-          <w:numId w:val="25"/>
+          <w:numId w:val="27"/>
         </w:numPr>
         <w:tabs>
           <w:tab w:val="left" w:pos="432"/>
@@ -5243,6 +5505,7 @@
     <w:p>
       <w:pPr>
         <w:numPr>
+          <w:ilvl w:val="0"/>
           <w:numId w:val="0"/>
         </w:numPr>
         <w:tabs>
@@ -5261,6 +5524,7 @@
     <w:p>
       <w:pPr>
         <w:numPr>
+          <w:ilvl w:val="0"/>
           <w:numId w:val="0"/>
         </w:numPr>
         <w:tabs>
@@ -5280,7 +5544,7 @@
       <w:pPr>
         <w:numPr>
           <w:ilvl w:val="0"/>
-          <w:numId w:val="26"/>
+          <w:numId w:val="28"/>
         </w:numPr>
         <w:tabs>
           <w:tab w:val="left" w:pos="432"/>
@@ -5310,7 +5574,7 @@
       <w:pPr>
         <w:numPr>
           <w:ilvl w:val="1"/>
-          <w:numId w:val="26"/>
+          <w:numId w:val="28"/>
         </w:numPr>
         <w:tabs>
           <w:tab w:val="left" w:pos="432"/>
@@ -5339,6 +5603,7 @@
     <w:p>
       <w:pPr>
         <w:numPr>
+          <w:ilvl w:val="0"/>
           <w:numId w:val="0"/>
         </w:numPr>
         <w:tabs>
@@ -5367,7 +5632,7 @@
                     </pic:cNvPicPr>
                   </pic:nvPicPr>
                   <pic:blipFill>
-                    <a:blip r:embed="rId32"/>
+                    <a:blip r:embed="rId34"/>
                     <a:stretch>
                       <a:fillRect/>
                     </a:stretch>
@@ -5395,6 +5660,7 @@
     <w:p>
       <w:pPr>
         <w:numPr>
+          <w:ilvl w:val="0"/>
           <w:numId w:val="0"/>
         </w:numPr>
         <w:tabs>
@@ -5423,7 +5689,7 @@
                     </pic:cNvPicPr>
                   </pic:nvPicPr>
                   <pic:blipFill>
-                    <a:blip r:embed="rId33"/>
+                    <a:blip r:embed="rId35"/>
                     <a:stretch>
                       <a:fillRect/>
                     </a:stretch>
@@ -5451,6 +5717,7 @@
     <w:p>
       <w:pPr>
         <w:numPr>
+          <w:ilvl w:val="0"/>
           <w:numId w:val="0"/>
         </w:numPr>
         <w:tabs>
@@ -5479,7 +5746,7 @@
                     </pic:cNvPicPr>
                   </pic:nvPicPr>
                   <pic:blipFill>
-                    <a:blip r:embed="rId34"/>
+                    <a:blip r:embed="rId36"/>
                     <a:stretch>
                       <a:fillRect/>
                     </a:stretch>
@@ -5507,6 +5774,7 @@
     <w:p>
       <w:pPr>
         <w:numPr>
+          <w:ilvl w:val="0"/>
           <w:numId w:val="0"/>
         </w:numPr>
         <w:tabs>
@@ -5521,7 +5789,7 @@
       <w:pPr>
         <w:numPr>
           <w:ilvl w:val="0"/>
-          <w:numId w:val="27"/>
+          <w:numId w:val="29"/>
         </w:numPr>
         <w:tabs>
           <w:tab w:val="left" w:pos="432"/>
@@ -5550,6 +5818,7 @@
     <w:p>
       <w:pPr>
         <w:numPr>
+          <w:ilvl w:val="0"/>
           <w:numId w:val="0"/>
         </w:numPr>
         <w:tabs>
@@ -5570,7 +5839,7 @@
       <w:pPr>
         <w:numPr>
           <w:ilvl w:val="1"/>
-          <w:numId w:val="27"/>
+          <w:numId w:val="29"/>
         </w:numPr>
         <w:tabs>
           <w:tab w:val="left" w:pos="432"/>
@@ -5600,7 +5869,7 @@
       <w:pPr>
         <w:numPr>
           <w:ilvl w:val="1"/>
-          <w:numId w:val="27"/>
+          <w:numId w:val="29"/>
         </w:numPr>
         <w:tabs>
           <w:tab w:val="left" w:pos="432"/>
@@ -5635,7 +5904,7 @@
                     </pic:cNvPicPr>
                   </pic:nvPicPr>
                   <pic:blipFill>
-                    <a:blip r:embed="rId35"/>
+                    <a:blip r:embed="rId37"/>
                     <a:stretch>
                       <a:fillRect/>
                     </a:stretch>
@@ -5664,7 +5933,7 @@
       <w:pPr>
         <w:numPr>
           <w:ilvl w:val="1"/>
-          <w:numId w:val="27"/>
+          <w:numId w:val="29"/>
         </w:numPr>
         <w:tabs>
           <w:tab w:val="left" w:pos="432"/>
@@ -5699,7 +5968,7 @@
                     </pic:cNvPicPr>
                   </pic:nvPicPr>
                   <pic:blipFill>
-                    <a:blip r:embed="rId36"/>
+                    <a:blip r:embed="rId38"/>
                     <a:stretch>
                       <a:fillRect/>
                     </a:stretch>
@@ -5728,7 +5997,7 @@
       <w:pPr>
         <w:numPr>
           <w:ilvl w:val="1"/>
-          <w:numId w:val="27"/>
+          <w:numId w:val="29"/>
         </w:numPr>
         <w:tabs>
           <w:tab w:val="left" w:pos="432"/>
@@ -5763,7 +6032,7 @@
                     </pic:cNvPicPr>
                   </pic:nvPicPr>
                   <pic:blipFill>
-                    <a:blip r:embed="rId37"/>
+                    <a:blip r:embed="rId39"/>
                     <a:stretch>
                       <a:fillRect/>
                     </a:stretch>
@@ -5792,7 +6061,7 @@
       <w:pPr>
         <w:numPr>
           <w:ilvl w:val="1"/>
-          <w:numId w:val="27"/>
+          <w:numId w:val="29"/>
         </w:numPr>
         <w:tabs>
           <w:tab w:val="left" w:pos="432"/>
@@ -5827,7 +6096,7 @@
                     </pic:cNvPicPr>
                   </pic:nvPicPr>
                   <pic:blipFill>
-                    <a:blip r:embed="rId38"/>
+                    <a:blip r:embed="rId40"/>
                     <a:stretch>
                       <a:fillRect/>
                     </a:stretch>
@@ -5851,8 +6120,6 @@
           </wp:inline>
         </w:drawing>
       </w:r>
-      <w:bookmarkStart w:id="0" w:name="_GoBack"/>
-      <w:bookmarkEnd w:id="0"/>
     </w:p>
     <w:p>
       <w:pPr>
@@ -6639,6 +6906,26 @@
     </w:lvl>
   </w:abstractNum>
   <w:abstractNum w:abstractNumId="7">
+    <w:nsid w:val="AE043C9E"/>
+    <w:multiLevelType w:val="singleLevel"/>
+    <w:tmpl w:val="AE043C9E"/>
+    <w:lvl w:ilvl="0" w:tentative="0">
+      <w:start w:val="1"/>
+      <w:numFmt w:val="bullet"/>
+      <w:lvlText w:val=""/>
+      <w:lvlJc w:val="left"/>
+      <w:pPr>
+        <w:tabs>
+          <w:tab w:val="left" w:pos="420"/>
+        </w:tabs>
+        <w:ind w:left="420" w:leftChars="0" w:hanging="420" w:firstLineChars="0"/>
+      </w:pPr>
+      <w:rPr>
+        <w:rFonts w:hint="default" w:ascii="Wingdings" w:hAnsi="Wingdings"/>
+      </w:rPr>
+    </w:lvl>
+  </w:abstractNum>
+  <w:abstractNum w:abstractNumId="8">
     <w:nsid w:val="BCC47A12"/>
     <w:multiLevelType w:val="singleLevel"/>
     <w:tmpl w:val="BCC47A12"/>
@@ -6658,7 +6945,7 @@
       </w:rPr>
     </w:lvl>
   </w:abstractNum>
-  <w:abstractNum w:abstractNumId="8">
+  <w:abstractNum w:abstractNumId="9">
     <w:nsid w:val="BECA299B"/>
     <w:multiLevelType w:val="multilevel"/>
     <w:tmpl w:val="BECA299B"/>
@@ -6798,7 +7085,7 @@
       </w:rPr>
     </w:lvl>
   </w:abstractNum>
-  <w:abstractNum w:abstractNumId="9">
+  <w:abstractNum w:abstractNumId="10">
     <w:nsid w:val="C72154F8"/>
     <w:multiLevelType w:val="singleLevel"/>
     <w:tmpl w:val="C72154F8"/>
@@ -6818,7 +7105,7 @@
       </w:rPr>
     </w:lvl>
   </w:abstractNum>
-  <w:abstractNum w:abstractNumId="10">
+  <w:abstractNum w:abstractNumId="11">
     <w:nsid w:val="C8034077"/>
     <w:multiLevelType w:val="multilevel"/>
     <w:tmpl w:val="C8034077"/>
@@ -6958,7 +7245,7 @@
       </w:rPr>
     </w:lvl>
   </w:abstractNum>
-  <w:abstractNum w:abstractNumId="11">
+  <w:abstractNum w:abstractNumId="12">
     <w:nsid w:val="D1797C0C"/>
     <w:multiLevelType w:val="singleLevel"/>
     <w:tmpl w:val="D1797C0C"/>
@@ -6978,7 +7265,7 @@
       </w:rPr>
     </w:lvl>
   </w:abstractNum>
-  <w:abstractNum w:abstractNumId="12">
+  <w:abstractNum w:abstractNumId="13">
     <w:nsid w:val="D1A00078"/>
     <w:multiLevelType w:val="multilevel"/>
     <w:tmpl w:val="D1A00078"/>
@@ -7118,7 +7405,7 @@
       </w:rPr>
     </w:lvl>
   </w:abstractNum>
-  <w:abstractNum w:abstractNumId="13">
+  <w:abstractNum w:abstractNumId="14">
     <w:nsid w:val="D508F405"/>
     <w:multiLevelType w:val="singleLevel"/>
     <w:tmpl w:val="D508F405"/>
@@ -7138,7 +7425,7 @@
       </w:rPr>
     </w:lvl>
   </w:abstractNum>
-  <w:abstractNum w:abstractNumId="14">
+  <w:abstractNum w:abstractNumId="15">
     <w:nsid w:val="DB936096"/>
     <w:multiLevelType w:val="singleLevel"/>
     <w:tmpl w:val="DB936096"/>
@@ -7158,7 +7445,27 @@
       </w:rPr>
     </w:lvl>
   </w:abstractNum>
-  <w:abstractNum w:abstractNumId="15">
+  <w:abstractNum w:abstractNumId="16">
+    <w:nsid w:val="EAA6AC2B"/>
+    <w:multiLevelType w:val="singleLevel"/>
+    <w:tmpl w:val="EAA6AC2B"/>
+    <w:lvl w:ilvl="0" w:tentative="0">
+      <w:start w:val="8"/>
+      <w:numFmt w:val="decimal"/>
+      <w:lvlText w:val="%1)"/>
+      <w:lvlJc w:val="left"/>
+      <w:pPr>
+        <w:tabs>
+          <w:tab w:val="left" w:pos="852"/>
+        </w:tabs>
+        <w:ind w:left="852" w:leftChars="0" w:hanging="432" w:firstLineChars="0"/>
+      </w:pPr>
+      <w:rPr>
+        <w:rFonts w:hint="default"/>
+      </w:rPr>
+    </w:lvl>
+  </w:abstractNum>
+  <w:abstractNum w:abstractNumId="17">
     <w:nsid w:val="EEE27554"/>
     <w:multiLevelType w:val="multilevel"/>
     <w:tmpl w:val="EEE27554"/>
@@ -7298,7 +7605,7 @@
       </w:rPr>
     </w:lvl>
   </w:abstractNum>
-  <w:abstractNum w:abstractNumId="16">
+  <w:abstractNum w:abstractNumId="18">
     <w:nsid w:val="F12EF51E"/>
     <w:multiLevelType w:val="singleLevel"/>
     <w:tmpl w:val="F12EF51E"/>
@@ -7318,7 +7625,7 @@
       </w:rPr>
     </w:lvl>
   </w:abstractNum>
-  <w:abstractNum w:abstractNumId="17">
+  <w:abstractNum w:abstractNumId="19">
     <w:nsid w:val="F5454A1C"/>
     <w:multiLevelType w:val="multilevel"/>
     <w:tmpl w:val="F5454A1C"/>
@@ -7458,7 +7765,7 @@
       </w:rPr>
     </w:lvl>
   </w:abstractNum>
-  <w:abstractNum w:abstractNumId="18">
+  <w:abstractNum w:abstractNumId="20">
     <w:nsid w:val="124B4870"/>
     <w:multiLevelType w:val="multilevel"/>
     <w:tmpl w:val="124B4870"/>
@@ -7598,7 +7905,7 @@
       </w:rPr>
     </w:lvl>
   </w:abstractNum>
-  <w:abstractNum w:abstractNumId="19">
+  <w:abstractNum w:abstractNumId="21">
     <w:nsid w:val="24E3E5AE"/>
     <w:multiLevelType w:val="singleLevel"/>
     <w:tmpl w:val="24E3E5AE"/>
@@ -7618,7 +7925,7 @@
       </w:rPr>
     </w:lvl>
   </w:abstractNum>
-  <w:abstractNum w:abstractNumId="20">
+  <w:abstractNum w:abstractNumId="22">
     <w:nsid w:val="30387E52"/>
     <w:multiLevelType w:val="singleLevel"/>
     <w:tmpl w:val="30387E52"/>
@@ -7638,7 +7945,7 @@
       </w:rPr>
     </w:lvl>
   </w:abstractNum>
-  <w:abstractNum w:abstractNumId="21">
+  <w:abstractNum w:abstractNumId="23">
     <w:nsid w:val="48DD248C"/>
     <w:multiLevelType w:val="multilevel"/>
     <w:tmpl w:val="48DD248C"/>
@@ -7724,7 +8031,7 @@
       </w:pPr>
     </w:lvl>
   </w:abstractNum>
-  <w:abstractNum w:abstractNumId="22">
+  <w:abstractNum w:abstractNumId="24">
     <w:nsid w:val="5B302BE9"/>
     <w:multiLevelType w:val="multilevel"/>
     <w:tmpl w:val="5B302BE9"/>
@@ -7864,7 +8171,7 @@
       </w:rPr>
     </w:lvl>
   </w:abstractNum>
-  <w:abstractNum w:abstractNumId="23">
+  <w:abstractNum w:abstractNumId="25">
     <w:nsid w:val="6962CE74"/>
     <w:multiLevelType w:val="singleLevel"/>
     <w:tmpl w:val="6962CE74"/>
@@ -7884,7 +8191,7 @@
       </w:rPr>
     </w:lvl>
   </w:abstractNum>
-  <w:abstractNum w:abstractNumId="24">
+  <w:abstractNum w:abstractNumId="26">
     <w:nsid w:val="6CC9D2AC"/>
     <w:multiLevelType w:val="multilevel"/>
     <w:tmpl w:val="6CC9D2AC"/>
@@ -7970,7 +8277,7 @@
       </w:pPr>
     </w:lvl>
   </w:abstractNum>
-  <w:abstractNum w:abstractNumId="25">
+  <w:abstractNum w:abstractNumId="27">
     <w:nsid w:val="74026BD9"/>
     <w:multiLevelType w:val="singleLevel"/>
     <w:tmpl w:val="74026BD9"/>
@@ -7990,7 +8297,7 @@
       </w:rPr>
     </w:lvl>
   </w:abstractNum>
-  <w:abstractNum w:abstractNumId="26">
+  <w:abstractNum w:abstractNumId="28">
     <w:nsid w:val="7579365C"/>
     <w:multiLevelType w:val="singleLevel"/>
     <w:tmpl w:val="7579365C"/>
@@ -8011,10 +8318,10 @@
     </w:lvl>
   </w:abstractNum>
   <w:num w:numId="1">
-    <w:abstractNumId w:val="21"/>
+    <w:abstractNumId w:val="23"/>
   </w:num>
   <w:num w:numId="2">
-    <w:abstractNumId w:val="24"/>
+    <w:abstractNumId w:val="26"/>
   </w:num>
   <w:num w:numId="3">
     <w:abstractNumId w:val="6"/>
@@ -8023,37 +8330,37 @@
     <w:abstractNumId w:val="0"/>
   </w:num>
   <w:num w:numId="5">
-    <w:abstractNumId w:val="9"/>
+    <w:abstractNumId w:val="10"/>
   </w:num>
   <w:num w:numId="6">
     <w:abstractNumId w:val="5"/>
   </w:num>
   <w:num w:numId="7">
-    <w:abstractNumId w:val="12"/>
+    <w:abstractNumId w:val="13"/>
   </w:num>
   <w:num w:numId="8">
-    <w:abstractNumId w:val="19"/>
+    <w:abstractNumId w:val="21"/>
   </w:num>
   <w:num w:numId="9">
-    <w:abstractNumId w:val="7"/>
+    <w:abstractNumId w:val="8"/>
   </w:num>
   <w:num w:numId="10">
+    <w:abstractNumId w:val="20"/>
+  </w:num>
+  <w:num w:numId="11">
     <w:abstractNumId w:val="18"/>
   </w:num>
-  <w:num w:numId="11">
-    <w:abstractNumId w:val="16"/>
-  </w:num>
   <w:num w:numId="12">
-    <w:abstractNumId w:val="26"/>
+    <w:abstractNumId w:val="28"/>
   </w:num>
   <w:num w:numId="13">
-    <w:abstractNumId w:val="23"/>
+    <w:abstractNumId w:val="25"/>
   </w:num>
   <w:num w:numId="14">
-    <w:abstractNumId w:val="14"/>
+    <w:abstractNumId w:val="15"/>
   </w:num>
   <w:num w:numId="15">
-    <w:abstractNumId w:val="17"/>
+    <w:abstractNumId w:val="19"/>
   </w:num>
   <w:num w:numId="16">
     <w:abstractNumId w:val="3"/>
@@ -8062,34 +8369,40 @@
     <w:abstractNumId w:val="1"/>
   </w:num>
   <w:num w:numId="18">
-    <w:abstractNumId w:val="11"/>
+    <w:abstractNumId w:val="12"/>
   </w:num>
   <w:num w:numId="19">
     <w:abstractNumId w:val="2"/>
   </w:num>
   <w:num w:numId="20">
-    <w:abstractNumId w:val="20"/>
+    <w:abstractNumId w:val="22"/>
   </w:num>
   <w:num w:numId="21">
-    <w:abstractNumId w:val="25"/>
+    <w:abstractNumId w:val="27"/>
   </w:num>
   <w:num w:numId="22">
-    <w:abstractNumId w:val="10"/>
+    <w:abstractNumId w:val="11"/>
   </w:num>
   <w:num w:numId="23">
-    <w:abstractNumId w:val="13"/>
+    <w:abstractNumId w:val="14"/>
   </w:num>
   <w:num w:numId="24">
-    <w:abstractNumId w:val="8"/>
+    <w:abstractNumId w:val="16"/>
   </w:num>
   <w:num w:numId="25">
+    <w:abstractNumId w:val="7"/>
+  </w:num>
+  <w:num w:numId="26">
+    <w:abstractNumId w:val="9"/>
+  </w:num>
+  <w:num w:numId="27">
     <w:abstractNumId w:val="4"/>
   </w:num>
-  <w:num w:numId="26">
-    <w:abstractNumId w:val="22"/>
+  <w:num w:numId="28">
+    <w:abstractNumId w:val="24"/>
   </w:num>
-  <w:num w:numId="27">
-    <w:abstractNumId w:val="15"/>
+  <w:num w:numId="29">
+    <w:abstractNumId w:val="17"/>
   </w:num>
 </w:numbering>
 </file>
@@ -9381,23 +9694,12 @@
 </file>
 
 <file path=customXml/item1.xml><?xml version="1.0" encoding="utf-8"?>
-<p:properties xmlns:p="http://schemas.microsoft.com/office/2006/metadata/properties" xmlns:xsi="http://www.w3.org/2001/XMLSchema-instance" xmlns:pc="http://schemas.microsoft.com/office/infopath/2007/PartnerControls">
-  <documentManagement>
-    <Background xmlns="71af3243-3dd4-4a8d-8c0d-dd76da1f02a5">false</Background>
-    <Status xmlns="71af3243-3dd4-4a8d-8c0d-dd76da1f02a5">Not started</Status>
-    <_ip_UnifiedCompliancePolicyUIAction xmlns="http://schemas.microsoft.com/sharepoint/v3" xsi:nil="true"/>
-    <Image xmlns="71af3243-3dd4-4a8d-8c0d-dd76da1f02a5">
-      <Url xsi:nil="true"/>
-      <Description xsi:nil="true"/>
-    </Image>
-    <_ip_UnifiedCompliancePolicyProperties xmlns="http://schemas.microsoft.com/sharepoint/v3" xsi:nil="true"/>
-    <ImageTagsTaxHTField xmlns="71af3243-3dd4-4a8d-8c0d-dd76da1f02a5">
-      <Terms xmlns="http://schemas.microsoft.com/office/infopath/2007/PartnerControls"/>
-    </ImageTagsTaxHTField>
-    <TaxCatchAll xmlns="230e9df3-be65-4c73-a93b-d1236ebd677e" xsi:nil="true"/>
-    <MediaServiceKeyPoints xmlns="71af3243-3dd4-4a8d-8c0d-dd76da1f02a5" xsi:nil="true"/>
-  </documentManagement>
-</p:properties>
+<?mso-contentType ?>
+<FormTemplates xmlns="http://schemas.microsoft.com/sharepoint/v3/contenttype/forms">
+  <Display>DocumentLibraryForm</Display>
+  <Edit>DocumentLibraryForm</Edit>
+  <New>DocumentLibraryForm</New>
+</FormTemplates>
 </file>
 
 <file path=customXml/item2.xml><?xml version="1.0" encoding="utf-8"?>
@@ -9719,16 +10021,27 @@
 </file>
 
 <file path=customXml/item3.xml><?xml version="1.0" encoding="utf-8"?>
-<?mso-contentType ?>
-<FormTemplates xmlns="http://schemas.microsoft.com/sharepoint/v3/contenttype/forms">
-  <Display>DocumentLibraryForm</Display>
-  <Edit>DocumentLibraryForm</Edit>
-  <New>DocumentLibraryForm</New>
-</FormTemplates>
+<p:properties xmlns:p="http://schemas.microsoft.com/office/2006/metadata/properties" xmlns:xsi="http://www.w3.org/2001/XMLSchema-instance" xmlns:pc="http://schemas.microsoft.com/office/infopath/2007/PartnerControls">
+  <documentManagement>
+    <Background xmlns="71af3243-3dd4-4a8d-8c0d-dd76da1f02a5">false</Background>
+    <Status xmlns="71af3243-3dd4-4a8d-8c0d-dd76da1f02a5">Not started</Status>
+    <_ip_UnifiedCompliancePolicyUIAction xmlns="http://schemas.microsoft.com/sharepoint/v3" xsi:nil="true"/>
+    <Image xmlns="71af3243-3dd4-4a8d-8c0d-dd76da1f02a5">
+      <Url xsi:nil="true"/>
+      <Description xsi:nil="true"/>
+    </Image>
+    <_ip_UnifiedCompliancePolicyProperties xmlns="http://schemas.microsoft.com/sharepoint/v3" xsi:nil="true"/>
+    <ImageTagsTaxHTField xmlns="71af3243-3dd4-4a8d-8c0d-dd76da1f02a5">
+      <Terms xmlns="http://schemas.microsoft.com/office/infopath/2007/PartnerControls"/>
+    </ImageTagsTaxHTField>
+    <TaxCatchAll xmlns="230e9df3-be65-4c73-a93b-d1236ebd677e" xsi:nil="true"/>
+    <MediaServiceKeyPoints xmlns="71af3243-3dd4-4a8d-8c0d-dd76da1f02a5" xsi:nil="true"/>
+  </documentManagement>
+</p:properties>
 </file>
 
 <file path=customXml/itemProps1.xml><?xml version="1.0" encoding="utf-8"?>
-<ds:datastoreItem xmlns:ds="http://schemas.openxmlformats.org/officeDocument/2006/customXml" ds:itemID="{C2D76B08-176C-4BDB-90D6-0C430F180BB8}">
+<ds:datastoreItem xmlns:ds="http://schemas.openxmlformats.org/officeDocument/2006/customXml" ds:itemID="{324330ED-517D-44B3-A43E-15DF31B51B6D}">
   <ds:schemaRefs/>
 </ds:datastoreItem>
 </file>
@@ -9740,7 +10053,7 @@
 </file>
 
 <file path=customXml/itemProps3.xml><?xml version="1.0" encoding="utf-8"?>
-<ds:datastoreItem xmlns:ds="http://schemas.openxmlformats.org/officeDocument/2006/customXml" ds:itemID="{324330ED-517D-44B3-A43E-15DF31B51B6D}">
+<ds:datastoreItem xmlns:ds="http://schemas.openxmlformats.org/officeDocument/2006/customXml" ds:itemID="{C2D76B08-176C-4BDB-90D6-0C430F180BB8}">
   <ds:schemaRefs/>
 </ds:datastoreItem>
 </file>